--- a/260910.docx
+++ b/260910.docx
@@ -17,6 +17,67 @@
       <w:r>
         <w:t>10-09-2026</w:t>
       </w:r>
+    </w:p>
+    <w:p>
+      <w:pPr>
+        <w:pStyle w:val="ac"/>
+      </w:pPr>
+      <w:r>
+        <w:t xml:space="preserve">Я пересдаю это задание второй раз чему я </w:t>
+      </w:r>
+      <w:r>
+        <w:rPr>
+          <w:b/>
+          <w:bCs/>
+        </w:rPr>
+        <w:t>ОЧЕНЬ</w:t>
+      </w:r>
+      <w:r>
+        <w:t xml:space="preserve"> </w:t>
+      </w:r>
+      <w:proofErr w:type="gramStart"/>
+      <w:r>
+        <w:t>не рад</w:t>
+      </w:r>
+      <w:proofErr w:type="gramEnd"/>
+      <w:r>
+        <w:t>! Причинами пересдачи является отсутствие «пояснений». АЛООО КАКИЕ ПОЯСНЕНИЯ ТУТ НЕЧЕГО ПОЯСНЯТЬ.</w:t>
+      </w:r>
+      <w:r>
+        <w:br/>
+      </w:r>
+      <w:r>
+        <w:br/>
+        <w:t>Так что сейчас я буду высасывать всё из пальца, объясняя вещи которые ПРОСТО НЕ ТРЕБУЮТ ОБЪЯСНЕНИЙ.</w:t>
+      </w:r>
+    </w:p>
+    <w:p>
+      <w:pPr>
+        <w:pStyle w:val="ac"/>
+      </w:pPr>
+    </w:p>
+    <w:p>
+      <w:pPr>
+        <w:pStyle w:val="ac"/>
+      </w:pPr>
+      <w:r>
+        <w:t xml:space="preserve">И я надеюсь, Анита Эдуардовна, что вы </w:t>
+      </w:r>
+      <w:r>
+        <w:rPr>
+          <w:b/>
+          <w:bCs/>
+        </w:rPr>
+        <w:t>ПРОЧТЁТЕ ВСЁ</w:t>
+      </w:r>
+      <w:r>
+        <w:t>!</w:t>
+      </w:r>
+    </w:p>
+    <w:p>
+      <w:pPr>
+        <w:pStyle w:val="ac"/>
+      </w:pPr>
     </w:p>
     <w:p>
       <w:pPr>
@@ -55,6 +116,27 @@
     <w:p>
       <w:pPr>
         <w:pStyle w:val="ac"/>
+      </w:pPr>
+    </w:p>
+    <w:p>
+      <w:pPr>
+        <w:pStyle w:val="ac"/>
+        <w:pBdr>
+          <w:left w:val="single" w:sz="4" w:space="4" w:color="auto"/>
+        </w:pBdr>
+      </w:pPr>
+      <w:r>
+        <w:t>Компьютеры не понимают обычную человеческую речь. На самом глубоком уровне они работают только с электрическими сигналами, которые превращаются в двоичный код из нулей и единиц. Писать программы из одних нулей и единиц человеку слишком сложно. Языки программирования выступают понятным мостом между людьми и техникой.</w:t>
+      </w:r>
+    </w:p>
+    <w:p>
+      <w:pPr>
+        <w:pStyle w:val="ac"/>
+      </w:pPr>
+    </w:p>
+    <w:p>
+      <w:pPr>
+        <w:pStyle w:val="ac"/>
         <w:numPr>
           <w:ilvl w:val="0"/>
           <w:numId w:val="29"/>
@@ -97,12 +179,116 @@
     <w:p>
       <w:pPr>
         <w:pStyle w:val="ac"/>
+      </w:pPr>
+    </w:p>
+    <w:p>
+      <w:pPr>
+        <w:pStyle w:val="ac"/>
+        <w:numPr>
+          <w:ilvl w:val="0"/>
+          <w:numId w:val="34"/>
+        </w:numPr>
+        <w:pBdr>
+          <w:left w:val="single" w:sz="4" w:space="4" w:color="auto"/>
+        </w:pBdr>
+      </w:pPr>
+      <w:r>
+        <w:rPr>
+          <w:b/>
+          <w:bCs/>
+        </w:rPr>
+        <w:t>Назначение:</w:t>
+      </w:r>
+      <w:r>
+        <w:t xml:space="preserve"> Язык программирования передает точные команды и данные машине. Естественный язык служит для выражения мыслей, эмоций и обмена информацией между людьми.</w:t>
+      </w:r>
+    </w:p>
+    <w:p>
+      <w:pPr>
+        <w:pStyle w:val="ac"/>
+        <w:numPr>
+          <w:ilvl w:val="0"/>
+          <w:numId w:val="34"/>
+        </w:numPr>
+        <w:pBdr>
+          <w:left w:val="single" w:sz="4" w:space="4" w:color="auto"/>
+        </w:pBdr>
+      </w:pPr>
+      <w:r>
+        <w:rPr>
+          <w:b/>
+          <w:bCs/>
+        </w:rPr>
+        <w:t>Строгость правил:</w:t>
+      </w:r>
+      <w:r>
+        <w:t xml:space="preserve"> В языках программирования строгий синтаксис и однозначная семантика (смысл). Ошибка в одной запятой или букве приведет к сбою программы. В естественном языке допустимы метафоры, сленг, опечатки и двоякий смысл, но люди всё равно поймут друг друга.</w:t>
+      </w:r>
+    </w:p>
+    <w:p>
+      <w:pPr>
+        <w:pStyle w:val="ac"/>
+        <w:numPr>
+          <w:ilvl w:val="0"/>
+          <w:numId w:val="34"/>
+        </w:numPr>
+        <w:pBdr>
+          <w:left w:val="single" w:sz="4" w:space="4" w:color="auto"/>
+        </w:pBdr>
+      </w:pPr>
+      <w:r>
+        <w:rPr>
+          <w:b/>
+          <w:bCs/>
+        </w:rPr>
+        <w:t>Происхождение:</w:t>
+      </w:r>
+      <w:r>
+        <w:t xml:space="preserve"> Языки программирования искусственно созданы людьми для работы с техникой. Естественные языки (русский, английский и др.) формировались исторически и эволюционировали вместе с обществами. </w:t>
+      </w:r>
+    </w:p>
+    <w:p>
+      <w:pPr>
+        <w:pStyle w:val="ac"/>
+        <w:numPr>
+          <w:ilvl w:val="0"/>
+          <w:numId w:val="34"/>
+        </w:numPr>
+        <w:pBdr>
+          <w:left w:val="single" w:sz="4" w:space="4" w:color="auto"/>
+        </w:pBdr>
+      </w:pPr>
+      <w:r>
+        <w:rPr>
+          <w:b/>
+          <w:bCs/>
+        </w:rPr>
+        <w:t>Развитие:</w:t>
+      </w:r>
+      <w:r>
+        <w:t xml:space="preserve"> Естественный язык постоянно меняется, в него добавляются новые слова. Язык программирования меняется только по воле его создателей или стандартизирующих комитетов.</w:t>
+      </w:r>
+    </w:p>
+    <w:p>
+      <w:pPr>
+        <w:pStyle w:val="ac"/>
+      </w:pPr>
+    </w:p>
+    <w:p>
+      <w:pPr>
+        <w:pStyle w:val="ac"/>
+      </w:pPr>
+    </w:p>
+    <w:p>
+      <w:pPr>
+        <w:pStyle w:val="ac"/>
         <w:numPr>
           <w:ilvl w:val="0"/>
           <w:numId w:val="29"/>
         </w:numPr>
       </w:pPr>
       <w:r>
+        <w:lastRenderedPageBreak/>
         <w:t>Какое из перечисленных утверждений верно для языков четвертого поколения?</w:t>
       </w:r>
       <w:r>
@@ -131,6 +317,82 @@
     <w:p>
       <w:pPr>
         <w:pStyle w:val="ac"/>
+      </w:pPr>
+    </w:p>
+    <w:p>
+      <w:pPr>
+        <w:pStyle w:val="ac"/>
+        <w:numPr>
+          <w:ilvl w:val="0"/>
+          <w:numId w:val="33"/>
+        </w:numPr>
+        <w:pBdr>
+          <w:left w:val="single" w:sz="4" w:space="4" w:color="auto"/>
+        </w:pBdr>
+      </w:pPr>
+      <w:r>
+        <w:rPr>
+          <w:b/>
+          <w:bCs/>
+        </w:rPr>
+        <w:t>А</w:t>
+      </w:r>
+      <w:r>
+        <w:t xml:space="preserve"> — это языки второго поколения (ассемблеры).</w:t>
+      </w:r>
+    </w:p>
+    <w:p>
+      <w:pPr>
+        <w:pStyle w:val="ac"/>
+        <w:numPr>
+          <w:ilvl w:val="0"/>
+          <w:numId w:val="33"/>
+        </w:numPr>
+        <w:pBdr>
+          <w:left w:val="single" w:sz="4" w:space="4" w:color="auto"/>
+        </w:pBdr>
+      </w:pPr>
+      <w:r>
+        <w:rPr>
+          <w:b/>
+          <w:bCs/>
+        </w:rPr>
+        <w:t>В</w:t>
+      </w:r>
+      <w:r>
+        <w:t xml:space="preserve"> — это языки первого поколения (машинные коды).</w:t>
+      </w:r>
+    </w:p>
+    <w:p>
+      <w:pPr>
+        <w:pStyle w:val="ac"/>
+        <w:numPr>
+          <w:ilvl w:val="0"/>
+          <w:numId w:val="33"/>
+        </w:numPr>
+        <w:pBdr>
+          <w:left w:val="single" w:sz="4" w:space="4" w:color="auto"/>
+        </w:pBdr>
+      </w:pPr>
+      <w:r>
+        <w:rPr>
+          <w:b/>
+          <w:bCs/>
+        </w:rPr>
+        <w:t>Г</w:t>
+      </w:r>
+      <w:r>
+        <w:t xml:space="preserve"> — в 1940-х годах появились языки первого поколения; языки четвертого поколения (4GL), такие как SQL, начали активно развиваться с 1970–1980-х годов.</w:t>
+      </w:r>
+    </w:p>
+    <w:p>
+      <w:pPr>
+        <w:pStyle w:val="ac"/>
+      </w:pPr>
+    </w:p>
+    <w:p>
+      <w:pPr>
+        <w:pStyle w:val="ac"/>
         <w:numPr>
           <w:ilvl w:val="0"/>
           <w:numId w:val="29"/>
@@ -166,6 +428,113 @@
         <w:br/>
         <w:t>Г) Двоичный код</w:t>
       </w:r>
+    </w:p>
+    <w:p>
+      <w:pPr>
+        <w:pStyle w:val="ac"/>
+      </w:pPr>
+    </w:p>
+    <w:p>
+      <w:pPr>
+        <w:pStyle w:val="ac"/>
+        <w:numPr>
+          <w:ilvl w:val="0"/>
+          <w:numId w:val="32"/>
+        </w:numPr>
+        <w:pBdr>
+          <w:left w:val="single" w:sz="4" w:space="4" w:color="auto"/>
+        </w:pBdr>
+      </w:pPr>
+      <w:r>
+        <w:rPr>
+          <w:b/>
+          <w:bCs/>
+        </w:rPr>
+        <w:t xml:space="preserve">А) </w:t>
+      </w:r>
+      <w:proofErr w:type="spellStart"/>
+      <w:r>
+        <w:rPr>
+          <w:b/>
+          <w:bCs/>
+        </w:rPr>
+        <w:t>Assembler</w:t>
+      </w:r>
+      <w:proofErr w:type="spellEnd"/>
+      <w:r>
+        <w:t xml:space="preserve"> — это язык низкого уровня, который работает напрямую с аппаратным обеспечением процессора.</w:t>
+      </w:r>
+    </w:p>
+    <w:p>
+      <w:pPr>
+        <w:pStyle w:val="ac"/>
+        <w:numPr>
+          <w:ilvl w:val="0"/>
+          <w:numId w:val="32"/>
+        </w:numPr>
+        <w:pBdr>
+          <w:left w:val="single" w:sz="4" w:space="4" w:color="auto"/>
+        </w:pBdr>
+      </w:pPr>
+      <w:r>
+        <w:rPr>
+          <w:b/>
+          <w:bCs/>
+        </w:rPr>
+        <w:t>Б) Машинный код</w:t>
+      </w:r>
+      <w:r>
+        <w:t xml:space="preserve"> — это двоичный набор инструкций, понятный непосредственно процессору компьютера (низший уровень).</w:t>
+      </w:r>
+    </w:p>
+    <w:p>
+      <w:pPr>
+        <w:pStyle w:val="ac"/>
+        <w:numPr>
+          <w:ilvl w:val="0"/>
+          <w:numId w:val="32"/>
+        </w:numPr>
+        <w:pBdr>
+          <w:left w:val="single" w:sz="4" w:space="4" w:color="auto"/>
+        </w:pBdr>
+      </w:pPr>
+      <w:r>
+        <w:rPr>
+          <w:b/>
+          <w:bCs/>
+        </w:rPr>
+        <w:t>В) Python</w:t>
+      </w:r>
+      <w:r>
+        <w:t xml:space="preserve"> — это высокоуровневый язык программирования с синтаксисом, близким к английскому языку.</w:t>
+      </w:r>
+    </w:p>
+    <w:p>
+      <w:pPr>
+        <w:pStyle w:val="ac"/>
+        <w:numPr>
+          <w:ilvl w:val="0"/>
+          <w:numId w:val="32"/>
+        </w:numPr>
+        <w:pBdr>
+          <w:left w:val="single" w:sz="4" w:space="4" w:color="auto"/>
+        </w:pBdr>
+      </w:pPr>
+      <w:r>
+        <w:rPr>
+          <w:b/>
+          <w:bCs/>
+        </w:rPr>
+        <w:t>Г) Двоичный код</w:t>
+      </w:r>
+      <w:r>
+        <w:t xml:space="preserve"> — это форма представления данных и машинных инструкций в виде нулей и единиц</w:t>
+      </w:r>
+    </w:p>
+    <w:p>
+      <w:pPr>
+        <w:pStyle w:val="ac"/>
+      </w:pPr>
     </w:p>
     <w:p>
       <w:pPr>
@@ -180,7 +549,10 @@
         </w:rPr>
       </w:pPr>
       <w:r>
-        <w:t>Какая парадигма программирования предполагает описание программы как набора</w:t>
+        <w:t>Какая парадигма</w:t>
+      </w:r>
+      <w:r>
+        <w:t xml:space="preserve"> программирования предполагает описание программы как набора</w:t>
       </w:r>
       <w:r>
         <w:br/>
@@ -212,12 +584,123 @@
     <w:p>
       <w:pPr>
         <w:pStyle w:val="ac"/>
+        <w:rPr>
+          <w:u w:val="single"/>
+        </w:rPr>
+      </w:pPr>
+    </w:p>
+    <w:p>
+      <w:pPr>
+        <w:pStyle w:val="ac"/>
+        <w:numPr>
+          <w:ilvl w:val="0"/>
+          <w:numId w:val="35"/>
+        </w:numPr>
+        <w:pBdr>
+          <w:left w:val="single" w:sz="4" w:space="4" w:color="auto"/>
+        </w:pBdr>
+      </w:pPr>
+      <w:r>
+        <w:rPr>
+          <w:b/>
+          <w:bCs/>
+        </w:rPr>
+        <w:t>Объектно-ориентированное программирование (ООП)</w:t>
+      </w:r>
+      <w:r>
+        <w:t xml:space="preserve"> рассматривает программу как совокупность объектов, которые содержат данные (состояние) и методы (поведение) для работы с ними.</w:t>
+      </w:r>
+    </w:p>
+    <w:p>
+      <w:pPr>
+        <w:pStyle w:val="ac"/>
+        <w:numPr>
+          <w:ilvl w:val="0"/>
+          <w:numId w:val="35"/>
+        </w:numPr>
+        <w:pBdr>
+          <w:left w:val="single" w:sz="4" w:space="4" w:color="auto"/>
+        </w:pBdr>
+      </w:pPr>
+      <w:r>
+        <w:rPr>
+          <w:b/>
+          <w:bCs/>
+        </w:rPr>
+        <w:t>Процедурная</w:t>
+      </w:r>
+      <w:r>
+        <w:t xml:space="preserve"> парадигма использует последовательность процедур или функций.</w:t>
+      </w:r>
+    </w:p>
+    <w:p>
+      <w:pPr>
+        <w:pStyle w:val="ac"/>
+        <w:numPr>
+          <w:ilvl w:val="0"/>
+          <w:numId w:val="35"/>
+        </w:numPr>
+        <w:pBdr>
+          <w:left w:val="single" w:sz="4" w:space="4" w:color="auto"/>
+        </w:pBdr>
+      </w:pPr>
+      <w:r>
+        <w:rPr>
+          <w:b/>
+          <w:bCs/>
+        </w:rPr>
+        <w:t>Функциональная</w:t>
+      </w:r>
+      <w:r>
+        <w:t xml:space="preserve"> парадигма строит программу на вычислении математических функций.</w:t>
+      </w:r>
+    </w:p>
+    <w:p>
+      <w:pPr>
+        <w:pStyle w:val="ac"/>
+        <w:numPr>
+          <w:ilvl w:val="0"/>
+          <w:numId w:val="35"/>
+        </w:numPr>
+        <w:pBdr>
+          <w:left w:val="single" w:sz="4" w:space="4" w:color="auto"/>
+        </w:pBdr>
+      </w:pPr>
+      <w:r>
+        <w:rPr>
+          <w:b/>
+          <w:bCs/>
+        </w:rPr>
+        <w:t>Логическая</w:t>
+      </w:r>
+      <w:r>
+        <w:t xml:space="preserve"> парадигма основана на логике предикатов и фактах с правилами.</w:t>
+      </w:r>
+    </w:p>
+    <w:p>
+      <w:pPr>
+        <w:rPr>
+          <w:sz w:val="18"/>
+          <w:u w:val="single"/>
+        </w:rPr>
+      </w:pPr>
+      <w:r>
+        <w:rPr>
+          <w:u w:val="single"/>
+        </w:rPr>
+        <w:br w:type="page"/>
+      </w:r>
+    </w:p>
+    <w:p>
+      <w:pPr>
+        <w:pStyle w:val="ac"/>
         <w:numPr>
           <w:ilvl w:val="0"/>
           <w:numId w:val="29"/>
         </w:numPr>
       </w:pPr>
       <w:r>
+        <w:lastRenderedPageBreak/>
         <w:t>Какой язык был создан для работы с реляционными базами данных и не является</w:t>
       </w:r>
       <w:r>
@@ -250,6 +733,60 @@
     <w:p>
       <w:pPr>
         <w:pStyle w:val="ac"/>
+      </w:pPr>
+    </w:p>
+    <w:p>
+      <w:pPr>
+        <w:pStyle w:val="ac"/>
+        <w:pBdr>
+          <w:left w:val="single" w:sz="4" w:space="4" w:color="auto"/>
+        </w:pBdr>
+      </w:pPr>
+      <w:r>
+        <w:rPr>
+          <w:b/>
+          <w:bCs/>
+        </w:rPr>
+        <w:t>SQL</w:t>
+      </w:r>
+      <w:r>
+        <w:t xml:space="preserve"> (</w:t>
+      </w:r>
+      <w:proofErr w:type="spellStart"/>
+      <w:r>
+        <w:t>Structured</w:t>
+      </w:r>
+      <w:proofErr w:type="spellEnd"/>
+      <w:r>
+        <w:t xml:space="preserve"> </w:t>
+      </w:r>
+      <w:proofErr w:type="spellStart"/>
+      <w:r>
+        <w:t>Query</w:t>
+      </w:r>
+      <w:proofErr w:type="spellEnd"/>
+      <w:r>
+        <w:t xml:space="preserve"> Language) — это специализированный язык декларативного программирования, созданный исключительно для управления, модификации и выборки данных из </w:t>
+      </w:r>
+      <w:r>
+        <w:rPr>
+          <w:b/>
+          <w:bCs/>
+        </w:rPr>
+        <w:t>реляционных баз данных</w:t>
+      </w:r>
+      <w:r>
+        <w:t>. В отличие от Python, Java и C++, он не используется для написания обычных программ или приложений, поэтому не является языком общего назначения.</w:t>
+      </w:r>
+    </w:p>
+    <w:p>
+      <w:pPr>
+        <w:pStyle w:val="ac"/>
+      </w:pPr>
+    </w:p>
+    <w:p>
+      <w:pPr>
+        <w:pStyle w:val="ac"/>
         <w:numPr>
           <w:ilvl w:val="0"/>
           <w:numId w:val="29"/>
@@ -284,13 +821,64 @@
     <w:p>
       <w:pPr>
         <w:pStyle w:val="ac"/>
+      </w:pPr>
+    </w:p>
+    <w:p>
+      <w:pPr>
+        <w:pStyle w:val="ac"/>
+        <w:pBdr>
+          <w:left w:val="single" w:sz="4" w:space="4" w:color="auto"/>
+        </w:pBdr>
+      </w:pPr>
+      <w:r>
+        <w:rPr>
+          <w:b/>
+          <w:bCs/>
+        </w:rPr>
+        <w:t>SQL</w:t>
+      </w:r>
+      <w:r>
+        <w:t xml:space="preserve"> (</w:t>
+      </w:r>
+      <w:proofErr w:type="spellStart"/>
+      <w:r>
+        <w:t>Structured</w:t>
+      </w:r>
+      <w:proofErr w:type="spellEnd"/>
+      <w:r>
+        <w:t xml:space="preserve"> </w:t>
+      </w:r>
+      <w:proofErr w:type="spellStart"/>
+      <w:r>
+        <w:t>Query</w:t>
+      </w:r>
+      <w:proofErr w:type="spellEnd"/>
+      <w:r>
+        <w:t xml:space="preserve"> Language) — это специализированный язык программирования, который применяется для создания, модификации и управления данными в реляционных базах данных (таких как MySQL, </w:t>
+      </w:r>
+      <w:proofErr w:type="spellStart"/>
+      <w:r>
+        <w:t>PostgreSQL</w:t>
+      </w:r>
+      <w:proofErr w:type="spellEnd"/>
+      <w:r>
+        <w:t>, Oracle).</w:t>
+      </w:r>
+    </w:p>
+    <w:p>
+      <w:pPr>
+        <w:pStyle w:val="ac"/>
+      </w:pPr>
+    </w:p>
+    <w:p>
+      <w:pPr>
+        <w:pStyle w:val="ac"/>
         <w:numPr>
           <w:ilvl w:val="0"/>
           <w:numId w:val="29"/>
         </w:numPr>
       </w:pPr>
       <w:r>
-        <w:lastRenderedPageBreak/>
         <w:t>Чем отличаются языки низкого уровня от языков высокого уровня?</w:t>
       </w:r>
       <w:r>
@@ -319,6 +907,82 @@
     <w:p>
       <w:pPr>
         <w:pStyle w:val="ac"/>
+      </w:pPr>
+    </w:p>
+    <w:p>
+      <w:pPr>
+        <w:pStyle w:val="ac"/>
+        <w:numPr>
+          <w:ilvl w:val="0"/>
+          <w:numId w:val="36"/>
+        </w:numPr>
+        <w:pBdr>
+          <w:left w:val="single" w:sz="4" w:space="4" w:color="auto"/>
+        </w:pBdr>
+      </w:pPr>
+      <w:r>
+        <w:rPr>
+          <w:b/>
+          <w:bCs/>
+        </w:rPr>
+        <w:t>Близость к железу:</w:t>
+      </w:r>
+      <w:r>
+        <w:t xml:space="preserve"> Языки низкого уровня (например, ассемблер) напрямую работают с командами процессора и памятью компьютера.</w:t>
+      </w:r>
+    </w:p>
+    <w:p>
+      <w:pPr>
+        <w:pStyle w:val="ac"/>
+        <w:numPr>
+          <w:ilvl w:val="0"/>
+          <w:numId w:val="36"/>
+        </w:numPr>
+        <w:pBdr>
+          <w:left w:val="single" w:sz="4" w:space="4" w:color="auto"/>
+        </w:pBdr>
+      </w:pPr>
+      <w:r>
+        <w:rPr>
+          <w:b/>
+          <w:bCs/>
+        </w:rPr>
+        <w:t>Скорость:</w:t>
+      </w:r>
+      <w:r>
+        <w:t xml:space="preserve"> Код на таких языках выполняется быстрее, так как не требует сложных преобразований.</w:t>
+      </w:r>
+    </w:p>
+    <w:p>
+      <w:pPr>
+        <w:pStyle w:val="ac"/>
+        <w:numPr>
+          <w:ilvl w:val="0"/>
+          <w:numId w:val="36"/>
+        </w:numPr>
+        <w:pBdr>
+          <w:left w:val="single" w:sz="4" w:space="4" w:color="auto"/>
+        </w:pBdr>
+      </w:pPr>
+      <w:r>
+        <w:rPr>
+          <w:b/>
+          <w:bCs/>
+        </w:rPr>
+        <w:t>Остальные варианты неверны:</w:t>
+      </w:r>
+      <w:r>
+        <w:t xml:space="preserve"> Программы на языках высокого уровня легче изучать, проще и быстрее разрабатывать, а также они обладают лучшей переносимостью между разными устройствами</w:t>
+      </w:r>
+    </w:p>
+    <w:p>
+      <w:pPr>
+        <w:pStyle w:val="ac"/>
+      </w:pPr>
+    </w:p>
+    <w:p>
+      <w:pPr>
+        <w:pStyle w:val="ac"/>
         <w:numPr>
           <w:ilvl w:val="0"/>
           <w:numId w:val="29"/>
@@ -352,6 +1016,98 @@
     </w:p>
     <w:p>
       <w:pPr>
+        <w:rPr>
+          <w:sz w:val="18"/>
+        </w:rPr>
+      </w:pPr>
+      <w:r>
+        <w:br w:type="page"/>
+      </w:r>
+    </w:p>
+    <w:p>
+      <w:pPr>
+        <w:pStyle w:val="ac"/>
+        <w:numPr>
+          <w:ilvl w:val="0"/>
+          <w:numId w:val="37"/>
+        </w:numPr>
+        <w:pBdr>
+          <w:left w:val="single" w:sz="4" w:space="4" w:color="auto"/>
+        </w:pBdr>
+      </w:pPr>
+      <w:r>
+        <w:rPr>
+          <w:b/>
+          <w:bCs/>
+        </w:rPr>
+        <w:lastRenderedPageBreak/>
+        <w:t>Декларативный подход:</w:t>
+      </w:r>
+      <w:r>
+        <w:t xml:space="preserve"> Вы задаете конечную цель или спецификацию задачи, а система сама определяет, как именно её выполнить.</w:t>
+      </w:r>
+    </w:p>
+    <w:p>
+      <w:pPr>
+        <w:pStyle w:val="ac"/>
+        <w:numPr>
+          <w:ilvl w:val="0"/>
+          <w:numId w:val="37"/>
+        </w:numPr>
+        <w:pBdr>
+          <w:left w:val="single" w:sz="4" w:space="4" w:color="auto"/>
+        </w:pBdr>
+      </w:pPr>
+      <w:r>
+        <w:rPr>
+          <w:b/>
+          <w:bCs/>
+        </w:rPr>
+        <w:t>Примеры:</w:t>
+      </w:r>
+      <w:r>
+        <w:t xml:space="preserve"> Языки запросов вроде SQL, разметка HTML или стили CSS.</w:t>
+      </w:r>
+    </w:p>
+    <w:p>
+      <w:pPr>
+        <w:pStyle w:val="ac"/>
+        <w:numPr>
+          <w:ilvl w:val="0"/>
+          <w:numId w:val="37"/>
+        </w:numPr>
+        <w:pBdr>
+          <w:left w:val="single" w:sz="4" w:space="4" w:color="auto"/>
+        </w:pBdr>
+      </w:pPr>
+      <w:r>
+        <w:rPr>
+          <w:b/>
+          <w:bCs/>
+        </w:rPr>
+        <w:t>Противоположность (А):</w:t>
+      </w:r>
+      <w:r>
+        <w:t xml:space="preserve"> Описание пошагового алгоритма — это суть </w:t>
+      </w:r>
+      <w:r>
+        <w:rPr>
+          <w:b/>
+          <w:bCs/>
+        </w:rPr>
+        <w:t>императивного</w:t>
+      </w:r>
+      <w:r>
+        <w:t xml:space="preserve"> программирования.</w:t>
+      </w:r>
+    </w:p>
+    <w:p>
+      <w:pPr>
+        <w:pStyle w:val="ac"/>
+      </w:pPr>
+    </w:p>
+    <w:p>
+      <w:pPr>
         <w:pStyle w:val="ac"/>
         <w:numPr>
           <w:ilvl w:val="0"/>
@@ -392,6 +1148,105 @@
     <w:p>
       <w:pPr>
         <w:pStyle w:val="ac"/>
+      </w:pPr>
+    </w:p>
+    <w:p>
+      <w:pPr>
+        <w:pStyle w:val="ac"/>
+      </w:pPr>
+      <w:r>
+        <w:t>Синтаксис задает форму написания кода, определяя, как именно должны комбинироваться символы, слова и знаки препинания, чтобы компьютер понял программу.</w:t>
+      </w:r>
+    </w:p>
+    <w:p>
+      <w:pPr>
+        <w:pStyle w:val="ac"/>
+      </w:pPr>
+    </w:p>
+    <w:p>
+      <w:pPr>
+        <w:pStyle w:val="ac"/>
+        <w:numPr>
+          <w:ilvl w:val="0"/>
+          <w:numId w:val="39"/>
+        </w:numPr>
+        <w:pBdr>
+          <w:left w:val="single" w:sz="4" w:space="4" w:color="auto"/>
+        </w:pBdr>
+      </w:pPr>
+      <w:r>
+        <w:rPr>
+          <w:b/>
+          <w:bCs/>
+        </w:rPr>
+        <w:t>Смысловое значение</w:t>
+      </w:r>
+      <w:r>
+        <w:t xml:space="preserve"> (вариант А) — это </w:t>
+      </w:r>
+      <w:r>
+        <w:rPr>
+          <w:b/>
+          <w:bCs/>
+        </w:rPr>
+        <w:t>семантика</w:t>
+      </w:r>
+      <w:r>
+        <w:t xml:space="preserve"> языка.</w:t>
+      </w:r>
+    </w:p>
+    <w:p>
+      <w:pPr>
+        <w:pStyle w:val="ac"/>
+        <w:numPr>
+          <w:ilvl w:val="0"/>
+          <w:numId w:val="39"/>
+        </w:numPr>
+        <w:pBdr>
+          <w:left w:val="single" w:sz="4" w:space="4" w:color="auto"/>
+        </w:pBdr>
+      </w:pPr>
+      <w:r>
+        <w:rPr>
+          <w:b/>
+          <w:bCs/>
+        </w:rPr>
+        <w:t>Документация</w:t>
+      </w:r>
+      <w:r>
+        <w:t xml:space="preserve"> (вариант В) — это справочное руководство по использованию языка и его библиотек.</w:t>
+      </w:r>
+    </w:p>
+    <w:p>
+      <w:pPr>
+        <w:pStyle w:val="ac"/>
+        <w:numPr>
+          <w:ilvl w:val="0"/>
+          <w:numId w:val="39"/>
+        </w:numPr>
+        <w:pBdr>
+          <w:left w:val="single" w:sz="4" w:space="4" w:color="auto"/>
+        </w:pBdr>
+      </w:pPr>
+      <w:r>
+        <w:rPr>
+          <w:b/>
+          <w:bCs/>
+        </w:rPr>
+        <w:t>Скорость</w:t>
+      </w:r>
+      <w:r>
+        <w:t xml:space="preserve"> (вариант Г) зависит от оптимизации кода, алгоритмов и компилятора, а не от свода правил записи.</w:t>
+      </w:r>
+    </w:p>
+    <w:p>
+      <w:pPr>
+        <w:pStyle w:val="ac"/>
+      </w:pPr>
+    </w:p>
+    <w:p>
+      <w:pPr>
+        <w:pStyle w:val="ac"/>
         <w:numPr>
           <w:ilvl w:val="0"/>
           <w:numId w:val="29"/>
@@ -426,6 +1281,106 @@
     <w:p>
       <w:pPr>
         <w:pStyle w:val="ac"/>
+        <w:rPr>
+          <w:b/>
+          <w:bCs/>
+        </w:rPr>
+      </w:pPr>
+    </w:p>
+    <w:p>
+      <w:pPr>
+        <w:pStyle w:val="ac"/>
+        <w:numPr>
+          <w:ilvl w:val="0"/>
+          <w:numId w:val="43"/>
+        </w:numPr>
+        <w:pBdr>
+          <w:left w:val="single" w:sz="4" w:space="4" w:color="auto"/>
+        </w:pBdr>
+      </w:pPr>
+      <w:r>
+        <w:rPr>
+          <w:b/>
+          <w:bCs/>
+        </w:rPr>
+        <w:t>Текстовый редактор</w:t>
+      </w:r>
+      <w:r>
+        <w:t xml:space="preserve"> — для написания и редактирования исходного кода (часто с подсветкой синтаксиса и автодополнением).</w:t>
+      </w:r>
+    </w:p>
+    <w:p>
+      <w:pPr>
+        <w:pStyle w:val="ac"/>
+        <w:numPr>
+          <w:ilvl w:val="0"/>
+          <w:numId w:val="43"/>
+        </w:numPr>
+        <w:pBdr>
+          <w:left w:val="single" w:sz="4" w:space="4" w:color="auto"/>
+        </w:pBdr>
+      </w:pPr>
+      <w:r>
+        <w:rPr>
+          <w:b/>
+          <w:bCs/>
+        </w:rPr>
+        <w:t>Компилятор или интерпретатор</w:t>
+      </w:r>
+      <w:r>
+        <w:t xml:space="preserve"> — для перевода написанного кода в машинный язык, понятный компьютеру, и запуска программы.</w:t>
+      </w:r>
+    </w:p>
+    <w:p>
+      <w:pPr>
+        <w:pStyle w:val="ac"/>
+        <w:numPr>
+          <w:ilvl w:val="0"/>
+          <w:numId w:val="43"/>
+        </w:numPr>
+        <w:pBdr>
+          <w:left w:val="single" w:sz="4" w:space="4" w:color="auto"/>
+        </w:pBdr>
+        <w:rPr>
+          <w:b/>
+          <w:bCs/>
+        </w:rPr>
+      </w:pPr>
+      <w:r>
+        <w:rPr>
+          <w:b/>
+          <w:bCs/>
+        </w:rPr>
+        <w:t>Отладчик (</w:t>
+      </w:r>
+      <w:proofErr w:type="spellStart"/>
+      <w:r>
+        <w:rPr>
+          <w:b/>
+          <w:bCs/>
+        </w:rPr>
+        <w:t>дебаггер</w:t>
+      </w:r>
+      <w:proofErr w:type="spellEnd"/>
+      <w:r>
+        <w:rPr>
+          <w:b/>
+          <w:bCs/>
+        </w:rPr>
+        <w:t>)</w:t>
+      </w:r>
+      <w:r>
+        <w:t xml:space="preserve"> — для поиска и исправления ошибок в коде путем его пошагового выполнения и отслеживания значений переменных.</w:t>
+      </w:r>
+    </w:p>
+    <w:p>
+      <w:pPr>
+        <w:pStyle w:val="ac"/>
+      </w:pPr>
+    </w:p>
+    <w:p>
+      <w:pPr>
+        <w:pStyle w:val="ac"/>
         <w:numPr>
           <w:ilvl w:val="0"/>
           <w:numId w:val="29"/>
@@ -460,6 +1415,99 @@
     <w:p>
       <w:pPr>
         <w:pStyle w:val="ac"/>
+      </w:pPr>
+    </w:p>
+    <w:p>
+      <w:pPr>
+        <w:pStyle w:val="ac"/>
+        <w:numPr>
+          <w:ilvl w:val="0"/>
+          <w:numId w:val="43"/>
+        </w:numPr>
+        <w:pBdr>
+          <w:left w:val="single" w:sz="4" w:space="4" w:color="auto"/>
+        </w:pBdr>
+      </w:pPr>
+      <w:r>
+        <w:rPr>
+          <w:b/>
+          <w:bCs/>
+        </w:rPr>
+        <w:t>Текстовый редактор</w:t>
+      </w:r>
+      <w:r>
+        <w:t xml:space="preserve"> — для написания и редактирования исходного кода (часто с подсветкой синтаксиса и автодополнением).</w:t>
+      </w:r>
+    </w:p>
+    <w:p>
+      <w:pPr>
+        <w:pStyle w:val="ac"/>
+        <w:numPr>
+          <w:ilvl w:val="0"/>
+          <w:numId w:val="43"/>
+        </w:numPr>
+        <w:pBdr>
+          <w:left w:val="single" w:sz="4" w:space="4" w:color="auto"/>
+        </w:pBdr>
+      </w:pPr>
+      <w:r>
+        <w:rPr>
+          <w:b/>
+          <w:bCs/>
+        </w:rPr>
+        <w:t>Компилятор или интерпретатор</w:t>
+      </w:r>
+      <w:r>
+        <w:t xml:space="preserve"> — для перевода написанного кода в машинный язык, понятный компьютеру, и запуска программы.</w:t>
+      </w:r>
+    </w:p>
+    <w:p>
+      <w:pPr>
+        <w:pStyle w:val="ac"/>
+        <w:numPr>
+          <w:ilvl w:val="0"/>
+          <w:numId w:val="43"/>
+        </w:numPr>
+        <w:pBdr>
+          <w:left w:val="single" w:sz="4" w:space="4" w:color="auto"/>
+        </w:pBdr>
+      </w:pPr>
+      <w:r>
+        <w:rPr>
+          <w:b/>
+          <w:bCs/>
+        </w:rPr>
+        <w:lastRenderedPageBreak/>
+        <w:t>Отладчик (</w:t>
+      </w:r>
+      <w:proofErr w:type="spellStart"/>
+      <w:r>
+        <w:rPr>
+          <w:b/>
+          <w:bCs/>
+        </w:rPr>
+        <w:t>дебаггер</w:t>
+      </w:r>
+      <w:proofErr w:type="spellEnd"/>
+      <w:r>
+        <w:rPr>
+          <w:b/>
+          <w:bCs/>
+        </w:rPr>
+        <w:t>)</w:t>
+      </w:r>
+      <w:r>
+        <w:t xml:space="preserve"> — для поиска и исправления ошибок в коде путем его пошагового выполнения и отслеживания значений переменных.</w:t>
+      </w:r>
+    </w:p>
+    <w:p>
+      <w:pPr>
+        <w:pStyle w:val="ac"/>
+      </w:pPr>
+    </w:p>
+    <w:p>
+      <w:pPr>
+        <w:pStyle w:val="ac"/>
         <w:numPr>
           <w:ilvl w:val="0"/>
           <w:numId w:val="29"/>
@@ -499,6 +1547,174 @@
     <w:p>
       <w:pPr>
         <w:pStyle w:val="ac"/>
+      </w:pPr>
+    </w:p>
+    <w:p>
+      <w:pPr>
+        <w:pStyle w:val="ac"/>
+        <w:pBdr>
+          <w:left w:val="single" w:sz="4" w:space="4" w:color="auto"/>
+        </w:pBdr>
+      </w:pPr>
+      <w:r>
+        <w:rPr>
+          <w:b/>
+          <w:bCs/>
+        </w:rPr>
+        <w:t>Компилятор:</w:t>
+      </w:r>
+    </w:p>
+    <w:p>
+      <w:pPr>
+        <w:pStyle w:val="ac"/>
+        <w:numPr>
+          <w:ilvl w:val="0"/>
+          <w:numId w:val="46"/>
+        </w:numPr>
+        <w:pBdr>
+          <w:left w:val="single" w:sz="4" w:space="4" w:color="auto"/>
+        </w:pBdr>
+      </w:pPr>
+      <w:r>
+        <w:t xml:space="preserve">Читает и переводит </w:t>
+      </w:r>
+      <w:r>
+        <w:rPr>
+          <w:b/>
+          <w:bCs/>
+        </w:rPr>
+        <w:t>весь исходный код</w:t>
+      </w:r>
+      <w:r>
+        <w:t xml:space="preserve"> программы целиком за один раз.</w:t>
+      </w:r>
+    </w:p>
+    <w:p>
+      <w:pPr>
+        <w:pStyle w:val="ac"/>
+        <w:numPr>
+          <w:ilvl w:val="0"/>
+          <w:numId w:val="46"/>
+        </w:numPr>
+        <w:pBdr>
+          <w:left w:val="single" w:sz="4" w:space="4" w:color="auto"/>
+        </w:pBdr>
+      </w:pPr>
+      <w:r>
+        <w:t xml:space="preserve">Создает готовый </w:t>
+      </w:r>
+      <w:r>
+        <w:rPr>
+          <w:b/>
+          <w:bCs/>
+        </w:rPr>
+        <w:t>исполняемый файл</w:t>
+      </w:r>
+      <w:r>
+        <w:t xml:space="preserve"> (например, .</w:t>
+      </w:r>
+      <w:proofErr w:type="spellStart"/>
+      <w:r>
+        <w:t>exe</w:t>
+      </w:r>
+      <w:proofErr w:type="spellEnd"/>
+      <w:r>
+        <w:t>), который можно запустить отдельно.</w:t>
+      </w:r>
+    </w:p>
+    <w:p>
+      <w:pPr>
+        <w:pStyle w:val="ac"/>
+        <w:numPr>
+          <w:ilvl w:val="0"/>
+          <w:numId w:val="46"/>
+        </w:numPr>
+        <w:pBdr>
+          <w:left w:val="single" w:sz="4" w:space="4" w:color="auto"/>
+        </w:pBdr>
+      </w:pPr>
+      <w:r>
+        <w:t>Работает быстрее на этапе запуска, так как перевод уже выполнен заранее.</w:t>
+      </w:r>
+    </w:p>
+    <w:p>
+      <w:pPr>
+        <w:pStyle w:val="ac"/>
+        <w:pBdr>
+          <w:left w:val="single" w:sz="4" w:space="4" w:color="auto"/>
+        </w:pBdr>
+      </w:pPr>
+      <w:r>
+        <w:rPr>
+          <w:b/>
+          <w:bCs/>
+        </w:rPr>
+        <w:t>Интерпретатор:</w:t>
+      </w:r>
+    </w:p>
+    <w:p>
+      <w:pPr>
+        <w:pStyle w:val="ac"/>
+        <w:numPr>
+          <w:ilvl w:val="0"/>
+          <w:numId w:val="47"/>
+        </w:numPr>
+        <w:pBdr>
+          <w:left w:val="single" w:sz="4" w:space="4" w:color="auto"/>
+        </w:pBdr>
+      </w:pPr>
+      <w:r>
+        <w:t xml:space="preserve">Читает и выполняет код </w:t>
+      </w:r>
+      <w:r>
+        <w:rPr>
+          <w:b/>
+          <w:bCs/>
+        </w:rPr>
+        <w:t>построчно</w:t>
+      </w:r>
+      <w:r>
+        <w:t xml:space="preserve"> (или пошагово) в реальном времени.</w:t>
+      </w:r>
+    </w:p>
+    <w:p>
+      <w:pPr>
+        <w:pStyle w:val="ac"/>
+        <w:numPr>
+          <w:ilvl w:val="0"/>
+          <w:numId w:val="47"/>
+        </w:numPr>
+        <w:pBdr>
+          <w:left w:val="single" w:sz="4" w:space="4" w:color="auto"/>
+        </w:pBdr>
+      </w:pPr>
+      <w:r>
+        <w:t>Не создает самостоятельный исполняемый файл для запуска на другом устройстве.</w:t>
+      </w:r>
+    </w:p>
+    <w:p>
+      <w:pPr>
+        <w:pStyle w:val="ac"/>
+        <w:numPr>
+          <w:ilvl w:val="0"/>
+          <w:numId w:val="47"/>
+        </w:numPr>
+        <w:pBdr>
+          <w:left w:val="single" w:sz="4" w:space="4" w:color="auto"/>
+        </w:pBdr>
+      </w:pPr>
+      <w:r>
+        <w:t>Сразу начинает работу, но общая скорость выполнения ниже из-за постоянного перевода инструкций «на лету».</w:t>
+      </w:r>
+    </w:p>
+    <w:p>
+      <w:pPr>
+        <w:pStyle w:val="ac"/>
+      </w:pPr>
+    </w:p>
+    <w:p>
+      <w:pPr>
+        <w:pStyle w:val="ac"/>
         <w:numPr>
           <w:ilvl w:val="0"/>
           <w:numId w:val="29"/>
@@ -541,6 +1757,35 @@
     <w:p>
       <w:pPr>
         <w:pStyle w:val="ac"/>
+      </w:pPr>
+    </w:p>
+    <w:p>
+      <w:pPr>
+        <w:pStyle w:val="ac"/>
+        <w:pBdr>
+          <w:left w:val="single" w:sz="4" w:space="4" w:color="auto"/>
+        </w:pBdr>
+      </w:pPr>
+      <w:r>
+        <w:t xml:space="preserve">C# (Си Шарп) был разработан компанией Microsoft в начале 2000-х годов. Сегодня он является основным языком для создания игр на движке </w:t>
+      </w:r>
+      <w:proofErr w:type="spellStart"/>
+      <w:r>
+        <w:t>Unity</w:t>
+      </w:r>
+      <w:proofErr w:type="spellEnd"/>
+      <w:r>
+        <w:t>, а также стандартом в разработке корпоративного программного обеспечения (Enterprise-приложений).</w:t>
+      </w:r>
+    </w:p>
+    <w:p>
+      <w:pPr>
+        <w:pStyle w:val="ac"/>
+      </w:pPr>
+    </w:p>
+    <w:p>
+      <w:pPr>
+        <w:pStyle w:val="ac"/>
         <w:numPr>
           <w:ilvl w:val="0"/>
           <w:numId w:val="29"/>
@@ -582,6 +1827,116 @@
         <w:pStyle w:val="ac"/>
         <w:numPr>
           <w:ilvl w:val="0"/>
+          <w:numId w:val="48"/>
+        </w:numPr>
+        <w:pBdr>
+          <w:left w:val="single" w:sz="4" w:space="4" w:color="auto"/>
+        </w:pBdr>
+      </w:pPr>
+      <w:r>
+        <w:rPr>
+          <w:b/>
+          <w:bCs/>
+        </w:rPr>
+        <w:t>Анализ требований</w:t>
+      </w:r>
+      <w:r>
+        <w:t>: сбор информации о том, что должна делать программа.</w:t>
+      </w:r>
+    </w:p>
+    <w:p>
+      <w:pPr>
+        <w:pStyle w:val="ac"/>
+        <w:numPr>
+          <w:ilvl w:val="0"/>
+          <w:numId w:val="48"/>
+        </w:numPr>
+        <w:pBdr>
+          <w:left w:val="single" w:sz="4" w:space="4" w:color="auto"/>
+        </w:pBdr>
+      </w:pPr>
+      <w:r>
+        <w:rPr>
+          <w:b/>
+          <w:bCs/>
+        </w:rPr>
+        <w:t>Проектирование</w:t>
+      </w:r>
+      <w:r>
+        <w:t>: создание архитектуры и внешнего вида системы.</w:t>
+      </w:r>
+    </w:p>
+    <w:p>
+      <w:pPr>
+        <w:pStyle w:val="ac"/>
+        <w:numPr>
+          <w:ilvl w:val="0"/>
+          <w:numId w:val="48"/>
+        </w:numPr>
+        <w:pBdr>
+          <w:left w:val="single" w:sz="4" w:space="4" w:color="auto"/>
+        </w:pBdr>
+      </w:pPr>
+      <w:r>
+        <w:rPr>
+          <w:b/>
+          <w:bCs/>
+        </w:rPr>
+        <w:t>Кодирование</w:t>
+      </w:r>
+      <w:r>
+        <w:t>: написание исходного кода программы.</w:t>
+      </w:r>
+    </w:p>
+    <w:p>
+      <w:pPr>
+        <w:pStyle w:val="ac"/>
+        <w:numPr>
+          <w:ilvl w:val="0"/>
+          <w:numId w:val="48"/>
+        </w:numPr>
+        <w:pBdr>
+          <w:left w:val="single" w:sz="4" w:space="4" w:color="auto"/>
+        </w:pBdr>
+      </w:pPr>
+      <w:r>
+        <w:rPr>
+          <w:b/>
+          <w:bCs/>
+        </w:rPr>
+        <w:t>Тестирование и отладка</w:t>
+      </w:r>
+      <w:r>
+        <w:t>: проверка работы кода и исправление найденных ошибок.</w:t>
+      </w:r>
+    </w:p>
+    <w:p>
+      <w:pPr>
+        <w:pStyle w:val="ac"/>
+        <w:numPr>
+          <w:ilvl w:val="0"/>
+          <w:numId w:val="48"/>
+        </w:numPr>
+        <w:pBdr>
+          <w:left w:val="single" w:sz="4" w:space="4" w:color="auto"/>
+        </w:pBdr>
+      </w:pPr>
+      <w:r>
+        <w:rPr>
+          <w:b/>
+          <w:bCs/>
+        </w:rPr>
+        <w:t>Ввод в эксплуатацию и сопровождение</w:t>
+      </w:r>
+      <w:r>
+        <w:t>: запуск продукта и его поддержка.</w:t>
+      </w:r>
+    </w:p>
+    <w:p>
+      <w:pPr>
+        <w:pStyle w:val="ac"/>
+        <w:numPr>
+          <w:ilvl w:val="0"/>
           <w:numId w:val="29"/>
         </w:numPr>
       </w:pPr>
@@ -623,6 +1978,27 @@
     <w:p>
       <w:pPr>
         <w:pStyle w:val="ac"/>
+      </w:pPr>
+    </w:p>
+    <w:p>
+      <w:pPr>
+        <w:pStyle w:val="ac"/>
+        <w:pBdr>
+          <w:left w:val="single" w:sz="4" w:space="4" w:color="auto"/>
+        </w:pBdr>
+      </w:pPr>
+      <w:r>
+        <w:t>Самой гибкой моделью жизненного цикла, которая чаще всего применяется в современной IT-индустрии, считается В) Agile [методология гибкой разработки].</w:t>
+      </w:r>
+    </w:p>
+    <w:p>
+      <w:pPr>
+        <w:pStyle w:val="ac"/>
+      </w:pPr>
+    </w:p>
+    <w:p>
+      <w:pPr>
+        <w:pStyle w:val="ac"/>
         <w:numPr>
           <w:ilvl w:val="0"/>
           <w:numId w:val="29"/>
@@ -657,6 +2033,44 @@
     <w:p>
       <w:pPr>
         <w:pStyle w:val="ac"/>
+      </w:pPr>
+    </w:p>
+    <w:p>
+      <w:pPr>
+        <w:pStyle w:val="ac"/>
+        <w:pBdr>
+          <w:left w:val="single" w:sz="4" w:space="4" w:color="auto"/>
+        </w:pBdr>
+      </w:pPr>
+      <w:r>
+        <w:rPr>
+          <w:b/>
+          <w:bCs/>
+        </w:rPr>
+        <w:t>Программа</w:t>
+      </w:r>
+      <w:r>
+        <w:t xml:space="preserve"> представляет собой просто набор инструкций на языке программирования, созданный для решения конкретной задачи (часто «для себя» или для узкого использования). </w:t>
+      </w:r>
+      <w:r>
+        <w:rPr>
+          <w:b/>
+          <w:bCs/>
+        </w:rPr>
+        <w:t>Программный продукт</w:t>
+      </w:r>
+      <w:r>
+        <w:t xml:space="preserve"> — это полностью готовое к коммерческому использованию программное обеспечение.</w:t>
+      </w:r>
+    </w:p>
+    <w:p>
+      <w:pPr>
+        <w:pStyle w:val="ac"/>
+      </w:pPr>
+    </w:p>
+    <w:p>
+      <w:pPr>
+        <w:pStyle w:val="ac"/>
         <w:numPr>
           <w:ilvl w:val="0"/>
           <w:numId w:val="29"/>
@@ -708,6 +2122,37 @@
     <w:p>
       <w:pPr>
         <w:pStyle w:val="ac"/>
+      </w:pPr>
+    </w:p>
+    <w:p>
+      <w:pPr>
+        <w:pStyle w:val="ac"/>
+        <w:pBdr>
+          <w:left w:val="single" w:sz="4" w:space="4" w:color="auto"/>
+        </w:pBdr>
+      </w:pPr>
+      <w:r>
+        <w:t xml:space="preserve">Именно эта характеристика по стандарту </w:t>
+      </w:r>
+      <w:r>
+        <w:rPr>
+          <w:b/>
+          <w:bCs/>
+        </w:rPr>
+        <w:t>ISO 25010</w:t>
+      </w:r>
+      <w:r>
+        <w:t xml:space="preserve"> определяет, насколько легко анализировать, тестировать, изменять и улучшать программное обеспечение, включая исправление ошибок и добавление новых функций.</w:t>
+      </w:r>
+    </w:p>
+    <w:p>
+      <w:pPr>
+        <w:pStyle w:val="ac"/>
+      </w:pPr>
+    </w:p>
+    <w:p>
+      <w:pPr>
+        <w:pStyle w:val="ac"/>
         <w:numPr>
           <w:ilvl w:val="0"/>
           <w:numId w:val="29"/>
@@ -742,12 +2187,39 @@
     <w:p>
       <w:pPr>
         <w:pStyle w:val="ac"/>
+      </w:pPr>
+    </w:p>
+    <w:p>
+      <w:pPr>
+        <w:pStyle w:val="ac"/>
+        <w:pBdr>
+          <w:left w:val="single" w:sz="4" w:space="4" w:color="auto"/>
+        </w:pBdr>
+      </w:pPr>
+      <w:r>
+        <w:t>Ошибки, допущенные на этапе постановки и анализа, обходятся дороже всего, так как они ложатся в основу всей дальнейшей работы. Если неправильно понять задачу или неверно выстроить математическую модель, то даже идеально написанная и отлаженная программа решит совсем не то, что требовалось.</w:t>
+      </w:r>
+    </w:p>
+    <w:p>
+      <w:pPr>
+        <w:rPr>
+          <w:sz w:val="18"/>
+        </w:rPr>
+      </w:pPr>
+      <w:r>
+        <w:br w:type="page"/>
+      </w:r>
+    </w:p>
+    <w:p>
+      <w:pPr>
+        <w:pStyle w:val="ac"/>
         <w:numPr>
           <w:ilvl w:val="0"/>
           <w:numId w:val="29"/>
         </w:numPr>
       </w:pPr>
       <w:r>
+        <w:lastRenderedPageBreak/>
         <w:t>Что такое отладка?</w:t>
       </w:r>
       <w:r>
@@ -776,6 +2248,81 @@
     <w:p>
       <w:pPr>
         <w:pStyle w:val="ac"/>
+      </w:pPr>
+    </w:p>
+    <w:p>
+      <w:pPr>
+        <w:pStyle w:val="ac"/>
+        <w:numPr>
+          <w:ilvl w:val="0"/>
+          <w:numId w:val="49"/>
+        </w:numPr>
+        <w:pBdr>
+          <w:left w:val="single" w:sz="4" w:space="4" w:color="auto"/>
+        </w:pBdr>
+      </w:pPr>
+      <w:r>
+        <w:rPr>
+          <w:b/>
+          <w:bCs/>
+        </w:rPr>
+        <w:t>Отладка</w:t>
+      </w:r>
+      <w:r>
+        <w:t xml:space="preserve"> (</w:t>
+      </w:r>
+      <w:proofErr w:type="spellStart"/>
+      <w:r>
+        <w:t>дебаг</w:t>
+      </w:r>
+      <w:proofErr w:type="spellEnd"/>
+      <w:r>
+        <w:t>) — это процесс поиска, анализа и устранения уже обнаруженных проблем и сбоев в программном обеспечении.</w:t>
+      </w:r>
+    </w:p>
+    <w:p>
+      <w:pPr>
+        <w:pStyle w:val="ac"/>
+        <w:numPr>
+          <w:ilvl w:val="0"/>
+          <w:numId w:val="49"/>
+        </w:numPr>
+        <w:pBdr>
+          <w:left w:val="single" w:sz="4" w:space="4" w:color="auto"/>
+        </w:pBdr>
+      </w:pPr>
+      <w:r>
+        <w:t xml:space="preserve">Вариант </w:t>
+      </w:r>
+      <w:r>
+        <w:rPr>
+          <w:i/>
+          <w:iCs/>
+        </w:rPr>
+        <w:t>Б</w:t>
+      </w:r>
+      <w:r>
+        <w:t xml:space="preserve"> описывает </w:t>
+      </w:r>
+      <w:r>
+        <w:rPr>
+          <w:b/>
+          <w:bCs/>
+        </w:rPr>
+        <w:t>тестирование</w:t>
+      </w:r>
+      <w:r>
+        <w:t xml:space="preserve"> (проверку на данных), которое лишь выявляет наличие проблемы, в то время как отладка занимается её исправлением.</w:t>
+      </w:r>
+    </w:p>
+    <w:p>
+      <w:pPr>
+        <w:pStyle w:val="ac"/>
+      </w:pPr>
+    </w:p>
+    <w:p>
+      <w:pPr>
+        <w:pStyle w:val="ac"/>
         <w:numPr>
           <w:ilvl w:val="0"/>
           <w:numId w:val="29"/>
@@ -826,6 +2373,27 @@
     <w:p>
       <w:pPr>
         <w:pStyle w:val="ac"/>
+      </w:pPr>
+    </w:p>
+    <w:p>
+      <w:pPr>
+        <w:pStyle w:val="ac"/>
+        <w:pBdr>
+          <w:left w:val="single" w:sz="4" w:space="4" w:color="auto"/>
+        </w:pBdr>
+      </w:pPr>
+      <w:r>
+        <w:t>Тип данных — это фундаментальное понятие в программировании. Он сообщает компилятору или интерпретатору, как именно нужно трактовать содержимое памяти</w:t>
+      </w:r>
+    </w:p>
+    <w:p>
+      <w:pPr>
+        <w:pStyle w:val="ac"/>
+      </w:pPr>
+    </w:p>
+    <w:p>
+      <w:pPr>
+        <w:pStyle w:val="ac"/>
         <w:numPr>
           <w:ilvl w:val="0"/>
           <w:numId w:val="29"/>
@@ -884,6 +2452,63 @@
     <w:p>
       <w:pPr>
         <w:pStyle w:val="ac"/>
+      </w:pPr>
+    </w:p>
+    <w:p>
+      <w:pPr>
+        <w:pStyle w:val="ac"/>
+        <w:pBdr>
+          <w:left w:val="single" w:sz="4" w:space="4" w:color="auto"/>
+        </w:pBdr>
+      </w:pPr>
+      <w:r>
+        <w:t xml:space="preserve">Логический тип данных </w:t>
+      </w:r>
+      <w:proofErr w:type="spellStart"/>
+      <w:r>
+        <w:rPr>
+          <w:b/>
+          <w:bCs/>
+        </w:rPr>
+        <w:t>bool</w:t>
+      </w:r>
+      <w:proofErr w:type="spellEnd"/>
+      <w:r>
+        <w:t xml:space="preserve"> (сокращение от </w:t>
+      </w:r>
+      <w:proofErr w:type="spellStart"/>
+      <w:r>
+        <w:t>boolean</w:t>
+      </w:r>
+      <w:proofErr w:type="spellEnd"/>
+      <w:r>
+        <w:t xml:space="preserve">) может принимать всего два значения: </w:t>
+      </w:r>
+      <w:proofErr w:type="spellStart"/>
+      <w:r>
+        <w:t>true</w:t>
+      </w:r>
+      <w:proofErr w:type="spellEnd"/>
+      <w:r>
+        <w:t xml:space="preserve"> (истина) или </w:t>
+      </w:r>
+      <w:proofErr w:type="spellStart"/>
+      <w:r>
+        <w:t>false</w:t>
+      </w:r>
+      <w:proofErr w:type="spellEnd"/>
+      <w:r>
+        <w:t xml:space="preserve"> (ложь).</w:t>
+      </w:r>
+    </w:p>
+    <w:p>
+      <w:pPr>
+        <w:pStyle w:val="ac"/>
+      </w:pPr>
+    </w:p>
+    <w:p>
+      <w:pPr>
+        <w:pStyle w:val="ac"/>
         <w:numPr>
           <w:ilvl w:val="0"/>
           <w:numId w:val="29"/>
@@ -923,6 +2548,44 @@
     <w:p>
       <w:pPr>
         <w:pStyle w:val="ac"/>
+        <w:pBdr>
+          <w:left w:val="single" w:sz="4" w:space="4" w:color="auto"/>
+        </w:pBdr>
+      </w:pPr>
+      <w:r>
+        <w:rPr>
+          <w:b/>
+          <w:bCs/>
+        </w:rPr>
+        <w:t>Массив</w:t>
+      </w:r>
+      <w:r>
+        <w:t xml:space="preserve"> — это структура данных, которая позволяет хранить множество значений (элементов) под одним именем. Все элементы в массиве обычно имеют один и тот же тип данных, а доступ к каждому конкретному значению осуществляется с помощью его порядкового номера — </w:t>
+      </w:r>
+      <w:r>
+        <w:rPr>
+          <w:b/>
+          <w:bCs/>
+        </w:rPr>
+        <w:t>индекса</w:t>
+      </w:r>
+      <w:r>
+        <w:t xml:space="preserve"> (который в большинстве языков программирования начинается с 0).</w:t>
+      </w:r>
+    </w:p>
+    <w:p>
+      <w:pPr>
+        <w:rPr>
+          <w:sz w:val="18"/>
+        </w:rPr>
+      </w:pPr>
+      <w:r>
+        <w:br w:type="page"/>
+      </w:r>
+    </w:p>
+    <w:p>
+      <w:pPr>
+        <w:pStyle w:val="ac"/>
         <w:numPr>
           <w:ilvl w:val="0"/>
           <w:numId w:val="29"/>
@@ -958,6 +2621,67 @@
     <w:p>
       <w:pPr>
         <w:pStyle w:val="ac"/>
+      </w:pPr>
+    </w:p>
+    <w:p>
+      <w:pPr>
+        <w:pStyle w:val="ac"/>
+        <w:numPr>
+          <w:ilvl w:val="0"/>
+          <w:numId w:val="50"/>
+        </w:numPr>
+        <w:pBdr>
+          <w:left w:val="single" w:sz="4" w:space="4" w:color="auto"/>
+        </w:pBdr>
+      </w:pPr>
+      <w:r>
+        <w:rPr>
+          <w:b/>
+          <w:bCs/>
+        </w:rPr>
+        <w:t>Базовое понимание (историческое из языка Си):</w:t>
+      </w:r>
+      <w:r>
+        <w:t xml:space="preserve"> Структура (язык Си) создавалась исключительно для хранения набора связанных переменных (данных), в то время как Классы и структуры (C++) в объектно-ориентированном программировании вводят понятие методов для работы с этими данными.</w:t>
+      </w:r>
+    </w:p>
+    <w:p>
+      <w:pPr>
+        <w:pStyle w:val="ac"/>
+        <w:numPr>
+          <w:ilvl w:val="0"/>
+          <w:numId w:val="50"/>
+        </w:numPr>
+        <w:pBdr>
+          <w:left w:val="single" w:sz="4" w:space="4" w:color="auto"/>
+        </w:pBdr>
+      </w:pPr>
+      <w:r>
+        <w:rPr>
+          <w:i/>
+          <w:iCs/>
+        </w:rPr>
+        <w:t>Примечание:</w:t>
+      </w:r>
+      <w:r>
+        <w:t xml:space="preserve"> В некоторых современных языках (например, C++ или C#) структуры тоже могут содержать методы, но в контексте базовой теории программирования и классического разделения верным считается вариант </w:t>
+      </w:r>
+      <w:r>
+        <w:rPr>
+          <w:b/>
+          <w:bCs/>
+        </w:rPr>
+        <w:t>Б</w:t>
+      </w:r>
+    </w:p>
+    <w:p>
+      <w:pPr>
+        <w:pStyle w:val="ac"/>
+      </w:pPr>
+    </w:p>
+    <w:p>
+      <w:pPr>
+        <w:pStyle w:val="ac"/>
         <w:numPr>
           <w:ilvl w:val="0"/>
           <w:numId w:val="29"/>
@@ -1041,6 +2765,29 @@
       <w:pPr>
         <w:pStyle w:val="ac"/>
       </w:pPr>
+    </w:p>
+    <w:p>
+      <w:pPr>
+        <w:pStyle w:val="ac"/>
+        <w:pBdr>
+          <w:left w:val="single" w:sz="4" w:space="4" w:color="auto"/>
+        </w:pBdr>
+      </w:pPr>
+      <w:r>
+        <w:t>Перечисляемый тип (</w:t>
+      </w:r>
+      <w:proofErr w:type="spellStart"/>
+      <w:r>
+        <w:rPr>
+          <w:b/>
+          <w:bCs/>
+        </w:rPr>
+        <w:t>enum</w:t>
+      </w:r>
+      <w:proofErr w:type="spellEnd"/>
+      <w:r>
+        <w:t>) используется в программировании для создания фиксированного набора связанных между собой констант (например, дней недели, месяцев, состояний заказа или сторон света). Это делает код более читаемым, понятным и предотвращает передачу некорректных значений.</w:t>
+      </w:r>
     </w:p>
     <w:sectPr>
       <w:pgSz w:w="8391" w:h="11906" w:code="11"/>
@@ -1204,6 +2951,119 @@
     </w:lvl>
   </w:abstractNum>
   <w:abstractNum w:abstractNumId="1" w15:restartNumberingAfterBreak="0">
+    <w:nsid w:val="027145F1"/>
+    <w:multiLevelType w:val="hybridMultilevel"/>
+    <w:tmpl w:val="F7D8A82E"/>
+    <w:lvl w:ilvl="0" w:tplc="04190001">
+      <w:start w:val="1"/>
+      <w:numFmt w:val="bullet"/>
+      <w:lvlText w:val=""/>
+      <w:lvlJc w:val="left"/>
+      <w:pPr>
+        <w:ind w:left="360" w:hanging="360"/>
+      </w:pPr>
+      <w:rPr>
+        <w:rFonts w:ascii="Symbol" w:hAnsi="Symbol" w:hint="default"/>
+      </w:rPr>
+    </w:lvl>
+    <w:lvl w:ilvl="1" w:tplc="04190003" w:tentative="1">
+      <w:start w:val="1"/>
+      <w:numFmt w:val="bullet"/>
+      <w:lvlText w:val="o"/>
+      <w:lvlJc w:val="left"/>
+      <w:pPr>
+        <w:ind w:left="1080" w:hanging="360"/>
+      </w:pPr>
+      <w:rPr>
+        <w:rFonts w:ascii="Courier New" w:hAnsi="Courier New" w:cs="Courier New" w:hint="default"/>
+      </w:rPr>
+    </w:lvl>
+    <w:lvl w:ilvl="2" w:tplc="04190005" w:tentative="1">
+      <w:start w:val="1"/>
+      <w:numFmt w:val="bullet"/>
+      <w:lvlText w:val=""/>
+      <w:lvlJc w:val="left"/>
+      <w:pPr>
+        <w:ind w:left="1800" w:hanging="360"/>
+      </w:pPr>
+      <w:rPr>
+        <w:rFonts w:ascii="Wingdings" w:hAnsi="Wingdings" w:hint="default"/>
+      </w:rPr>
+    </w:lvl>
+    <w:lvl w:ilvl="3" w:tplc="04190001" w:tentative="1">
+      <w:start w:val="1"/>
+      <w:numFmt w:val="bullet"/>
+      <w:lvlText w:val=""/>
+      <w:lvlJc w:val="left"/>
+      <w:pPr>
+        <w:ind w:left="2520" w:hanging="360"/>
+      </w:pPr>
+      <w:rPr>
+        <w:rFonts w:ascii="Symbol" w:hAnsi="Symbol" w:hint="default"/>
+      </w:rPr>
+    </w:lvl>
+    <w:lvl w:ilvl="4" w:tplc="04190003" w:tentative="1">
+      <w:start w:val="1"/>
+      <w:numFmt w:val="bullet"/>
+      <w:lvlText w:val="o"/>
+      <w:lvlJc w:val="left"/>
+      <w:pPr>
+        <w:ind w:left="3240" w:hanging="360"/>
+      </w:pPr>
+      <w:rPr>
+        <w:rFonts w:ascii="Courier New" w:hAnsi="Courier New" w:cs="Courier New" w:hint="default"/>
+      </w:rPr>
+    </w:lvl>
+    <w:lvl w:ilvl="5" w:tplc="04190005" w:tentative="1">
+      <w:start w:val="1"/>
+      <w:numFmt w:val="bullet"/>
+      <w:lvlText w:val=""/>
+      <w:lvlJc w:val="left"/>
+      <w:pPr>
+        <w:ind w:left="3960" w:hanging="360"/>
+      </w:pPr>
+      <w:rPr>
+        <w:rFonts w:ascii="Wingdings" w:hAnsi="Wingdings" w:hint="default"/>
+      </w:rPr>
+    </w:lvl>
+    <w:lvl w:ilvl="6" w:tplc="04190001" w:tentative="1">
+      <w:start w:val="1"/>
+      <w:numFmt w:val="bullet"/>
+      <w:lvlText w:val=""/>
+      <w:lvlJc w:val="left"/>
+      <w:pPr>
+        <w:ind w:left="4680" w:hanging="360"/>
+      </w:pPr>
+      <w:rPr>
+        <w:rFonts w:ascii="Symbol" w:hAnsi="Symbol" w:hint="default"/>
+      </w:rPr>
+    </w:lvl>
+    <w:lvl w:ilvl="7" w:tplc="04190003" w:tentative="1">
+      <w:start w:val="1"/>
+      <w:numFmt w:val="bullet"/>
+      <w:lvlText w:val="o"/>
+      <w:lvlJc w:val="left"/>
+      <w:pPr>
+        <w:ind w:left="5400" w:hanging="360"/>
+      </w:pPr>
+      <w:rPr>
+        <w:rFonts w:ascii="Courier New" w:hAnsi="Courier New" w:cs="Courier New" w:hint="default"/>
+      </w:rPr>
+    </w:lvl>
+    <w:lvl w:ilvl="8" w:tplc="04190005" w:tentative="1">
+      <w:start w:val="1"/>
+      <w:numFmt w:val="bullet"/>
+      <w:lvlText w:val=""/>
+      <w:lvlJc w:val="left"/>
+      <w:pPr>
+        <w:ind w:left="6120" w:hanging="360"/>
+      </w:pPr>
+      <w:rPr>
+        <w:rFonts w:ascii="Wingdings" w:hAnsi="Wingdings" w:hint="default"/>
+      </w:rPr>
+    </w:lvl>
+  </w:abstractNum>
+  <w:abstractNum w:abstractNumId="2" w15:restartNumberingAfterBreak="0">
     <w:nsid w:val="06D26516"/>
     <w:multiLevelType w:val="multilevel"/>
     <w:tmpl w:val="B2E237FA"/>
@@ -1316,7 +3176,156 @@
       </w:pPr>
     </w:lvl>
   </w:abstractNum>
-  <w:abstractNum w:abstractNumId="2" w15:restartNumberingAfterBreak="0">
+  <w:abstractNum w:abstractNumId="3" w15:restartNumberingAfterBreak="0">
+    <w:nsid w:val="09262245"/>
+    <w:multiLevelType w:val="multilevel"/>
+    <w:tmpl w:val="C6041012"/>
+    <w:lvl w:ilvl="0">
+      <w:start w:val="1"/>
+      <w:numFmt w:val="bullet"/>
+      <w:lvlText w:val=""/>
+      <w:lvlJc w:val="left"/>
+      <w:pPr>
+        <w:tabs>
+          <w:tab w:val="num" w:pos="360"/>
+        </w:tabs>
+        <w:ind w:left="360" w:hanging="360"/>
+      </w:pPr>
+      <w:rPr>
+        <w:rFonts w:ascii="Symbol" w:hAnsi="Symbol" w:hint="default"/>
+        <w:sz w:val="20"/>
+      </w:rPr>
+    </w:lvl>
+    <w:lvl w:ilvl="1" w:tentative="1">
+      <w:start w:val="1"/>
+      <w:numFmt w:val="bullet"/>
+      <w:lvlText w:val="o"/>
+      <w:lvlJc w:val="left"/>
+      <w:pPr>
+        <w:tabs>
+          <w:tab w:val="num" w:pos="1080"/>
+        </w:tabs>
+        <w:ind w:left="1080" w:hanging="360"/>
+      </w:pPr>
+      <w:rPr>
+        <w:rFonts w:ascii="Courier New" w:hAnsi="Courier New" w:hint="default"/>
+        <w:sz w:val="20"/>
+      </w:rPr>
+    </w:lvl>
+    <w:lvl w:ilvl="2" w:tentative="1">
+      <w:start w:val="1"/>
+      <w:numFmt w:val="bullet"/>
+      <w:lvlText w:val=""/>
+      <w:lvlJc w:val="left"/>
+      <w:pPr>
+        <w:tabs>
+          <w:tab w:val="num" w:pos="1800"/>
+        </w:tabs>
+        <w:ind w:left="1800" w:hanging="360"/>
+      </w:pPr>
+      <w:rPr>
+        <w:rFonts w:ascii="Wingdings" w:hAnsi="Wingdings" w:hint="default"/>
+        <w:sz w:val="20"/>
+      </w:rPr>
+    </w:lvl>
+    <w:lvl w:ilvl="3" w:tentative="1">
+      <w:start w:val="1"/>
+      <w:numFmt w:val="bullet"/>
+      <w:lvlText w:val=""/>
+      <w:lvlJc w:val="left"/>
+      <w:pPr>
+        <w:tabs>
+          <w:tab w:val="num" w:pos="2520"/>
+        </w:tabs>
+        <w:ind w:left="2520" w:hanging="360"/>
+      </w:pPr>
+      <w:rPr>
+        <w:rFonts w:ascii="Wingdings" w:hAnsi="Wingdings" w:hint="default"/>
+        <w:sz w:val="20"/>
+      </w:rPr>
+    </w:lvl>
+    <w:lvl w:ilvl="4" w:tentative="1">
+      <w:start w:val="1"/>
+      <w:numFmt w:val="bullet"/>
+      <w:lvlText w:val=""/>
+      <w:lvlJc w:val="left"/>
+      <w:pPr>
+        <w:tabs>
+          <w:tab w:val="num" w:pos="3240"/>
+        </w:tabs>
+        <w:ind w:left="3240" w:hanging="360"/>
+      </w:pPr>
+      <w:rPr>
+        <w:rFonts w:ascii="Wingdings" w:hAnsi="Wingdings" w:hint="default"/>
+        <w:sz w:val="20"/>
+      </w:rPr>
+    </w:lvl>
+    <w:lvl w:ilvl="5" w:tentative="1">
+      <w:start w:val="1"/>
+      <w:numFmt w:val="bullet"/>
+      <w:lvlText w:val=""/>
+      <w:lvlJc w:val="left"/>
+      <w:pPr>
+        <w:tabs>
+          <w:tab w:val="num" w:pos="3960"/>
+        </w:tabs>
+        <w:ind w:left="3960" w:hanging="360"/>
+      </w:pPr>
+      <w:rPr>
+        <w:rFonts w:ascii="Wingdings" w:hAnsi="Wingdings" w:hint="default"/>
+        <w:sz w:val="20"/>
+      </w:rPr>
+    </w:lvl>
+    <w:lvl w:ilvl="6" w:tentative="1">
+      <w:start w:val="1"/>
+      <w:numFmt w:val="bullet"/>
+      <w:lvlText w:val=""/>
+      <w:lvlJc w:val="left"/>
+      <w:pPr>
+        <w:tabs>
+          <w:tab w:val="num" w:pos="4680"/>
+        </w:tabs>
+        <w:ind w:left="4680" w:hanging="360"/>
+      </w:pPr>
+      <w:rPr>
+        <w:rFonts w:ascii="Wingdings" w:hAnsi="Wingdings" w:hint="default"/>
+        <w:sz w:val="20"/>
+      </w:rPr>
+    </w:lvl>
+    <w:lvl w:ilvl="7" w:tentative="1">
+      <w:start w:val="1"/>
+      <w:numFmt w:val="bullet"/>
+      <w:lvlText w:val=""/>
+      <w:lvlJc w:val="left"/>
+      <w:pPr>
+        <w:tabs>
+          <w:tab w:val="num" w:pos="5400"/>
+        </w:tabs>
+        <w:ind w:left="5400" w:hanging="360"/>
+      </w:pPr>
+      <w:rPr>
+        <w:rFonts w:ascii="Wingdings" w:hAnsi="Wingdings" w:hint="default"/>
+        <w:sz w:val="20"/>
+      </w:rPr>
+    </w:lvl>
+    <w:lvl w:ilvl="8" w:tentative="1">
+      <w:start w:val="1"/>
+      <w:numFmt w:val="bullet"/>
+      <w:lvlText w:val=""/>
+      <w:lvlJc w:val="left"/>
+      <w:pPr>
+        <w:tabs>
+          <w:tab w:val="num" w:pos="6120"/>
+        </w:tabs>
+        <w:ind w:left="6120" w:hanging="360"/>
+      </w:pPr>
+      <w:rPr>
+        <w:rFonts w:ascii="Wingdings" w:hAnsi="Wingdings" w:hint="default"/>
+        <w:sz w:val="20"/>
+      </w:rPr>
+    </w:lvl>
+  </w:abstractNum>
+  <w:abstractNum w:abstractNumId="4" w15:restartNumberingAfterBreak="0">
     <w:nsid w:val="0A045B30"/>
     <w:multiLevelType w:val="multilevel"/>
     <w:tmpl w:val="327C07A4"/>
@@ -1465,7 +3474,7 @@
       </w:rPr>
     </w:lvl>
   </w:abstractNum>
-  <w:abstractNum w:abstractNumId="3" w15:restartNumberingAfterBreak="0">
+  <w:abstractNum w:abstractNumId="5" w15:restartNumberingAfterBreak="0">
     <w:nsid w:val="0BBF3E91"/>
     <w:multiLevelType w:val="multilevel"/>
     <w:tmpl w:val="F9AE0C44"/>
@@ -1614,7 +3623,7 @@
       </w:rPr>
     </w:lvl>
   </w:abstractNum>
-  <w:abstractNum w:abstractNumId="4" w15:restartNumberingAfterBreak="0">
+  <w:abstractNum w:abstractNumId="6" w15:restartNumberingAfterBreak="0">
     <w:nsid w:val="121C781F"/>
     <w:multiLevelType w:val="multilevel"/>
     <w:tmpl w:val="3A22B1EA"/>
@@ -1727,7 +3736,7 @@
       </w:pPr>
     </w:lvl>
   </w:abstractNum>
-  <w:abstractNum w:abstractNumId="5" w15:restartNumberingAfterBreak="0">
+  <w:abstractNum w:abstractNumId="7" w15:restartNumberingAfterBreak="0">
     <w:nsid w:val="14A95E58"/>
     <w:multiLevelType w:val="multilevel"/>
     <w:tmpl w:val="47CE336A"/>
@@ -1840,7 +3849,7 @@
       </w:pPr>
     </w:lvl>
   </w:abstractNum>
-  <w:abstractNum w:abstractNumId="6" w15:restartNumberingAfterBreak="0">
+  <w:abstractNum w:abstractNumId="8" w15:restartNumberingAfterBreak="0">
     <w:nsid w:val="17E721DD"/>
     <w:multiLevelType w:val="multilevel"/>
     <w:tmpl w:val="8592D666"/>
@@ -1957,7 +3966,7 @@
       </w:pPr>
     </w:lvl>
   </w:abstractNum>
-  <w:abstractNum w:abstractNumId="7" w15:restartNumberingAfterBreak="0">
+  <w:abstractNum w:abstractNumId="9" w15:restartNumberingAfterBreak="0">
     <w:nsid w:val="1D253A78"/>
     <w:multiLevelType w:val="multilevel"/>
     <w:tmpl w:val="8954D64A"/>
@@ -2106,7 +4115,644 @@
       </w:rPr>
     </w:lvl>
   </w:abstractNum>
-  <w:abstractNum w:abstractNumId="8" w15:restartNumberingAfterBreak="0">
+  <w:abstractNum w:abstractNumId="10" w15:restartNumberingAfterBreak="0">
+    <w:nsid w:val="1D8E1220"/>
+    <w:multiLevelType w:val="hybridMultilevel"/>
+    <w:tmpl w:val="FC18E352"/>
+    <w:lvl w:ilvl="0" w:tplc="04190001">
+      <w:start w:val="1"/>
+      <w:numFmt w:val="bullet"/>
+      <w:lvlText w:val=""/>
+      <w:lvlJc w:val="left"/>
+      <w:pPr>
+        <w:ind w:left="360" w:hanging="360"/>
+      </w:pPr>
+      <w:rPr>
+        <w:rFonts w:ascii="Symbol" w:hAnsi="Symbol" w:hint="default"/>
+      </w:rPr>
+    </w:lvl>
+    <w:lvl w:ilvl="1" w:tplc="04190003" w:tentative="1">
+      <w:start w:val="1"/>
+      <w:numFmt w:val="bullet"/>
+      <w:lvlText w:val="o"/>
+      <w:lvlJc w:val="left"/>
+      <w:pPr>
+        <w:ind w:left="1080" w:hanging="360"/>
+      </w:pPr>
+      <w:rPr>
+        <w:rFonts w:ascii="Courier New" w:hAnsi="Courier New" w:cs="Courier New" w:hint="default"/>
+      </w:rPr>
+    </w:lvl>
+    <w:lvl w:ilvl="2" w:tplc="04190005" w:tentative="1">
+      <w:start w:val="1"/>
+      <w:numFmt w:val="bullet"/>
+      <w:lvlText w:val=""/>
+      <w:lvlJc w:val="left"/>
+      <w:pPr>
+        <w:ind w:left="1800" w:hanging="360"/>
+      </w:pPr>
+      <w:rPr>
+        <w:rFonts w:ascii="Wingdings" w:hAnsi="Wingdings" w:hint="default"/>
+      </w:rPr>
+    </w:lvl>
+    <w:lvl w:ilvl="3" w:tplc="04190001" w:tentative="1">
+      <w:start w:val="1"/>
+      <w:numFmt w:val="bullet"/>
+      <w:lvlText w:val=""/>
+      <w:lvlJc w:val="left"/>
+      <w:pPr>
+        <w:ind w:left="2520" w:hanging="360"/>
+      </w:pPr>
+      <w:rPr>
+        <w:rFonts w:ascii="Symbol" w:hAnsi="Symbol" w:hint="default"/>
+      </w:rPr>
+    </w:lvl>
+    <w:lvl w:ilvl="4" w:tplc="04190003" w:tentative="1">
+      <w:start w:val="1"/>
+      <w:numFmt w:val="bullet"/>
+      <w:lvlText w:val="o"/>
+      <w:lvlJc w:val="left"/>
+      <w:pPr>
+        <w:ind w:left="3240" w:hanging="360"/>
+      </w:pPr>
+      <w:rPr>
+        <w:rFonts w:ascii="Courier New" w:hAnsi="Courier New" w:cs="Courier New" w:hint="default"/>
+      </w:rPr>
+    </w:lvl>
+    <w:lvl w:ilvl="5" w:tplc="04190005" w:tentative="1">
+      <w:start w:val="1"/>
+      <w:numFmt w:val="bullet"/>
+      <w:lvlText w:val=""/>
+      <w:lvlJc w:val="left"/>
+      <w:pPr>
+        <w:ind w:left="3960" w:hanging="360"/>
+      </w:pPr>
+      <w:rPr>
+        <w:rFonts w:ascii="Wingdings" w:hAnsi="Wingdings" w:hint="default"/>
+      </w:rPr>
+    </w:lvl>
+    <w:lvl w:ilvl="6" w:tplc="04190001" w:tentative="1">
+      <w:start w:val="1"/>
+      <w:numFmt w:val="bullet"/>
+      <w:lvlText w:val=""/>
+      <w:lvlJc w:val="left"/>
+      <w:pPr>
+        <w:ind w:left="4680" w:hanging="360"/>
+      </w:pPr>
+      <w:rPr>
+        <w:rFonts w:ascii="Symbol" w:hAnsi="Symbol" w:hint="default"/>
+      </w:rPr>
+    </w:lvl>
+    <w:lvl w:ilvl="7" w:tplc="04190003" w:tentative="1">
+      <w:start w:val="1"/>
+      <w:numFmt w:val="bullet"/>
+      <w:lvlText w:val="o"/>
+      <w:lvlJc w:val="left"/>
+      <w:pPr>
+        <w:ind w:left="5400" w:hanging="360"/>
+      </w:pPr>
+      <w:rPr>
+        <w:rFonts w:ascii="Courier New" w:hAnsi="Courier New" w:cs="Courier New" w:hint="default"/>
+      </w:rPr>
+    </w:lvl>
+    <w:lvl w:ilvl="8" w:tplc="04190005" w:tentative="1">
+      <w:start w:val="1"/>
+      <w:numFmt w:val="bullet"/>
+      <w:lvlText w:val=""/>
+      <w:lvlJc w:val="left"/>
+      <w:pPr>
+        <w:ind w:left="6120" w:hanging="360"/>
+      </w:pPr>
+      <w:rPr>
+        <w:rFonts w:ascii="Wingdings" w:hAnsi="Wingdings" w:hint="default"/>
+      </w:rPr>
+    </w:lvl>
+  </w:abstractNum>
+  <w:abstractNum w:abstractNumId="11" w15:restartNumberingAfterBreak="0">
+    <w:nsid w:val="22610D9C"/>
+    <w:multiLevelType w:val="hybridMultilevel"/>
+    <w:tmpl w:val="853E156E"/>
+    <w:lvl w:ilvl="0" w:tplc="04190001">
+      <w:start w:val="1"/>
+      <w:numFmt w:val="bullet"/>
+      <w:lvlText w:val=""/>
+      <w:lvlJc w:val="left"/>
+      <w:pPr>
+        <w:ind w:left="360" w:hanging="360"/>
+      </w:pPr>
+      <w:rPr>
+        <w:rFonts w:ascii="Symbol" w:hAnsi="Symbol" w:hint="default"/>
+      </w:rPr>
+    </w:lvl>
+    <w:lvl w:ilvl="1" w:tplc="04190003" w:tentative="1">
+      <w:start w:val="1"/>
+      <w:numFmt w:val="bullet"/>
+      <w:lvlText w:val="o"/>
+      <w:lvlJc w:val="left"/>
+      <w:pPr>
+        <w:ind w:left="1080" w:hanging="360"/>
+      </w:pPr>
+      <w:rPr>
+        <w:rFonts w:ascii="Courier New" w:hAnsi="Courier New" w:cs="Courier New" w:hint="default"/>
+      </w:rPr>
+    </w:lvl>
+    <w:lvl w:ilvl="2" w:tplc="04190005" w:tentative="1">
+      <w:start w:val="1"/>
+      <w:numFmt w:val="bullet"/>
+      <w:lvlText w:val=""/>
+      <w:lvlJc w:val="left"/>
+      <w:pPr>
+        <w:ind w:left="1800" w:hanging="360"/>
+      </w:pPr>
+      <w:rPr>
+        <w:rFonts w:ascii="Wingdings" w:hAnsi="Wingdings" w:hint="default"/>
+      </w:rPr>
+    </w:lvl>
+    <w:lvl w:ilvl="3" w:tplc="04190001" w:tentative="1">
+      <w:start w:val="1"/>
+      <w:numFmt w:val="bullet"/>
+      <w:lvlText w:val=""/>
+      <w:lvlJc w:val="left"/>
+      <w:pPr>
+        <w:ind w:left="2520" w:hanging="360"/>
+      </w:pPr>
+      <w:rPr>
+        <w:rFonts w:ascii="Symbol" w:hAnsi="Symbol" w:hint="default"/>
+      </w:rPr>
+    </w:lvl>
+    <w:lvl w:ilvl="4" w:tplc="04190003" w:tentative="1">
+      <w:start w:val="1"/>
+      <w:numFmt w:val="bullet"/>
+      <w:lvlText w:val="o"/>
+      <w:lvlJc w:val="left"/>
+      <w:pPr>
+        <w:ind w:left="3240" w:hanging="360"/>
+      </w:pPr>
+      <w:rPr>
+        <w:rFonts w:ascii="Courier New" w:hAnsi="Courier New" w:cs="Courier New" w:hint="default"/>
+      </w:rPr>
+    </w:lvl>
+    <w:lvl w:ilvl="5" w:tplc="04190005" w:tentative="1">
+      <w:start w:val="1"/>
+      <w:numFmt w:val="bullet"/>
+      <w:lvlText w:val=""/>
+      <w:lvlJc w:val="left"/>
+      <w:pPr>
+        <w:ind w:left="3960" w:hanging="360"/>
+      </w:pPr>
+      <w:rPr>
+        <w:rFonts w:ascii="Wingdings" w:hAnsi="Wingdings" w:hint="default"/>
+      </w:rPr>
+    </w:lvl>
+    <w:lvl w:ilvl="6" w:tplc="04190001" w:tentative="1">
+      <w:start w:val="1"/>
+      <w:numFmt w:val="bullet"/>
+      <w:lvlText w:val=""/>
+      <w:lvlJc w:val="left"/>
+      <w:pPr>
+        <w:ind w:left="4680" w:hanging="360"/>
+      </w:pPr>
+      <w:rPr>
+        <w:rFonts w:ascii="Symbol" w:hAnsi="Symbol" w:hint="default"/>
+      </w:rPr>
+    </w:lvl>
+    <w:lvl w:ilvl="7" w:tplc="04190003" w:tentative="1">
+      <w:start w:val="1"/>
+      <w:numFmt w:val="bullet"/>
+      <w:lvlText w:val="o"/>
+      <w:lvlJc w:val="left"/>
+      <w:pPr>
+        <w:ind w:left="5400" w:hanging="360"/>
+      </w:pPr>
+      <w:rPr>
+        <w:rFonts w:ascii="Courier New" w:hAnsi="Courier New" w:cs="Courier New" w:hint="default"/>
+      </w:rPr>
+    </w:lvl>
+    <w:lvl w:ilvl="8" w:tplc="04190005" w:tentative="1">
+      <w:start w:val="1"/>
+      <w:numFmt w:val="bullet"/>
+      <w:lvlText w:val=""/>
+      <w:lvlJc w:val="left"/>
+      <w:pPr>
+        <w:ind w:left="6120" w:hanging="360"/>
+      </w:pPr>
+      <w:rPr>
+        <w:rFonts w:ascii="Wingdings" w:hAnsi="Wingdings" w:hint="default"/>
+      </w:rPr>
+    </w:lvl>
+  </w:abstractNum>
+  <w:abstractNum w:abstractNumId="12" w15:restartNumberingAfterBreak="0">
+    <w:nsid w:val="24406ABF"/>
+    <w:multiLevelType w:val="hybridMultilevel"/>
+    <w:tmpl w:val="E8024E90"/>
+    <w:lvl w:ilvl="0" w:tplc="04190001">
+      <w:start w:val="1"/>
+      <w:numFmt w:val="bullet"/>
+      <w:lvlText w:val=""/>
+      <w:lvlJc w:val="left"/>
+      <w:pPr>
+        <w:ind w:left="360" w:hanging="360"/>
+      </w:pPr>
+      <w:rPr>
+        <w:rFonts w:ascii="Symbol" w:hAnsi="Symbol" w:hint="default"/>
+      </w:rPr>
+    </w:lvl>
+    <w:lvl w:ilvl="1" w:tplc="04190003" w:tentative="1">
+      <w:start w:val="1"/>
+      <w:numFmt w:val="bullet"/>
+      <w:lvlText w:val="o"/>
+      <w:lvlJc w:val="left"/>
+      <w:pPr>
+        <w:ind w:left="1080" w:hanging="360"/>
+      </w:pPr>
+      <w:rPr>
+        <w:rFonts w:ascii="Courier New" w:hAnsi="Courier New" w:cs="Courier New" w:hint="default"/>
+      </w:rPr>
+    </w:lvl>
+    <w:lvl w:ilvl="2" w:tplc="04190005" w:tentative="1">
+      <w:start w:val="1"/>
+      <w:numFmt w:val="bullet"/>
+      <w:lvlText w:val=""/>
+      <w:lvlJc w:val="left"/>
+      <w:pPr>
+        <w:ind w:left="1800" w:hanging="360"/>
+      </w:pPr>
+      <w:rPr>
+        <w:rFonts w:ascii="Wingdings" w:hAnsi="Wingdings" w:hint="default"/>
+      </w:rPr>
+    </w:lvl>
+    <w:lvl w:ilvl="3" w:tplc="04190001" w:tentative="1">
+      <w:start w:val="1"/>
+      <w:numFmt w:val="bullet"/>
+      <w:lvlText w:val=""/>
+      <w:lvlJc w:val="left"/>
+      <w:pPr>
+        <w:ind w:left="2520" w:hanging="360"/>
+      </w:pPr>
+      <w:rPr>
+        <w:rFonts w:ascii="Symbol" w:hAnsi="Symbol" w:hint="default"/>
+      </w:rPr>
+    </w:lvl>
+    <w:lvl w:ilvl="4" w:tplc="04190003" w:tentative="1">
+      <w:start w:val="1"/>
+      <w:numFmt w:val="bullet"/>
+      <w:lvlText w:val="o"/>
+      <w:lvlJc w:val="left"/>
+      <w:pPr>
+        <w:ind w:left="3240" w:hanging="360"/>
+      </w:pPr>
+      <w:rPr>
+        <w:rFonts w:ascii="Courier New" w:hAnsi="Courier New" w:cs="Courier New" w:hint="default"/>
+      </w:rPr>
+    </w:lvl>
+    <w:lvl w:ilvl="5" w:tplc="04190005" w:tentative="1">
+      <w:start w:val="1"/>
+      <w:numFmt w:val="bullet"/>
+      <w:lvlText w:val=""/>
+      <w:lvlJc w:val="left"/>
+      <w:pPr>
+        <w:ind w:left="3960" w:hanging="360"/>
+      </w:pPr>
+      <w:rPr>
+        <w:rFonts w:ascii="Wingdings" w:hAnsi="Wingdings" w:hint="default"/>
+      </w:rPr>
+    </w:lvl>
+    <w:lvl w:ilvl="6" w:tplc="04190001" w:tentative="1">
+      <w:start w:val="1"/>
+      <w:numFmt w:val="bullet"/>
+      <w:lvlText w:val=""/>
+      <w:lvlJc w:val="left"/>
+      <w:pPr>
+        <w:ind w:left="4680" w:hanging="360"/>
+      </w:pPr>
+      <w:rPr>
+        <w:rFonts w:ascii="Symbol" w:hAnsi="Symbol" w:hint="default"/>
+      </w:rPr>
+    </w:lvl>
+    <w:lvl w:ilvl="7" w:tplc="04190003" w:tentative="1">
+      <w:start w:val="1"/>
+      <w:numFmt w:val="bullet"/>
+      <w:lvlText w:val="o"/>
+      <w:lvlJc w:val="left"/>
+      <w:pPr>
+        <w:ind w:left="5400" w:hanging="360"/>
+      </w:pPr>
+      <w:rPr>
+        <w:rFonts w:ascii="Courier New" w:hAnsi="Courier New" w:cs="Courier New" w:hint="default"/>
+      </w:rPr>
+    </w:lvl>
+    <w:lvl w:ilvl="8" w:tplc="04190005" w:tentative="1">
+      <w:start w:val="1"/>
+      <w:numFmt w:val="bullet"/>
+      <w:lvlText w:val=""/>
+      <w:lvlJc w:val="left"/>
+      <w:pPr>
+        <w:ind w:left="6120" w:hanging="360"/>
+      </w:pPr>
+      <w:rPr>
+        <w:rFonts w:ascii="Wingdings" w:hAnsi="Wingdings" w:hint="default"/>
+      </w:rPr>
+    </w:lvl>
+  </w:abstractNum>
+  <w:abstractNum w:abstractNumId="13" w15:restartNumberingAfterBreak="0">
+    <w:nsid w:val="27F87CF3"/>
+    <w:multiLevelType w:val="multilevel"/>
+    <w:tmpl w:val="A4EA3106"/>
+    <w:lvl w:ilvl="0">
+      <w:start w:val="1"/>
+      <w:numFmt w:val="bullet"/>
+      <w:lvlText w:val=""/>
+      <w:lvlJc w:val="left"/>
+      <w:pPr>
+        <w:tabs>
+          <w:tab w:val="num" w:pos="720"/>
+        </w:tabs>
+        <w:ind w:left="720" w:hanging="360"/>
+      </w:pPr>
+      <w:rPr>
+        <w:rFonts w:ascii="Symbol" w:hAnsi="Symbol" w:hint="default"/>
+        <w:sz w:val="20"/>
+      </w:rPr>
+    </w:lvl>
+    <w:lvl w:ilvl="1" w:tentative="1">
+      <w:start w:val="1"/>
+      <w:numFmt w:val="bullet"/>
+      <w:lvlText w:val="o"/>
+      <w:lvlJc w:val="left"/>
+      <w:pPr>
+        <w:tabs>
+          <w:tab w:val="num" w:pos="1440"/>
+        </w:tabs>
+        <w:ind w:left="1440" w:hanging="360"/>
+      </w:pPr>
+      <w:rPr>
+        <w:rFonts w:ascii="Courier New" w:hAnsi="Courier New" w:hint="default"/>
+        <w:sz w:val="20"/>
+      </w:rPr>
+    </w:lvl>
+    <w:lvl w:ilvl="2" w:tentative="1">
+      <w:start w:val="1"/>
+      <w:numFmt w:val="bullet"/>
+      <w:lvlText w:val=""/>
+      <w:lvlJc w:val="left"/>
+      <w:pPr>
+        <w:tabs>
+          <w:tab w:val="num" w:pos="2160"/>
+        </w:tabs>
+        <w:ind w:left="2160" w:hanging="360"/>
+      </w:pPr>
+      <w:rPr>
+        <w:rFonts w:ascii="Wingdings" w:hAnsi="Wingdings" w:hint="default"/>
+        <w:sz w:val="20"/>
+      </w:rPr>
+    </w:lvl>
+    <w:lvl w:ilvl="3" w:tentative="1">
+      <w:start w:val="1"/>
+      <w:numFmt w:val="bullet"/>
+      <w:lvlText w:val=""/>
+      <w:lvlJc w:val="left"/>
+      <w:pPr>
+        <w:tabs>
+          <w:tab w:val="num" w:pos="2880"/>
+        </w:tabs>
+        <w:ind w:left="2880" w:hanging="360"/>
+      </w:pPr>
+      <w:rPr>
+        <w:rFonts w:ascii="Wingdings" w:hAnsi="Wingdings" w:hint="default"/>
+        <w:sz w:val="20"/>
+      </w:rPr>
+    </w:lvl>
+    <w:lvl w:ilvl="4" w:tentative="1">
+      <w:start w:val="1"/>
+      <w:numFmt w:val="bullet"/>
+      <w:lvlText w:val=""/>
+      <w:lvlJc w:val="left"/>
+      <w:pPr>
+        <w:tabs>
+          <w:tab w:val="num" w:pos="3600"/>
+        </w:tabs>
+        <w:ind w:left="3600" w:hanging="360"/>
+      </w:pPr>
+      <w:rPr>
+        <w:rFonts w:ascii="Wingdings" w:hAnsi="Wingdings" w:hint="default"/>
+        <w:sz w:val="20"/>
+      </w:rPr>
+    </w:lvl>
+    <w:lvl w:ilvl="5" w:tentative="1">
+      <w:start w:val="1"/>
+      <w:numFmt w:val="bullet"/>
+      <w:lvlText w:val=""/>
+      <w:lvlJc w:val="left"/>
+      <w:pPr>
+        <w:tabs>
+          <w:tab w:val="num" w:pos="4320"/>
+        </w:tabs>
+        <w:ind w:left="4320" w:hanging="360"/>
+      </w:pPr>
+      <w:rPr>
+        <w:rFonts w:ascii="Wingdings" w:hAnsi="Wingdings" w:hint="default"/>
+        <w:sz w:val="20"/>
+      </w:rPr>
+    </w:lvl>
+    <w:lvl w:ilvl="6" w:tentative="1">
+      <w:start w:val="1"/>
+      <w:numFmt w:val="bullet"/>
+      <w:lvlText w:val=""/>
+      <w:lvlJc w:val="left"/>
+      <w:pPr>
+        <w:tabs>
+          <w:tab w:val="num" w:pos="5040"/>
+        </w:tabs>
+        <w:ind w:left="5040" w:hanging="360"/>
+      </w:pPr>
+      <w:rPr>
+        <w:rFonts w:ascii="Wingdings" w:hAnsi="Wingdings" w:hint="default"/>
+        <w:sz w:val="20"/>
+      </w:rPr>
+    </w:lvl>
+    <w:lvl w:ilvl="7" w:tentative="1">
+      <w:start w:val="1"/>
+      <w:numFmt w:val="bullet"/>
+      <w:lvlText w:val=""/>
+      <w:lvlJc w:val="left"/>
+      <w:pPr>
+        <w:tabs>
+          <w:tab w:val="num" w:pos="5760"/>
+        </w:tabs>
+        <w:ind w:left="5760" w:hanging="360"/>
+      </w:pPr>
+      <w:rPr>
+        <w:rFonts w:ascii="Wingdings" w:hAnsi="Wingdings" w:hint="default"/>
+        <w:sz w:val="20"/>
+      </w:rPr>
+    </w:lvl>
+    <w:lvl w:ilvl="8" w:tentative="1">
+      <w:start w:val="1"/>
+      <w:numFmt w:val="bullet"/>
+      <w:lvlText w:val=""/>
+      <w:lvlJc w:val="left"/>
+      <w:pPr>
+        <w:tabs>
+          <w:tab w:val="num" w:pos="6480"/>
+        </w:tabs>
+        <w:ind w:left="6480" w:hanging="360"/>
+      </w:pPr>
+      <w:rPr>
+        <w:rFonts w:ascii="Wingdings" w:hAnsi="Wingdings" w:hint="default"/>
+        <w:sz w:val="20"/>
+      </w:rPr>
+    </w:lvl>
+  </w:abstractNum>
+  <w:abstractNum w:abstractNumId="14" w15:restartNumberingAfterBreak="0">
+    <w:nsid w:val="284E6896"/>
+    <w:multiLevelType w:val="multilevel"/>
+    <w:tmpl w:val="10526A44"/>
+    <w:lvl w:ilvl="0">
+      <w:start w:val="1"/>
+      <w:numFmt w:val="bullet"/>
+      <w:lvlText w:val=""/>
+      <w:lvlJc w:val="left"/>
+      <w:pPr>
+        <w:tabs>
+          <w:tab w:val="num" w:pos="360"/>
+        </w:tabs>
+        <w:ind w:left="360" w:hanging="360"/>
+      </w:pPr>
+      <w:rPr>
+        <w:rFonts w:ascii="Symbol" w:hAnsi="Symbol" w:hint="default"/>
+        <w:sz w:val="20"/>
+      </w:rPr>
+    </w:lvl>
+    <w:lvl w:ilvl="1" w:tentative="1">
+      <w:start w:val="1"/>
+      <w:numFmt w:val="bullet"/>
+      <w:lvlText w:val="o"/>
+      <w:lvlJc w:val="left"/>
+      <w:pPr>
+        <w:tabs>
+          <w:tab w:val="num" w:pos="1080"/>
+        </w:tabs>
+        <w:ind w:left="1080" w:hanging="360"/>
+      </w:pPr>
+      <w:rPr>
+        <w:rFonts w:ascii="Courier New" w:hAnsi="Courier New" w:hint="default"/>
+        <w:sz w:val="20"/>
+      </w:rPr>
+    </w:lvl>
+    <w:lvl w:ilvl="2" w:tentative="1">
+      <w:start w:val="1"/>
+      <w:numFmt w:val="bullet"/>
+      <w:lvlText w:val=""/>
+      <w:lvlJc w:val="left"/>
+      <w:pPr>
+        <w:tabs>
+          <w:tab w:val="num" w:pos="1800"/>
+        </w:tabs>
+        <w:ind w:left="1800" w:hanging="360"/>
+      </w:pPr>
+      <w:rPr>
+        <w:rFonts w:ascii="Wingdings" w:hAnsi="Wingdings" w:hint="default"/>
+        <w:sz w:val="20"/>
+      </w:rPr>
+    </w:lvl>
+    <w:lvl w:ilvl="3" w:tentative="1">
+      <w:start w:val="1"/>
+      <w:numFmt w:val="bullet"/>
+      <w:lvlText w:val=""/>
+      <w:lvlJc w:val="left"/>
+      <w:pPr>
+        <w:tabs>
+          <w:tab w:val="num" w:pos="2520"/>
+        </w:tabs>
+        <w:ind w:left="2520" w:hanging="360"/>
+      </w:pPr>
+      <w:rPr>
+        <w:rFonts w:ascii="Wingdings" w:hAnsi="Wingdings" w:hint="default"/>
+        <w:sz w:val="20"/>
+      </w:rPr>
+    </w:lvl>
+    <w:lvl w:ilvl="4" w:tentative="1">
+      <w:start w:val="1"/>
+      <w:numFmt w:val="bullet"/>
+      <w:lvlText w:val=""/>
+      <w:lvlJc w:val="left"/>
+      <w:pPr>
+        <w:tabs>
+          <w:tab w:val="num" w:pos="3240"/>
+        </w:tabs>
+        <w:ind w:left="3240" w:hanging="360"/>
+      </w:pPr>
+      <w:rPr>
+        <w:rFonts w:ascii="Wingdings" w:hAnsi="Wingdings" w:hint="default"/>
+        <w:sz w:val="20"/>
+      </w:rPr>
+    </w:lvl>
+    <w:lvl w:ilvl="5" w:tentative="1">
+      <w:start w:val="1"/>
+      <w:numFmt w:val="bullet"/>
+      <w:lvlText w:val=""/>
+      <w:lvlJc w:val="left"/>
+      <w:pPr>
+        <w:tabs>
+          <w:tab w:val="num" w:pos="3960"/>
+        </w:tabs>
+        <w:ind w:left="3960" w:hanging="360"/>
+      </w:pPr>
+      <w:rPr>
+        <w:rFonts w:ascii="Wingdings" w:hAnsi="Wingdings" w:hint="default"/>
+        <w:sz w:val="20"/>
+      </w:rPr>
+    </w:lvl>
+    <w:lvl w:ilvl="6" w:tentative="1">
+      <w:start w:val="1"/>
+      <w:numFmt w:val="bullet"/>
+      <w:lvlText w:val=""/>
+      <w:lvlJc w:val="left"/>
+      <w:pPr>
+        <w:tabs>
+          <w:tab w:val="num" w:pos="4680"/>
+        </w:tabs>
+        <w:ind w:left="4680" w:hanging="360"/>
+      </w:pPr>
+      <w:rPr>
+        <w:rFonts w:ascii="Wingdings" w:hAnsi="Wingdings" w:hint="default"/>
+        <w:sz w:val="20"/>
+      </w:rPr>
+    </w:lvl>
+    <w:lvl w:ilvl="7" w:tentative="1">
+      <w:start w:val="1"/>
+      <w:numFmt w:val="bullet"/>
+      <w:lvlText w:val=""/>
+      <w:lvlJc w:val="left"/>
+      <w:pPr>
+        <w:tabs>
+          <w:tab w:val="num" w:pos="5400"/>
+        </w:tabs>
+        <w:ind w:left="5400" w:hanging="360"/>
+      </w:pPr>
+      <w:rPr>
+        <w:rFonts w:ascii="Wingdings" w:hAnsi="Wingdings" w:hint="default"/>
+        <w:sz w:val="20"/>
+      </w:rPr>
+    </w:lvl>
+    <w:lvl w:ilvl="8" w:tentative="1">
+      <w:start w:val="1"/>
+      <w:numFmt w:val="bullet"/>
+      <w:lvlText w:val=""/>
+      <w:lvlJc w:val="left"/>
+      <w:pPr>
+        <w:tabs>
+          <w:tab w:val="num" w:pos="6120"/>
+        </w:tabs>
+        <w:ind w:left="6120" w:hanging="360"/>
+      </w:pPr>
+      <w:rPr>
+        <w:rFonts w:ascii="Wingdings" w:hAnsi="Wingdings" w:hint="default"/>
+        <w:sz w:val="20"/>
+      </w:rPr>
+    </w:lvl>
+  </w:abstractNum>
+  <w:abstractNum w:abstractNumId="15" w15:restartNumberingAfterBreak="0">
     <w:nsid w:val="285861D2"/>
     <w:multiLevelType w:val="multilevel"/>
     <w:tmpl w:val="06E60354"/>
@@ -2255,7 +4901,7 @@
       </w:rPr>
     </w:lvl>
   </w:abstractNum>
-  <w:abstractNum w:abstractNumId="9" w15:restartNumberingAfterBreak="0">
+  <w:abstractNum w:abstractNumId="16" w15:restartNumberingAfterBreak="0">
     <w:nsid w:val="2C0162E6"/>
     <w:multiLevelType w:val="multilevel"/>
     <w:tmpl w:val="E086F130"/>
@@ -2368,7 +5014,7 @@
       </w:pPr>
     </w:lvl>
   </w:abstractNum>
-  <w:abstractNum w:abstractNumId="10" w15:restartNumberingAfterBreak="0">
+  <w:abstractNum w:abstractNumId="17" w15:restartNumberingAfterBreak="0">
     <w:nsid w:val="2DFA1620"/>
     <w:multiLevelType w:val="multilevel"/>
     <w:tmpl w:val="EFD461E0"/>
@@ -2517,7 +5163,7 @@
       </w:rPr>
     </w:lvl>
   </w:abstractNum>
-  <w:abstractNum w:abstractNumId="11" w15:restartNumberingAfterBreak="0">
+  <w:abstractNum w:abstractNumId="18" w15:restartNumberingAfterBreak="0">
     <w:nsid w:val="30DD3C61"/>
     <w:multiLevelType w:val="multilevel"/>
     <w:tmpl w:val="4858D522"/>
@@ -2666,7 +5312,7 @@
       </w:rPr>
     </w:lvl>
   </w:abstractNum>
-  <w:abstractNum w:abstractNumId="12" w15:restartNumberingAfterBreak="0">
+  <w:abstractNum w:abstractNumId="19" w15:restartNumberingAfterBreak="0">
     <w:nsid w:val="34D45DAB"/>
     <w:multiLevelType w:val="multilevel"/>
     <w:tmpl w:val="4E50CB8E"/>
@@ -2779,7 +5425,7 @@
       </w:pPr>
     </w:lvl>
   </w:abstractNum>
-  <w:abstractNum w:abstractNumId="13" w15:restartNumberingAfterBreak="0">
+  <w:abstractNum w:abstractNumId="20" w15:restartNumberingAfterBreak="0">
     <w:nsid w:val="35640CB9"/>
     <w:multiLevelType w:val="multilevel"/>
     <w:tmpl w:val="9B4C5832"/>
@@ -2928,7 +5574,7 @@
       </w:rPr>
     </w:lvl>
   </w:abstractNum>
-  <w:abstractNum w:abstractNumId="14" w15:restartNumberingAfterBreak="0">
+  <w:abstractNum w:abstractNumId="21" w15:restartNumberingAfterBreak="0">
     <w:nsid w:val="41A46FC7"/>
     <w:multiLevelType w:val="multilevel"/>
     <w:tmpl w:val="01A2FE80"/>
@@ -3077,7 +5723,7 @@
       </w:rPr>
     </w:lvl>
   </w:abstractNum>
-  <w:abstractNum w:abstractNumId="15" w15:restartNumberingAfterBreak="0">
+  <w:abstractNum w:abstractNumId="22" w15:restartNumberingAfterBreak="0">
     <w:nsid w:val="444D11F0"/>
     <w:multiLevelType w:val="multilevel"/>
     <w:tmpl w:val="8AA8BBC2"/>
@@ -3226,7 +5872,7 @@
       </w:rPr>
     </w:lvl>
   </w:abstractNum>
-  <w:abstractNum w:abstractNumId="16" w15:restartNumberingAfterBreak="0">
+  <w:abstractNum w:abstractNumId="23" w15:restartNumberingAfterBreak="0">
     <w:nsid w:val="46A44FD4"/>
     <w:multiLevelType w:val="multilevel"/>
     <w:tmpl w:val="6734BAE2"/>
@@ -3343,7 +5989,120 @@
       </w:pPr>
     </w:lvl>
   </w:abstractNum>
-  <w:abstractNum w:abstractNumId="17" w15:restartNumberingAfterBreak="0">
+  <w:abstractNum w:abstractNumId="24" w15:restartNumberingAfterBreak="0">
+    <w:nsid w:val="4C6F0A2F"/>
+    <w:multiLevelType w:val="hybridMultilevel"/>
+    <w:tmpl w:val="A02659E4"/>
+    <w:lvl w:ilvl="0" w:tplc="04190001">
+      <w:start w:val="1"/>
+      <w:numFmt w:val="bullet"/>
+      <w:lvlText w:val=""/>
+      <w:lvlJc w:val="left"/>
+      <w:pPr>
+        <w:ind w:left="360" w:hanging="360"/>
+      </w:pPr>
+      <w:rPr>
+        <w:rFonts w:ascii="Symbol" w:hAnsi="Symbol" w:hint="default"/>
+      </w:rPr>
+    </w:lvl>
+    <w:lvl w:ilvl="1" w:tplc="04190003" w:tentative="1">
+      <w:start w:val="1"/>
+      <w:numFmt w:val="bullet"/>
+      <w:lvlText w:val="o"/>
+      <w:lvlJc w:val="left"/>
+      <w:pPr>
+        <w:ind w:left="1080" w:hanging="360"/>
+      </w:pPr>
+      <w:rPr>
+        <w:rFonts w:ascii="Courier New" w:hAnsi="Courier New" w:cs="Courier New" w:hint="default"/>
+      </w:rPr>
+    </w:lvl>
+    <w:lvl w:ilvl="2" w:tplc="04190005" w:tentative="1">
+      <w:start w:val="1"/>
+      <w:numFmt w:val="bullet"/>
+      <w:lvlText w:val=""/>
+      <w:lvlJc w:val="left"/>
+      <w:pPr>
+        <w:ind w:left="1800" w:hanging="360"/>
+      </w:pPr>
+      <w:rPr>
+        <w:rFonts w:ascii="Wingdings" w:hAnsi="Wingdings" w:hint="default"/>
+      </w:rPr>
+    </w:lvl>
+    <w:lvl w:ilvl="3" w:tplc="04190001" w:tentative="1">
+      <w:start w:val="1"/>
+      <w:numFmt w:val="bullet"/>
+      <w:lvlText w:val=""/>
+      <w:lvlJc w:val="left"/>
+      <w:pPr>
+        <w:ind w:left="2520" w:hanging="360"/>
+      </w:pPr>
+      <w:rPr>
+        <w:rFonts w:ascii="Symbol" w:hAnsi="Symbol" w:hint="default"/>
+      </w:rPr>
+    </w:lvl>
+    <w:lvl w:ilvl="4" w:tplc="04190003" w:tentative="1">
+      <w:start w:val="1"/>
+      <w:numFmt w:val="bullet"/>
+      <w:lvlText w:val="o"/>
+      <w:lvlJc w:val="left"/>
+      <w:pPr>
+        <w:ind w:left="3240" w:hanging="360"/>
+      </w:pPr>
+      <w:rPr>
+        <w:rFonts w:ascii="Courier New" w:hAnsi="Courier New" w:cs="Courier New" w:hint="default"/>
+      </w:rPr>
+    </w:lvl>
+    <w:lvl w:ilvl="5" w:tplc="04190005" w:tentative="1">
+      <w:start w:val="1"/>
+      <w:numFmt w:val="bullet"/>
+      <w:lvlText w:val=""/>
+      <w:lvlJc w:val="left"/>
+      <w:pPr>
+        <w:ind w:left="3960" w:hanging="360"/>
+      </w:pPr>
+      <w:rPr>
+        <w:rFonts w:ascii="Wingdings" w:hAnsi="Wingdings" w:hint="default"/>
+      </w:rPr>
+    </w:lvl>
+    <w:lvl w:ilvl="6" w:tplc="04190001" w:tentative="1">
+      <w:start w:val="1"/>
+      <w:numFmt w:val="bullet"/>
+      <w:lvlText w:val=""/>
+      <w:lvlJc w:val="left"/>
+      <w:pPr>
+        <w:ind w:left="4680" w:hanging="360"/>
+      </w:pPr>
+      <w:rPr>
+        <w:rFonts w:ascii="Symbol" w:hAnsi="Symbol" w:hint="default"/>
+      </w:rPr>
+    </w:lvl>
+    <w:lvl w:ilvl="7" w:tplc="04190003" w:tentative="1">
+      <w:start w:val="1"/>
+      <w:numFmt w:val="bullet"/>
+      <w:lvlText w:val="o"/>
+      <w:lvlJc w:val="left"/>
+      <w:pPr>
+        <w:ind w:left="5400" w:hanging="360"/>
+      </w:pPr>
+      <w:rPr>
+        <w:rFonts w:ascii="Courier New" w:hAnsi="Courier New" w:cs="Courier New" w:hint="default"/>
+      </w:rPr>
+    </w:lvl>
+    <w:lvl w:ilvl="8" w:tplc="04190005" w:tentative="1">
+      <w:start w:val="1"/>
+      <w:numFmt w:val="bullet"/>
+      <w:lvlText w:val=""/>
+      <w:lvlJc w:val="left"/>
+      <w:pPr>
+        <w:ind w:left="6120" w:hanging="360"/>
+      </w:pPr>
+      <w:rPr>
+        <w:rFonts w:ascii="Wingdings" w:hAnsi="Wingdings" w:hint="default"/>
+      </w:rPr>
+    </w:lvl>
+  </w:abstractNum>
+  <w:abstractNum w:abstractNumId="25" w15:restartNumberingAfterBreak="0">
     <w:nsid w:val="4DF57223"/>
     <w:multiLevelType w:val="multilevel"/>
     <w:tmpl w:val="0C7A03C6"/>
@@ -3460,7 +6219,233 @@
       </w:pPr>
     </w:lvl>
   </w:abstractNum>
-  <w:abstractNum w:abstractNumId="18" w15:restartNumberingAfterBreak="0">
+  <w:abstractNum w:abstractNumId="26" w15:restartNumberingAfterBreak="0">
+    <w:nsid w:val="4EA96ACD"/>
+    <w:multiLevelType w:val="hybridMultilevel"/>
+    <w:tmpl w:val="C13E1DEE"/>
+    <w:lvl w:ilvl="0" w:tplc="04190001">
+      <w:start w:val="1"/>
+      <w:numFmt w:val="bullet"/>
+      <w:lvlText w:val=""/>
+      <w:lvlJc w:val="left"/>
+      <w:pPr>
+        <w:ind w:left="360" w:hanging="360"/>
+      </w:pPr>
+      <w:rPr>
+        <w:rFonts w:ascii="Symbol" w:hAnsi="Symbol" w:hint="default"/>
+      </w:rPr>
+    </w:lvl>
+    <w:lvl w:ilvl="1" w:tplc="04190003" w:tentative="1">
+      <w:start w:val="1"/>
+      <w:numFmt w:val="bullet"/>
+      <w:lvlText w:val="o"/>
+      <w:lvlJc w:val="left"/>
+      <w:pPr>
+        <w:ind w:left="1080" w:hanging="360"/>
+      </w:pPr>
+      <w:rPr>
+        <w:rFonts w:ascii="Courier New" w:hAnsi="Courier New" w:cs="Courier New" w:hint="default"/>
+      </w:rPr>
+    </w:lvl>
+    <w:lvl w:ilvl="2" w:tplc="04190005" w:tentative="1">
+      <w:start w:val="1"/>
+      <w:numFmt w:val="bullet"/>
+      <w:lvlText w:val=""/>
+      <w:lvlJc w:val="left"/>
+      <w:pPr>
+        <w:ind w:left="1800" w:hanging="360"/>
+      </w:pPr>
+      <w:rPr>
+        <w:rFonts w:ascii="Wingdings" w:hAnsi="Wingdings" w:hint="default"/>
+      </w:rPr>
+    </w:lvl>
+    <w:lvl w:ilvl="3" w:tplc="04190001" w:tentative="1">
+      <w:start w:val="1"/>
+      <w:numFmt w:val="bullet"/>
+      <w:lvlText w:val=""/>
+      <w:lvlJc w:val="left"/>
+      <w:pPr>
+        <w:ind w:left="2520" w:hanging="360"/>
+      </w:pPr>
+      <w:rPr>
+        <w:rFonts w:ascii="Symbol" w:hAnsi="Symbol" w:hint="default"/>
+      </w:rPr>
+    </w:lvl>
+    <w:lvl w:ilvl="4" w:tplc="04190003" w:tentative="1">
+      <w:start w:val="1"/>
+      <w:numFmt w:val="bullet"/>
+      <w:lvlText w:val="o"/>
+      <w:lvlJc w:val="left"/>
+      <w:pPr>
+        <w:ind w:left="3240" w:hanging="360"/>
+      </w:pPr>
+      <w:rPr>
+        <w:rFonts w:ascii="Courier New" w:hAnsi="Courier New" w:cs="Courier New" w:hint="default"/>
+      </w:rPr>
+    </w:lvl>
+    <w:lvl w:ilvl="5" w:tplc="04190005" w:tentative="1">
+      <w:start w:val="1"/>
+      <w:numFmt w:val="bullet"/>
+      <w:lvlText w:val=""/>
+      <w:lvlJc w:val="left"/>
+      <w:pPr>
+        <w:ind w:left="3960" w:hanging="360"/>
+      </w:pPr>
+      <w:rPr>
+        <w:rFonts w:ascii="Wingdings" w:hAnsi="Wingdings" w:hint="default"/>
+      </w:rPr>
+    </w:lvl>
+    <w:lvl w:ilvl="6" w:tplc="04190001" w:tentative="1">
+      <w:start w:val="1"/>
+      <w:numFmt w:val="bullet"/>
+      <w:lvlText w:val=""/>
+      <w:lvlJc w:val="left"/>
+      <w:pPr>
+        <w:ind w:left="4680" w:hanging="360"/>
+      </w:pPr>
+      <w:rPr>
+        <w:rFonts w:ascii="Symbol" w:hAnsi="Symbol" w:hint="default"/>
+      </w:rPr>
+    </w:lvl>
+    <w:lvl w:ilvl="7" w:tplc="04190003" w:tentative="1">
+      <w:start w:val="1"/>
+      <w:numFmt w:val="bullet"/>
+      <w:lvlText w:val="o"/>
+      <w:lvlJc w:val="left"/>
+      <w:pPr>
+        <w:ind w:left="5400" w:hanging="360"/>
+      </w:pPr>
+      <w:rPr>
+        <w:rFonts w:ascii="Courier New" w:hAnsi="Courier New" w:cs="Courier New" w:hint="default"/>
+      </w:rPr>
+    </w:lvl>
+    <w:lvl w:ilvl="8" w:tplc="04190005" w:tentative="1">
+      <w:start w:val="1"/>
+      <w:numFmt w:val="bullet"/>
+      <w:lvlText w:val=""/>
+      <w:lvlJc w:val="left"/>
+      <w:pPr>
+        <w:ind w:left="6120" w:hanging="360"/>
+      </w:pPr>
+      <w:rPr>
+        <w:rFonts w:ascii="Wingdings" w:hAnsi="Wingdings" w:hint="default"/>
+      </w:rPr>
+    </w:lvl>
+  </w:abstractNum>
+  <w:abstractNum w:abstractNumId="27" w15:restartNumberingAfterBreak="0">
+    <w:nsid w:val="527B7660"/>
+    <w:multiLevelType w:val="hybridMultilevel"/>
+    <w:tmpl w:val="2DA6B928"/>
+    <w:lvl w:ilvl="0" w:tplc="04190001">
+      <w:start w:val="1"/>
+      <w:numFmt w:val="bullet"/>
+      <w:lvlText w:val=""/>
+      <w:lvlJc w:val="left"/>
+      <w:pPr>
+        <w:ind w:left="360" w:hanging="360"/>
+      </w:pPr>
+      <w:rPr>
+        <w:rFonts w:ascii="Symbol" w:hAnsi="Symbol" w:hint="default"/>
+      </w:rPr>
+    </w:lvl>
+    <w:lvl w:ilvl="1" w:tplc="04190003" w:tentative="1">
+      <w:start w:val="1"/>
+      <w:numFmt w:val="bullet"/>
+      <w:lvlText w:val="o"/>
+      <w:lvlJc w:val="left"/>
+      <w:pPr>
+        <w:ind w:left="1080" w:hanging="360"/>
+      </w:pPr>
+      <w:rPr>
+        <w:rFonts w:ascii="Courier New" w:hAnsi="Courier New" w:cs="Courier New" w:hint="default"/>
+      </w:rPr>
+    </w:lvl>
+    <w:lvl w:ilvl="2" w:tplc="04190005" w:tentative="1">
+      <w:start w:val="1"/>
+      <w:numFmt w:val="bullet"/>
+      <w:lvlText w:val=""/>
+      <w:lvlJc w:val="left"/>
+      <w:pPr>
+        <w:ind w:left="1800" w:hanging="360"/>
+      </w:pPr>
+      <w:rPr>
+        <w:rFonts w:ascii="Wingdings" w:hAnsi="Wingdings" w:hint="default"/>
+      </w:rPr>
+    </w:lvl>
+    <w:lvl w:ilvl="3" w:tplc="04190001" w:tentative="1">
+      <w:start w:val="1"/>
+      <w:numFmt w:val="bullet"/>
+      <w:lvlText w:val=""/>
+      <w:lvlJc w:val="left"/>
+      <w:pPr>
+        <w:ind w:left="2520" w:hanging="360"/>
+      </w:pPr>
+      <w:rPr>
+        <w:rFonts w:ascii="Symbol" w:hAnsi="Symbol" w:hint="default"/>
+      </w:rPr>
+    </w:lvl>
+    <w:lvl w:ilvl="4" w:tplc="04190003" w:tentative="1">
+      <w:start w:val="1"/>
+      <w:numFmt w:val="bullet"/>
+      <w:lvlText w:val="o"/>
+      <w:lvlJc w:val="left"/>
+      <w:pPr>
+        <w:ind w:left="3240" w:hanging="360"/>
+      </w:pPr>
+      <w:rPr>
+        <w:rFonts w:ascii="Courier New" w:hAnsi="Courier New" w:cs="Courier New" w:hint="default"/>
+      </w:rPr>
+    </w:lvl>
+    <w:lvl w:ilvl="5" w:tplc="04190005" w:tentative="1">
+      <w:start w:val="1"/>
+      <w:numFmt w:val="bullet"/>
+      <w:lvlText w:val=""/>
+      <w:lvlJc w:val="left"/>
+      <w:pPr>
+        <w:ind w:left="3960" w:hanging="360"/>
+      </w:pPr>
+      <w:rPr>
+        <w:rFonts w:ascii="Wingdings" w:hAnsi="Wingdings" w:hint="default"/>
+      </w:rPr>
+    </w:lvl>
+    <w:lvl w:ilvl="6" w:tplc="04190001" w:tentative="1">
+      <w:start w:val="1"/>
+      <w:numFmt w:val="bullet"/>
+      <w:lvlText w:val=""/>
+      <w:lvlJc w:val="left"/>
+      <w:pPr>
+        <w:ind w:left="4680" w:hanging="360"/>
+      </w:pPr>
+      <w:rPr>
+        <w:rFonts w:ascii="Symbol" w:hAnsi="Symbol" w:hint="default"/>
+      </w:rPr>
+    </w:lvl>
+    <w:lvl w:ilvl="7" w:tplc="04190003" w:tentative="1">
+      <w:start w:val="1"/>
+      <w:numFmt w:val="bullet"/>
+      <w:lvlText w:val="o"/>
+      <w:lvlJc w:val="left"/>
+      <w:pPr>
+        <w:ind w:left="5400" w:hanging="360"/>
+      </w:pPr>
+      <w:rPr>
+        <w:rFonts w:ascii="Courier New" w:hAnsi="Courier New" w:cs="Courier New" w:hint="default"/>
+      </w:rPr>
+    </w:lvl>
+    <w:lvl w:ilvl="8" w:tplc="04190005" w:tentative="1">
+      <w:start w:val="1"/>
+      <w:numFmt w:val="bullet"/>
+      <w:lvlText w:val=""/>
+      <w:lvlJc w:val="left"/>
+      <w:pPr>
+        <w:ind w:left="6120" w:hanging="360"/>
+      </w:pPr>
+      <w:rPr>
+        <w:rFonts w:ascii="Wingdings" w:hAnsi="Wingdings" w:hint="default"/>
+      </w:rPr>
+    </w:lvl>
+  </w:abstractNum>
+  <w:abstractNum w:abstractNumId="28" w15:restartNumberingAfterBreak="0">
     <w:nsid w:val="53937C64"/>
     <w:multiLevelType w:val="multilevel"/>
     <w:tmpl w:val="964C5882"/>
@@ -3609,7 +6594,269 @@
       </w:rPr>
     </w:lvl>
   </w:abstractNum>
-  <w:abstractNum w:abstractNumId="19" w15:restartNumberingAfterBreak="0">
+  <w:abstractNum w:abstractNumId="29" w15:restartNumberingAfterBreak="0">
+    <w:nsid w:val="5681518D"/>
+    <w:multiLevelType w:val="hybridMultilevel"/>
+    <w:tmpl w:val="C49C410A"/>
+    <w:lvl w:ilvl="0" w:tplc="04190001">
+      <w:start w:val="1"/>
+      <w:numFmt w:val="bullet"/>
+      <w:lvlText w:val=""/>
+      <w:lvlJc w:val="left"/>
+      <w:pPr>
+        <w:ind w:left="360" w:hanging="360"/>
+      </w:pPr>
+      <w:rPr>
+        <w:rFonts w:ascii="Symbol" w:hAnsi="Symbol" w:hint="default"/>
+      </w:rPr>
+    </w:lvl>
+    <w:lvl w:ilvl="1" w:tplc="04190003" w:tentative="1">
+      <w:start w:val="1"/>
+      <w:numFmt w:val="bullet"/>
+      <w:lvlText w:val="o"/>
+      <w:lvlJc w:val="left"/>
+      <w:pPr>
+        <w:ind w:left="1080" w:hanging="360"/>
+      </w:pPr>
+      <w:rPr>
+        <w:rFonts w:ascii="Courier New" w:hAnsi="Courier New" w:cs="Courier New" w:hint="default"/>
+      </w:rPr>
+    </w:lvl>
+    <w:lvl w:ilvl="2" w:tplc="04190005" w:tentative="1">
+      <w:start w:val="1"/>
+      <w:numFmt w:val="bullet"/>
+      <w:lvlText w:val=""/>
+      <w:lvlJc w:val="left"/>
+      <w:pPr>
+        <w:ind w:left="1800" w:hanging="360"/>
+      </w:pPr>
+      <w:rPr>
+        <w:rFonts w:ascii="Wingdings" w:hAnsi="Wingdings" w:hint="default"/>
+      </w:rPr>
+    </w:lvl>
+    <w:lvl w:ilvl="3" w:tplc="04190001" w:tentative="1">
+      <w:start w:val="1"/>
+      <w:numFmt w:val="bullet"/>
+      <w:lvlText w:val=""/>
+      <w:lvlJc w:val="left"/>
+      <w:pPr>
+        <w:ind w:left="2520" w:hanging="360"/>
+      </w:pPr>
+      <w:rPr>
+        <w:rFonts w:ascii="Symbol" w:hAnsi="Symbol" w:hint="default"/>
+      </w:rPr>
+    </w:lvl>
+    <w:lvl w:ilvl="4" w:tplc="04190003" w:tentative="1">
+      <w:start w:val="1"/>
+      <w:numFmt w:val="bullet"/>
+      <w:lvlText w:val="o"/>
+      <w:lvlJc w:val="left"/>
+      <w:pPr>
+        <w:ind w:left="3240" w:hanging="360"/>
+      </w:pPr>
+      <w:rPr>
+        <w:rFonts w:ascii="Courier New" w:hAnsi="Courier New" w:cs="Courier New" w:hint="default"/>
+      </w:rPr>
+    </w:lvl>
+    <w:lvl w:ilvl="5" w:tplc="04190005" w:tentative="1">
+      <w:start w:val="1"/>
+      <w:numFmt w:val="bullet"/>
+      <w:lvlText w:val=""/>
+      <w:lvlJc w:val="left"/>
+      <w:pPr>
+        <w:ind w:left="3960" w:hanging="360"/>
+      </w:pPr>
+      <w:rPr>
+        <w:rFonts w:ascii="Wingdings" w:hAnsi="Wingdings" w:hint="default"/>
+      </w:rPr>
+    </w:lvl>
+    <w:lvl w:ilvl="6" w:tplc="04190001" w:tentative="1">
+      <w:start w:val="1"/>
+      <w:numFmt w:val="bullet"/>
+      <w:lvlText w:val=""/>
+      <w:lvlJc w:val="left"/>
+      <w:pPr>
+        <w:ind w:left="4680" w:hanging="360"/>
+      </w:pPr>
+      <w:rPr>
+        <w:rFonts w:ascii="Symbol" w:hAnsi="Symbol" w:hint="default"/>
+      </w:rPr>
+    </w:lvl>
+    <w:lvl w:ilvl="7" w:tplc="04190003" w:tentative="1">
+      <w:start w:val="1"/>
+      <w:numFmt w:val="bullet"/>
+      <w:lvlText w:val="o"/>
+      <w:lvlJc w:val="left"/>
+      <w:pPr>
+        <w:ind w:left="5400" w:hanging="360"/>
+      </w:pPr>
+      <w:rPr>
+        <w:rFonts w:ascii="Courier New" w:hAnsi="Courier New" w:cs="Courier New" w:hint="default"/>
+      </w:rPr>
+    </w:lvl>
+    <w:lvl w:ilvl="8" w:tplc="04190005" w:tentative="1">
+      <w:start w:val="1"/>
+      <w:numFmt w:val="bullet"/>
+      <w:lvlText w:val=""/>
+      <w:lvlJc w:val="left"/>
+      <w:pPr>
+        <w:ind w:left="6120" w:hanging="360"/>
+      </w:pPr>
+      <w:rPr>
+        <w:rFonts w:ascii="Wingdings" w:hAnsi="Wingdings" w:hint="default"/>
+      </w:rPr>
+    </w:lvl>
+  </w:abstractNum>
+  <w:abstractNum w:abstractNumId="30" w15:restartNumberingAfterBreak="0">
+    <w:nsid w:val="568613DE"/>
+    <w:multiLevelType w:val="multilevel"/>
+    <w:tmpl w:val="A4943716"/>
+    <w:lvl w:ilvl="0">
+      <w:start w:val="1"/>
+      <w:numFmt w:val="bullet"/>
+      <w:lvlText w:val=""/>
+      <w:lvlJc w:val="left"/>
+      <w:pPr>
+        <w:tabs>
+          <w:tab w:val="num" w:pos="360"/>
+        </w:tabs>
+        <w:ind w:left="360" w:hanging="360"/>
+      </w:pPr>
+      <w:rPr>
+        <w:rFonts w:ascii="Symbol" w:hAnsi="Symbol" w:hint="default"/>
+        <w:sz w:val="20"/>
+      </w:rPr>
+    </w:lvl>
+    <w:lvl w:ilvl="1" w:tentative="1">
+      <w:start w:val="1"/>
+      <w:numFmt w:val="bullet"/>
+      <w:lvlText w:val="o"/>
+      <w:lvlJc w:val="left"/>
+      <w:pPr>
+        <w:tabs>
+          <w:tab w:val="num" w:pos="1080"/>
+        </w:tabs>
+        <w:ind w:left="1080" w:hanging="360"/>
+      </w:pPr>
+      <w:rPr>
+        <w:rFonts w:ascii="Courier New" w:hAnsi="Courier New" w:hint="default"/>
+        <w:sz w:val="20"/>
+      </w:rPr>
+    </w:lvl>
+    <w:lvl w:ilvl="2" w:tentative="1">
+      <w:start w:val="1"/>
+      <w:numFmt w:val="bullet"/>
+      <w:lvlText w:val=""/>
+      <w:lvlJc w:val="left"/>
+      <w:pPr>
+        <w:tabs>
+          <w:tab w:val="num" w:pos="1800"/>
+        </w:tabs>
+        <w:ind w:left="1800" w:hanging="360"/>
+      </w:pPr>
+      <w:rPr>
+        <w:rFonts w:ascii="Wingdings" w:hAnsi="Wingdings" w:hint="default"/>
+        <w:sz w:val="20"/>
+      </w:rPr>
+    </w:lvl>
+    <w:lvl w:ilvl="3" w:tentative="1">
+      <w:start w:val="1"/>
+      <w:numFmt w:val="bullet"/>
+      <w:lvlText w:val=""/>
+      <w:lvlJc w:val="left"/>
+      <w:pPr>
+        <w:tabs>
+          <w:tab w:val="num" w:pos="2520"/>
+        </w:tabs>
+        <w:ind w:left="2520" w:hanging="360"/>
+      </w:pPr>
+      <w:rPr>
+        <w:rFonts w:ascii="Wingdings" w:hAnsi="Wingdings" w:hint="default"/>
+        <w:sz w:val="20"/>
+      </w:rPr>
+    </w:lvl>
+    <w:lvl w:ilvl="4" w:tentative="1">
+      <w:start w:val="1"/>
+      <w:numFmt w:val="bullet"/>
+      <w:lvlText w:val=""/>
+      <w:lvlJc w:val="left"/>
+      <w:pPr>
+        <w:tabs>
+          <w:tab w:val="num" w:pos="3240"/>
+        </w:tabs>
+        <w:ind w:left="3240" w:hanging="360"/>
+      </w:pPr>
+      <w:rPr>
+        <w:rFonts w:ascii="Wingdings" w:hAnsi="Wingdings" w:hint="default"/>
+        <w:sz w:val="20"/>
+      </w:rPr>
+    </w:lvl>
+    <w:lvl w:ilvl="5" w:tentative="1">
+      <w:start w:val="1"/>
+      <w:numFmt w:val="bullet"/>
+      <w:lvlText w:val=""/>
+      <w:lvlJc w:val="left"/>
+      <w:pPr>
+        <w:tabs>
+          <w:tab w:val="num" w:pos="3960"/>
+        </w:tabs>
+        <w:ind w:left="3960" w:hanging="360"/>
+      </w:pPr>
+      <w:rPr>
+        <w:rFonts w:ascii="Wingdings" w:hAnsi="Wingdings" w:hint="default"/>
+        <w:sz w:val="20"/>
+      </w:rPr>
+    </w:lvl>
+    <w:lvl w:ilvl="6" w:tentative="1">
+      <w:start w:val="1"/>
+      <w:numFmt w:val="bullet"/>
+      <w:lvlText w:val=""/>
+      <w:lvlJc w:val="left"/>
+      <w:pPr>
+        <w:tabs>
+          <w:tab w:val="num" w:pos="4680"/>
+        </w:tabs>
+        <w:ind w:left="4680" w:hanging="360"/>
+      </w:pPr>
+      <w:rPr>
+        <w:rFonts w:ascii="Wingdings" w:hAnsi="Wingdings" w:hint="default"/>
+        <w:sz w:val="20"/>
+      </w:rPr>
+    </w:lvl>
+    <w:lvl w:ilvl="7" w:tentative="1">
+      <w:start w:val="1"/>
+      <w:numFmt w:val="bullet"/>
+      <w:lvlText w:val=""/>
+      <w:lvlJc w:val="left"/>
+      <w:pPr>
+        <w:tabs>
+          <w:tab w:val="num" w:pos="5400"/>
+        </w:tabs>
+        <w:ind w:left="5400" w:hanging="360"/>
+      </w:pPr>
+      <w:rPr>
+        <w:rFonts w:ascii="Wingdings" w:hAnsi="Wingdings" w:hint="default"/>
+        <w:sz w:val="20"/>
+      </w:rPr>
+    </w:lvl>
+    <w:lvl w:ilvl="8" w:tentative="1">
+      <w:start w:val="1"/>
+      <w:numFmt w:val="bullet"/>
+      <w:lvlText w:val=""/>
+      <w:lvlJc w:val="left"/>
+      <w:pPr>
+        <w:tabs>
+          <w:tab w:val="num" w:pos="6120"/>
+        </w:tabs>
+        <w:ind w:left="6120" w:hanging="360"/>
+      </w:pPr>
+      <w:rPr>
+        <w:rFonts w:ascii="Wingdings" w:hAnsi="Wingdings" w:hint="default"/>
+        <w:sz w:val="20"/>
+      </w:rPr>
+    </w:lvl>
+  </w:abstractNum>
+  <w:abstractNum w:abstractNumId="31" w15:restartNumberingAfterBreak="0">
     <w:nsid w:val="5708092E"/>
     <w:multiLevelType w:val="multilevel"/>
     <w:tmpl w:val="A6B86168"/>
@@ -3722,7 +6969,120 @@
       </w:pPr>
     </w:lvl>
   </w:abstractNum>
-  <w:abstractNum w:abstractNumId="20" w15:restartNumberingAfterBreak="0">
+  <w:abstractNum w:abstractNumId="32" w15:restartNumberingAfterBreak="0">
+    <w:nsid w:val="5A9955F4"/>
+    <w:multiLevelType w:val="hybridMultilevel"/>
+    <w:tmpl w:val="7A2AFF6C"/>
+    <w:lvl w:ilvl="0" w:tplc="04190001">
+      <w:start w:val="1"/>
+      <w:numFmt w:val="bullet"/>
+      <w:lvlText w:val=""/>
+      <w:lvlJc w:val="left"/>
+      <w:pPr>
+        <w:ind w:left="360" w:hanging="360"/>
+      </w:pPr>
+      <w:rPr>
+        <w:rFonts w:ascii="Symbol" w:hAnsi="Symbol" w:hint="default"/>
+      </w:rPr>
+    </w:lvl>
+    <w:lvl w:ilvl="1" w:tplc="04190003" w:tentative="1">
+      <w:start w:val="1"/>
+      <w:numFmt w:val="bullet"/>
+      <w:lvlText w:val="o"/>
+      <w:lvlJc w:val="left"/>
+      <w:pPr>
+        <w:ind w:left="1080" w:hanging="360"/>
+      </w:pPr>
+      <w:rPr>
+        <w:rFonts w:ascii="Courier New" w:hAnsi="Courier New" w:cs="Courier New" w:hint="default"/>
+      </w:rPr>
+    </w:lvl>
+    <w:lvl w:ilvl="2" w:tplc="04190005" w:tentative="1">
+      <w:start w:val="1"/>
+      <w:numFmt w:val="bullet"/>
+      <w:lvlText w:val=""/>
+      <w:lvlJc w:val="left"/>
+      <w:pPr>
+        <w:ind w:left="1800" w:hanging="360"/>
+      </w:pPr>
+      <w:rPr>
+        <w:rFonts w:ascii="Wingdings" w:hAnsi="Wingdings" w:hint="default"/>
+      </w:rPr>
+    </w:lvl>
+    <w:lvl w:ilvl="3" w:tplc="04190001" w:tentative="1">
+      <w:start w:val="1"/>
+      <w:numFmt w:val="bullet"/>
+      <w:lvlText w:val=""/>
+      <w:lvlJc w:val="left"/>
+      <w:pPr>
+        <w:ind w:left="2520" w:hanging="360"/>
+      </w:pPr>
+      <w:rPr>
+        <w:rFonts w:ascii="Symbol" w:hAnsi="Symbol" w:hint="default"/>
+      </w:rPr>
+    </w:lvl>
+    <w:lvl w:ilvl="4" w:tplc="04190003" w:tentative="1">
+      <w:start w:val="1"/>
+      <w:numFmt w:val="bullet"/>
+      <w:lvlText w:val="o"/>
+      <w:lvlJc w:val="left"/>
+      <w:pPr>
+        <w:ind w:left="3240" w:hanging="360"/>
+      </w:pPr>
+      <w:rPr>
+        <w:rFonts w:ascii="Courier New" w:hAnsi="Courier New" w:cs="Courier New" w:hint="default"/>
+      </w:rPr>
+    </w:lvl>
+    <w:lvl w:ilvl="5" w:tplc="04190005" w:tentative="1">
+      <w:start w:val="1"/>
+      <w:numFmt w:val="bullet"/>
+      <w:lvlText w:val=""/>
+      <w:lvlJc w:val="left"/>
+      <w:pPr>
+        <w:ind w:left="3960" w:hanging="360"/>
+      </w:pPr>
+      <w:rPr>
+        <w:rFonts w:ascii="Wingdings" w:hAnsi="Wingdings" w:hint="default"/>
+      </w:rPr>
+    </w:lvl>
+    <w:lvl w:ilvl="6" w:tplc="04190001" w:tentative="1">
+      <w:start w:val="1"/>
+      <w:numFmt w:val="bullet"/>
+      <w:lvlText w:val=""/>
+      <w:lvlJc w:val="left"/>
+      <w:pPr>
+        <w:ind w:left="4680" w:hanging="360"/>
+      </w:pPr>
+      <w:rPr>
+        <w:rFonts w:ascii="Symbol" w:hAnsi="Symbol" w:hint="default"/>
+      </w:rPr>
+    </w:lvl>
+    <w:lvl w:ilvl="7" w:tplc="04190003" w:tentative="1">
+      <w:start w:val="1"/>
+      <w:numFmt w:val="bullet"/>
+      <w:lvlText w:val="o"/>
+      <w:lvlJc w:val="left"/>
+      <w:pPr>
+        <w:ind w:left="5400" w:hanging="360"/>
+      </w:pPr>
+      <w:rPr>
+        <w:rFonts w:ascii="Courier New" w:hAnsi="Courier New" w:cs="Courier New" w:hint="default"/>
+      </w:rPr>
+    </w:lvl>
+    <w:lvl w:ilvl="8" w:tplc="04190005" w:tentative="1">
+      <w:start w:val="1"/>
+      <w:numFmt w:val="bullet"/>
+      <w:lvlText w:val=""/>
+      <w:lvlJc w:val="left"/>
+      <w:pPr>
+        <w:ind w:left="6120" w:hanging="360"/>
+      </w:pPr>
+      <w:rPr>
+        <w:rFonts w:ascii="Wingdings" w:hAnsi="Wingdings" w:hint="default"/>
+      </w:rPr>
+    </w:lvl>
+  </w:abstractNum>
+  <w:abstractNum w:abstractNumId="33" w15:restartNumberingAfterBreak="0">
     <w:nsid w:val="5C324606"/>
     <w:multiLevelType w:val="multilevel"/>
     <w:tmpl w:val="1354D500"/>
@@ -3839,7 +7199,7 @@
       </w:pPr>
     </w:lvl>
   </w:abstractNum>
-  <w:abstractNum w:abstractNumId="21" w15:restartNumberingAfterBreak="0">
+  <w:abstractNum w:abstractNumId="34" w15:restartNumberingAfterBreak="0">
     <w:nsid w:val="5CA03BAF"/>
     <w:multiLevelType w:val="multilevel"/>
     <w:tmpl w:val="ECB2EB50"/>
@@ -3988,7 +7348,7 @@
       </w:rPr>
     </w:lvl>
   </w:abstractNum>
-  <w:abstractNum w:abstractNumId="22" w15:restartNumberingAfterBreak="0">
+  <w:abstractNum w:abstractNumId="35" w15:restartNumberingAfterBreak="0">
     <w:nsid w:val="5E70495C"/>
     <w:multiLevelType w:val="multilevel"/>
     <w:tmpl w:val="1EA4CC64"/>
@@ -4137,7 +7497,156 @@
       </w:rPr>
     </w:lvl>
   </w:abstractNum>
-  <w:abstractNum w:abstractNumId="23" w15:restartNumberingAfterBreak="0">
+  <w:abstractNum w:abstractNumId="36" w15:restartNumberingAfterBreak="0">
+    <w:nsid w:val="66EA6EE7"/>
+    <w:multiLevelType w:val="multilevel"/>
+    <w:tmpl w:val="D87493F8"/>
+    <w:lvl w:ilvl="0">
+      <w:start w:val="1"/>
+      <w:numFmt w:val="bullet"/>
+      <w:lvlText w:val=""/>
+      <w:lvlJc w:val="left"/>
+      <w:pPr>
+        <w:tabs>
+          <w:tab w:val="num" w:pos="360"/>
+        </w:tabs>
+        <w:ind w:left="360" w:hanging="360"/>
+      </w:pPr>
+      <w:rPr>
+        <w:rFonts w:ascii="Symbol" w:hAnsi="Symbol" w:hint="default"/>
+        <w:sz w:val="20"/>
+      </w:rPr>
+    </w:lvl>
+    <w:lvl w:ilvl="1" w:tentative="1">
+      <w:start w:val="1"/>
+      <w:numFmt w:val="bullet"/>
+      <w:lvlText w:val="o"/>
+      <w:lvlJc w:val="left"/>
+      <w:pPr>
+        <w:tabs>
+          <w:tab w:val="num" w:pos="1080"/>
+        </w:tabs>
+        <w:ind w:left="1080" w:hanging="360"/>
+      </w:pPr>
+      <w:rPr>
+        <w:rFonts w:ascii="Courier New" w:hAnsi="Courier New" w:hint="default"/>
+        <w:sz w:val="20"/>
+      </w:rPr>
+    </w:lvl>
+    <w:lvl w:ilvl="2" w:tentative="1">
+      <w:start w:val="1"/>
+      <w:numFmt w:val="bullet"/>
+      <w:lvlText w:val=""/>
+      <w:lvlJc w:val="left"/>
+      <w:pPr>
+        <w:tabs>
+          <w:tab w:val="num" w:pos="1800"/>
+        </w:tabs>
+        <w:ind w:left="1800" w:hanging="360"/>
+      </w:pPr>
+      <w:rPr>
+        <w:rFonts w:ascii="Wingdings" w:hAnsi="Wingdings" w:hint="default"/>
+        <w:sz w:val="20"/>
+      </w:rPr>
+    </w:lvl>
+    <w:lvl w:ilvl="3" w:tentative="1">
+      <w:start w:val="1"/>
+      <w:numFmt w:val="bullet"/>
+      <w:lvlText w:val=""/>
+      <w:lvlJc w:val="left"/>
+      <w:pPr>
+        <w:tabs>
+          <w:tab w:val="num" w:pos="2520"/>
+        </w:tabs>
+        <w:ind w:left="2520" w:hanging="360"/>
+      </w:pPr>
+      <w:rPr>
+        <w:rFonts w:ascii="Wingdings" w:hAnsi="Wingdings" w:hint="default"/>
+        <w:sz w:val="20"/>
+      </w:rPr>
+    </w:lvl>
+    <w:lvl w:ilvl="4" w:tentative="1">
+      <w:start w:val="1"/>
+      <w:numFmt w:val="bullet"/>
+      <w:lvlText w:val=""/>
+      <w:lvlJc w:val="left"/>
+      <w:pPr>
+        <w:tabs>
+          <w:tab w:val="num" w:pos="3240"/>
+        </w:tabs>
+        <w:ind w:left="3240" w:hanging="360"/>
+      </w:pPr>
+      <w:rPr>
+        <w:rFonts w:ascii="Wingdings" w:hAnsi="Wingdings" w:hint="default"/>
+        <w:sz w:val="20"/>
+      </w:rPr>
+    </w:lvl>
+    <w:lvl w:ilvl="5" w:tentative="1">
+      <w:start w:val="1"/>
+      <w:numFmt w:val="bullet"/>
+      <w:lvlText w:val=""/>
+      <w:lvlJc w:val="left"/>
+      <w:pPr>
+        <w:tabs>
+          <w:tab w:val="num" w:pos="3960"/>
+        </w:tabs>
+        <w:ind w:left="3960" w:hanging="360"/>
+      </w:pPr>
+      <w:rPr>
+        <w:rFonts w:ascii="Wingdings" w:hAnsi="Wingdings" w:hint="default"/>
+        <w:sz w:val="20"/>
+      </w:rPr>
+    </w:lvl>
+    <w:lvl w:ilvl="6" w:tentative="1">
+      <w:start w:val="1"/>
+      <w:numFmt w:val="bullet"/>
+      <w:lvlText w:val=""/>
+      <w:lvlJc w:val="left"/>
+      <w:pPr>
+        <w:tabs>
+          <w:tab w:val="num" w:pos="4680"/>
+        </w:tabs>
+        <w:ind w:left="4680" w:hanging="360"/>
+      </w:pPr>
+      <w:rPr>
+        <w:rFonts w:ascii="Wingdings" w:hAnsi="Wingdings" w:hint="default"/>
+        <w:sz w:val="20"/>
+      </w:rPr>
+    </w:lvl>
+    <w:lvl w:ilvl="7" w:tentative="1">
+      <w:start w:val="1"/>
+      <w:numFmt w:val="bullet"/>
+      <w:lvlText w:val=""/>
+      <w:lvlJc w:val="left"/>
+      <w:pPr>
+        <w:tabs>
+          <w:tab w:val="num" w:pos="5400"/>
+        </w:tabs>
+        <w:ind w:left="5400" w:hanging="360"/>
+      </w:pPr>
+      <w:rPr>
+        <w:rFonts w:ascii="Wingdings" w:hAnsi="Wingdings" w:hint="default"/>
+        <w:sz w:val="20"/>
+      </w:rPr>
+    </w:lvl>
+    <w:lvl w:ilvl="8" w:tentative="1">
+      <w:start w:val="1"/>
+      <w:numFmt w:val="bullet"/>
+      <w:lvlText w:val=""/>
+      <w:lvlJc w:val="left"/>
+      <w:pPr>
+        <w:tabs>
+          <w:tab w:val="num" w:pos="6120"/>
+        </w:tabs>
+        <w:ind w:left="6120" w:hanging="360"/>
+      </w:pPr>
+      <w:rPr>
+        <w:rFonts w:ascii="Wingdings" w:hAnsi="Wingdings" w:hint="default"/>
+        <w:sz w:val="20"/>
+      </w:rPr>
+    </w:lvl>
+  </w:abstractNum>
+  <w:abstractNum w:abstractNumId="37" w15:restartNumberingAfterBreak="0">
     <w:nsid w:val="68554BBF"/>
     <w:multiLevelType w:val="multilevel"/>
     <w:tmpl w:val="48F08A04"/>
@@ -4286,7 +7795,269 @@
       </w:rPr>
     </w:lvl>
   </w:abstractNum>
-  <w:abstractNum w:abstractNumId="24" w15:restartNumberingAfterBreak="0">
+  <w:abstractNum w:abstractNumId="38" w15:restartNumberingAfterBreak="0">
+    <w:nsid w:val="68943754"/>
+    <w:multiLevelType w:val="multilevel"/>
+    <w:tmpl w:val="80BC3966"/>
+    <w:lvl w:ilvl="0">
+      <w:start w:val="1"/>
+      <w:numFmt w:val="bullet"/>
+      <w:lvlText w:val=""/>
+      <w:lvlJc w:val="left"/>
+      <w:pPr>
+        <w:tabs>
+          <w:tab w:val="num" w:pos="720"/>
+        </w:tabs>
+        <w:ind w:left="720" w:hanging="360"/>
+      </w:pPr>
+      <w:rPr>
+        <w:rFonts w:ascii="Symbol" w:hAnsi="Symbol" w:hint="default"/>
+        <w:sz w:val="20"/>
+      </w:rPr>
+    </w:lvl>
+    <w:lvl w:ilvl="1" w:tentative="1">
+      <w:start w:val="1"/>
+      <w:numFmt w:val="bullet"/>
+      <w:lvlText w:val="o"/>
+      <w:lvlJc w:val="left"/>
+      <w:pPr>
+        <w:tabs>
+          <w:tab w:val="num" w:pos="1440"/>
+        </w:tabs>
+        <w:ind w:left="1440" w:hanging="360"/>
+      </w:pPr>
+      <w:rPr>
+        <w:rFonts w:ascii="Courier New" w:hAnsi="Courier New" w:hint="default"/>
+        <w:sz w:val="20"/>
+      </w:rPr>
+    </w:lvl>
+    <w:lvl w:ilvl="2" w:tentative="1">
+      <w:start w:val="1"/>
+      <w:numFmt w:val="bullet"/>
+      <w:lvlText w:val=""/>
+      <w:lvlJc w:val="left"/>
+      <w:pPr>
+        <w:tabs>
+          <w:tab w:val="num" w:pos="2160"/>
+        </w:tabs>
+        <w:ind w:left="2160" w:hanging="360"/>
+      </w:pPr>
+      <w:rPr>
+        <w:rFonts w:ascii="Wingdings" w:hAnsi="Wingdings" w:hint="default"/>
+        <w:sz w:val="20"/>
+      </w:rPr>
+    </w:lvl>
+    <w:lvl w:ilvl="3" w:tentative="1">
+      <w:start w:val="1"/>
+      <w:numFmt w:val="bullet"/>
+      <w:lvlText w:val=""/>
+      <w:lvlJc w:val="left"/>
+      <w:pPr>
+        <w:tabs>
+          <w:tab w:val="num" w:pos="2880"/>
+        </w:tabs>
+        <w:ind w:left="2880" w:hanging="360"/>
+      </w:pPr>
+      <w:rPr>
+        <w:rFonts w:ascii="Wingdings" w:hAnsi="Wingdings" w:hint="default"/>
+        <w:sz w:val="20"/>
+      </w:rPr>
+    </w:lvl>
+    <w:lvl w:ilvl="4" w:tentative="1">
+      <w:start w:val="1"/>
+      <w:numFmt w:val="bullet"/>
+      <w:lvlText w:val=""/>
+      <w:lvlJc w:val="left"/>
+      <w:pPr>
+        <w:tabs>
+          <w:tab w:val="num" w:pos="3600"/>
+        </w:tabs>
+        <w:ind w:left="3600" w:hanging="360"/>
+      </w:pPr>
+      <w:rPr>
+        <w:rFonts w:ascii="Wingdings" w:hAnsi="Wingdings" w:hint="default"/>
+        <w:sz w:val="20"/>
+      </w:rPr>
+    </w:lvl>
+    <w:lvl w:ilvl="5" w:tentative="1">
+      <w:start w:val="1"/>
+      <w:numFmt w:val="bullet"/>
+      <w:lvlText w:val=""/>
+      <w:lvlJc w:val="left"/>
+      <w:pPr>
+        <w:tabs>
+          <w:tab w:val="num" w:pos="4320"/>
+        </w:tabs>
+        <w:ind w:left="4320" w:hanging="360"/>
+      </w:pPr>
+      <w:rPr>
+        <w:rFonts w:ascii="Wingdings" w:hAnsi="Wingdings" w:hint="default"/>
+        <w:sz w:val="20"/>
+      </w:rPr>
+    </w:lvl>
+    <w:lvl w:ilvl="6" w:tentative="1">
+      <w:start w:val="1"/>
+      <w:numFmt w:val="bullet"/>
+      <w:lvlText w:val=""/>
+      <w:lvlJc w:val="left"/>
+      <w:pPr>
+        <w:tabs>
+          <w:tab w:val="num" w:pos="5040"/>
+        </w:tabs>
+        <w:ind w:left="5040" w:hanging="360"/>
+      </w:pPr>
+      <w:rPr>
+        <w:rFonts w:ascii="Wingdings" w:hAnsi="Wingdings" w:hint="default"/>
+        <w:sz w:val="20"/>
+      </w:rPr>
+    </w:lvl>
+    <w:lvl w:ilvl="7" w:tentative="1">
+      <w:start w:val="1"/>
+      <w:numFmt w:val="bullet"/>
+      <w:lvlText w:val=""/>
+      <w:lvlJc w:val="left"/>
+      <w:pPr>
+        <w:tabs>
+          <w:tab w:val="num" w:pos="5760"/>
+        </w:tabs>
+        <w:ind w:left="5760" w:hanging="360"/>
+      </w:pPr>
+      <w:rPr>
+        <w:rFonts w:ascii="Wingdings" w:hAnsi="Wingdings" w:hint="default"/>
+        <w:sz w:val="20"/>
+      </w:rPr>
+    </w:lvl>
+    <w:lvl w:ilvl="8" w:tentative="1">
+      <w:start w:val="1"/>
+      <w:numFmt w:val="bullet"/>
+      <w:lvlText w:val=""/>
+      <w:lvlJc w:val="left"/>
+      <w:pPr>
+        <w:tabs>
+          <w:tab w:val="num" w:pos="6480"/>
+        </w:tabs>
+        <w:ind w:left="6480" w:hanging="360"/>
+      </w:pPr>
+      <w:rPr>
+        <w:rFonts w:ascii="Wingdings" w:hAnsi="Wingdings" w:hint="default"/>
+        <w:sz w:val="20"/>
+      </w:rPr>
+    </w:lvl>
+  </w:abstractNum>
+  <w:abstractNum w:abstractNumId="39" w15:restartNumberingAfterBreak="0">
+    <w:nsid w:val="69D26B91"/>
+    <w:multiLevelType w:val="hybridMultilevel"/>
+    <w:tmpl w:val="B136EAF4"/>
+    <w:lvl w:ilvl="0" w:tplc="04190001">
+      <w:start w:val="1"/>
+      <w:numFmt w:val="bullet"/>
+      <w:lvlText w:val=""/>
+      <w:lvlJc w:val="left"/>
+      <w:pPr>
+        <w:ind w:left="360" w:hanging="360"/>
+      </w:pPr>
+      <w:rPr>
+        <w:rFonts w:ascii="Symbol" w:hAnsi="Symbol" w:hint="default"/>
+      </w:rPr>
+    </w:lvl>
+    <w:lvl w:ilvl="1" w:tplc="04190003" w:tentative="1">
+      <w:start w:val="1"/>
+      <w:numFmt w:val="bullet"/>
+      <w:lvlText w:val="o"/>
+      <w:lvlJc w:val="left"/>
+      <w:pPr>
+        <w:ind w:left="1080" w:hanging="360"/>
+      </w:pPr>
+      <w:rPr>
+        <w:rFonts w:ascii="Courier New" w:hAnsi="Courier New" w:cs="Courier New" w:hint="default"/>
+      </w:rPr>
+    </w:lvl>
+    <w:lvl w:ilvl="2" w:tplc="04190005" w:tentative="1">
+      <w:start w:val="1"/>
+      <w:numFmt w:val="bullet"/>
+      <w:lvlText w:val=""/>
+      <w:lvlJc w:val="left"/>
+      <w:pPr>
+        <w:ind w:left="1800" w:hanging="360"/>
+      </w:pPr>
+      <w:rPr>
+        <w:rFonts w:ascii="Wingdings" w:hAnsi="Wingdings" w:hint="default"/>
+      </w:rPr>
+    </w:lvl>
+    <w:lvl w:ilvl="3" w:tplc="04190001" w:tentative="1">
+      <w:start w:val="1"/>
+      <w:numFmt w:val="bullet"/>
+      <w:lvlText w:val=""/>
+      <w:lvlJc w:val="left"/>
+      <w:pPr>
+        <w:ind w:left="2520" w:hanging="360"/>
+      </w:pPr>
+      <w:rPr>
+        <w:rFonts w:ascii="Symbol" w:hAnsi="Symbol" w:hint="default"/>
+      </w:rPr>
+    </w:lvl>
+    <w:lvl w:ilvl="4" w:tplc="04190003" w:tentative="1">
+      <w:start w:val="1"/>
+      <w:numFmt w:val="bullet"/>
+      <w:lvlText w:val="o"/>
+      <w:lvlJc w:val="left"/>
+      <w:pPr>
+        <w:ind w:left="3240" w:hanging="360"/>
+      </w:pPr>
+      <w:rPr>
+        <w:rFonts w:ascii="Courier New" w:hAnsi="Courier New" w:cs="Courier New" w:hint="default"/>
+      </w:rPr>
+    </w:lvl>
+    <w:lvl w:ilvl="5" w:tplc="04190005" w:tentative="1">
+      <w:start w:val="1"/>
+      <w:numFmt w:val="bullet"/>
+      <w:lvlText w:val=""/>
+      <w:lvlJc w:val="left"/>
+      <w:pPr>
+        <w:ind w:left="3960" w:hanging="360"/>
+      </w:pPr>
+      <w:rPr>
+        <w:rFonts w:ascii="Wingdings" w:hAnsi="Wingdings" w:hint="default"/>
+      </w:rPr>
+    </w:lvl>
+    <w:lvl w:ilvl="6" w:tplc="04190001" w:tentative="1">
+      <w:start w:val="1"/>
+      <w:numFmt w:val="bullet"/>
+      <w:lvlText w:val=""/>
+      <w:lvlJc w:val="left"/>
+      <w:pPr>
+        <w:ind w:left="4680" w:hanging="360"/>
+      </w:pPr>
+      <w:rPr>
+        <w:rFonts w:ascii="Symbol" w:hAnsi="Symbol" w:hint="default"/>
+      </w:rPr>
+    </w:lvl>
+    <w:lvl w:ilvl="7" w:tplc="04190003" w:tentative="1">
+      <w:start w:val="1"/>
+      <w:numFmt w:val="bullet"/>
+      <w:lvlText w:val="o"/>
+      <w:lvlJc w:val="left"/>
+      <w:pPr>
+        <w:ind w:left="5400" w:hanging="360"/>
+      </w:pPr>
+      <w:rPr>
+        <w:rFonts w:ascii="Courier New" w:hAnsi="Courier New" w:cs="Courier New" w:hint="default"/>
+      </w:rPr>
+    </w:lvl>
+    <w:lvl w:ilvl="8" w:tplc="04190005" w:tentative="1">
+      <w:start w:val="1"/>
+      <w:numFmt w:val="bullet"/>
+      <w:lvlText w:val=""/>
+      <w:lvlJc w:val="left"/>
+      <w:pPr>
+        <w:ind w:left="6120" w:hanging="360"/>
+      </w:pPr>
+      <w:rPr>
+        <w:rFonts w:ascii="Wingdings" w:hAnsi="Wingdings" w:hint="default"/>
+      </w:rPr>
+    </w:lvl>
+  </w:abstractNum>
+  <w:abstractNum w:abstractNumId="40" w15:restartNumberingAfterBreak="0">
     <w:nsid w:val="6ACF6205"/>
     <w:multiLevelType w:val="multilevel"/>
     <w:tmpl w:val="49D8590E"/>
@@ -4399,7 +8170,120 @@
       </w:pPr>
     </w:lvl>
   </w:abstractNum>
-  <w:abstractNum w:abstractNumId="25" w15:restartNumberingAfterBreak="0">
+  <w:abstractNum w:abstractNumId="41" w15:restartNumberingAfterBreak="0">
+    <w:nsid w:val="6C3F7C88"/>
+    <w:multiLevelType w:val="hybridMultilevel"/>
+    <w:tmpl w:val="72E66CA6"/>
+    <w:lvl w:ilvl="0" w:tplc="04190001">
+      <w:start w:val="1"/>
+      <w:numFmt w:val="bullet"/>
+      <w:lvlText w:val=""/>
+      <w:lvlJc w:val="left"/>
+      <w:pPr>
+        <w:ind w:left="360" w:hanging="360"/>
+      </w:pPr>
+      <w:rPr>
+        <w:rFonts w:ascii="Symbol" w:hAnsi="Symbol" w:hint="default"/>
+      </w:rPr>
+    </w:lvl>
+    <w:lvl w:ilvl="1" w:tplc="04190003" w:tentative="1">
+      <w:start w:val="1"/>
+      <w:numFmt w:val="bullet"/>
+      <w:lvlText w:val="o"/>
+      <w:lvlJc w:val="left"/>
+      <w:pPr>
+        <w:ind w:left="1080" w:hanging="360"/>
+      </w:pPr>
+      <w:rPr>
+        <w:rFonts w:ascii="Courier New" w:hAnsi="Courier New" w:cs="Courier New" w:hint="default"/>
+      </w:rPr>
+    </w:lvl>
+    <w:lvl w:ilvl="2" w:tplc="04190005" w:tentative="1">
+      <w:start w:val="1"/>
+      <w:numFmt w:val="bullet"/>
+      <w:lvlText w:val=""/>
+      <w:lvlJc w:val="left"/>
+      <w:pPr>
+        <w:ind w:left="1800" w:hanging="360"/>
+      </w:pPr>
+      <w:rPr>
+        <w:rFonts w:ascii="Wingdings" w:hAnsi="Wingdings" w:hint="default"/>
+      </w:rPr>
+    </w:lvl>
+    <w:lvl w:ilvl="3" w:tplc="04190001" w:tentative="1">
+      <w:start w:val="1"/>
+      <w:numFmt w:val="bullet"/>
+      <w:lvlText w:val=""/>
+      <w:lvlJc w:val="left"/>
+      <w:pPr>
+        <w:ind w:left="2520" w:hanging="360"/>
+      </w:pPr>
+      <w:rPr>
+        <w:rFonts w:ascii="Symbol" w:hAnsi="Symbol" w:hint="default"/>
+      </w:rPr>
+    </w:lvl>
+    <w:lvl w:ilvl="4" w:tplc="04190003" w:tentative="1">
+      <w:start w:val="1"/>
+      <w:numFmt w:val="bullet"/>
+      <w:lvlText w:val="o"/>
+      <w:lvlJc w:val="left"/>
+      <w:pPr>
+        <w:ind w:left="3240" w:hanging="360"/>
+      </w:pPr>
+      <w:rPr>
+        <w:rFonts w:ascii="Courier New" w:hAnsi="Courier New" w:cs="Courier New" w:hint="default"/>
+      </w:rPr>
+    </w:lvl>
+    <w:lvl w:ilvl="5" w:tplc="04190005" w:tentative="1">
+      <w:start w:val="1"/>
+      <w:numFmt w:val="bullet"/>
+      <w:lvlText w:val=""/>
+      <w:lvlJc w:val="left"/>
+      <w:pPr>
+        <w:ind w:left="3960" w:hanging="360"/>
+      </w:pPr>
+      <w:rPr>
+        <w:rFonts w:ascii="Wingdings" w:hAnsi="Wingdings" w:hint="default"/>
+      </w:rPr>
+    </w:lvl>
+    <w:lvl w:ilvl="6" w:tplc="04190001" w:tentative="1">
+      <w:start w:val="1"/>
+      <w:numFmt w:val="bullet"/>
+      <w:lvlText w:val=""/>
+      <w:lvlJc w:val="left"/>
+      <w:pPr>
+        <w:ind w:left="4680" w:hanging="360"/>
+      </w:pPr>
+      <w:rPr>
+        <w:rFonts w:ascii="Symbol" w:hAnsi="Symbol" w:hint="default"/>
+      </w:rPr>
+    </w:lvl>
+    <w:lvl w:ilvl="7" w:tplc="04190003" w:tentative="1">
+      <w:start w:val="1"/>
+      <w:numFmt w:val="bullet"/>
+      <w:lvlText w:val="o"/>
+      <w:lvlJc w:val="left"/>
+      <w:pPr>
+        <w:ind w:left="5400" w:hanging="360"/>
+      </w:pPr>
+      <w:rPr>
+        <w:rFonts w:ascii="Courier New" w:hAnsi="Courier New" w:cs="Courier New" w:hint="default"/>
+      </w:rPr>
+    </w:lvl>
+    <w:lvl w:ilvl="8" w:tplc="04190005" w:tentative="1">
+      <w:start w:val="1"/>
+      <w:numFmt w:val="bullet"/>
+      <w:lvlText w:val=""/>
+      <w:lvlJc w:val="left"/>
+      <w:pPr>
+        <w:ind w:left="6120" w:hanging="360"/>
+      </w:pPr>
+      <w:rPr>
+        <w:rFonts w:ascii="Wingdings" w:hAnsi="Wingdings" w:hint="default"/>
+      </w:rPr>
+    </w:lvl>
+  </w:abstractNum>
+  <w:abstractNum w:abstractNumId="42" w15:restartNumberingAfterBreak="0">
     <w:nsid w:val="73195608"/>
     <w:multiLevelType w:val="multilevel"/>
     <w:tmpl w:val="4BE4DAA2"/>
@@ -4548,7 +8432,7 @@
       </w:rPr>
     </w:lvl>
   </w:abstractNum>
-  <w:abstractNum w:abstractNumId="26" w15:restartNumberingAfterBreak="0">
+  <w:abstractNum w:abstractNumId="43" w15:restartNumberingAfterBreak="0">
     <w:nsid w:val="735B35C0"/>
     <w:multiLevelType w:val="multilevel"/>
     <w:tmpl w:val="6914A16E"/>
@@ -4697,7 +8581,7 @@
       </w:rPr>
     </w:lvl>
   </w:abstractNum>
-  <w:abstractNum w:abstractNumId="27" w15:restartNumberingAfterBreak="0">
+  <w:abstractNum w:abstractNumId="44" w15:restartNumberingAfterBreak="0">
     <w:nsid w:val="79160B04"/>
     <w:multiLevelType w:val="multilevel"/>
     <w:tmpl w:val="B9441BD8"/>
@@ -4810,7 +8694,7 @@
       </w:pPr>
     </w:lvl>
   </w:abstractNum>
-  <w:abstractNum w:abstractNumId="28" w15:restartNumberingAfterBreak="0">
+  <w:abstractNum w:abstractNumId="45" w15:restartNumberingAfterBreak="0">
     <w:nsid w:val="79BE468C"/>
     <w:multiLevelType w:val="multilevel"/>
     <w:tmpl w:val="394A2944"/>
@@ -4959,92 +8843,643 @@
       </w:rPr>
     </w:lvl>
   </w:abstractNum>
+  <w:abstractNum w:abstractNumId="46" w15:restartNumberingAfterBreak="0">
+    <w:nsid w:val="7B750773"/>
+    <w:multiLevelType w:val="multilevel"/>
+    <w:tmpl w:val="107CCF7C"/>
+    <w:lvl w:ilvl="0">
+      <w:start w:val="1"/>
+      <w:numFmt w:val="bullet"/>
+      <w:lvlText w:val=""/>
+      <w:lvlJc w:val="left"/>
+      <w:pPr>
+        <w:tabs>
+          <w:tab w:val="num" w:pos="720"/>
+        </w:tabs>
+        <w:ind w:left="720" w:hanging="360"/>
+      </w:pPr>
+      <w:rPr>
+        <w:rFonts w:ascii="Symbol" w:hAnsi="Symbol" w:hint="default"/>
+        <w:sz w:val="20"/>
+      </w:rPr>
+    </w:lvl>
+    <w:lvl w:ilvl="1" w:tentative="1">
+      <w:start w:val="1"/>
+      <w:numFmt w:val="bullet"/>
+      <w:lvlText w:val="o"/>
+      <w:lvlJc w:val="left"/>
+      <w:pPr>
+        <w:tabs>
+          <w:tab w:val="num" w:pos="1440"/>
+        </w:tabs>
+        <w:ind w:left="1440" w:hanging="360"/>
+      </w:pPr>
+      <w:rPr>
+        <w:rFonts w:ascii="Courier New" w:hAnsi="Courier New" w:hint="default"/>
+        <w:sz w:val="20"/>
+      </w:rPr>
+    </w:lvl>
+    <w:lvl w:ilvl="2" w:tentative="1">
+      <w:start w:val="1"/>
+      <w:numFmt w:val="bullet"/>
+      <w:lvlText w:val=""/>
+      <w:lvlJc w:val="left"/>
+      <w:pPr>
+        <w:tabs>
+          <w:tab w:val="num" w:pos="2160"/>
+        </w:tabs>
+        <w:ind w:left="2160" w:hanging="360"/>
+      </w:pPr>
+      <w:rPr>
+        <w:rFonts w:ascii="Wingdings" w:hAnsi="Wingdings" w:hint="default"/>
+        <w:sz w:val="20"/>
+      </w:rPr>
+    </w:lvl>
+    <w:lvl w:ilvl="3" w:tentative="1">
+      <w:start w:val="1"/>
+      <w:numFmt w:val="bullet"/>
+      <w:lvlText w:val=""/>
+      <w:lvlJc w:val="left"/>
+      <w:pPr>
+        <w:tabs>
+          <w:tab w:val="num" w:pos="2880"/>
+        </w:tabs>
+        <w:ind w:left="2880" w:hanging="360"/>
+      </w:pPr>
+      <w:rPr>
+        <w:rFonts w:ascii="Wingdings" w:hAnsi="Wingdings" w:hint="default"/>
+        <w:sz w:val="20"/>
+      </w:rPr>
+    </w:lvl>
+    <w:lvl w:ilvl="4" w:tentative="1">
+      <w:start w:val="1"/>
+      <w:numFmt w:val="bullet"/>
+      <w:lvlText w:val=""/>
+      <w:lvlJc w:val="left"/>
+      <w:pPr>
+        <w:tabs>
+          <w:tab w:val="num" w:pos="3600"/>
+        </w:tabs>
+        <w:ind w:left="3600" w:hanging="360"/>
+      </w:pPr>
+      <w:rPr>
+        <w:rFonts w:ascii="Wingdings" w:hAnsi="Wingdings" w:hint="default"/>
+        <w:sz w:val="20"/>
+      </w:rPr>
+    </w:lvl>
+    <w:lvl w:ilvl="5" w:tentative="1">
+      <w:start w:val="1"/>
+      <w:numFmt w:val="bullet"/>
+      <w:lvlText w:val=""/>
+      <w:lvlJc w:val="left"/>
+      <w:pPr>
+        <w:tabs>
+          <w:tab w:val="num" w:pos="4320"/>
+        </w:tabs>
+        <w:ind w:left="4320" w:hanging="360"/>
+      </w:pPr>
+      <w:rPr>
+        <w:rFonts w:ascii="Wingdings" w:hAnsi="Wingdings" w:hint="default"/>
+        <w:sz w:val="20"/>
+      </w:rPr>
+    </w:lvl>
+    <w:lvl w:ilvl="6" w:tentative="1">
+      <w:start w:val="1"/>
+      <w:numFmt w:val="bullet"/>
+      <w:lvlText w:val=""/>
+      <w:lvlJc w:val="left"/>
+      <w:pPr>
+        <w:tabs>
+          <w:tab w:val="num" w:pos="5040"/>
+        </w:tabs>
+        <w:ind w:left="5040" w:hanging="360"/>
+      </w:pPr>
+      <w:rPr>
+        <w:rFonts w:ascii="Wingdings" w:hAnsi="Wingdings" w:hint="default"/>
+        <w:sz w:val="20"/>
+      </w:rPr>
+    </w:lvl>
+    <w:lvl w:ilvl="7" w:tentative="1">
+      <w:start w:val="1"/>
+      <w:numFmt w:val="bullet"/>
+      <w:lvlText w:val=""/>
+      <w:lvlJc w:val="left"/>
+      <w:pPr>
+        <w:tabs>
+          <w:tab w:val="num" w:pos="5760"/>
+        </w:tabs>
+        <w:ind w:left="5760" w:hanging="360"/>
+      </w:pPr>
+      <w:rPr>
+        <w:rFonts w:ascii="Wingdings" w:hAnsi="Wingdings" w:hint="default"/>
+        <w:sz w:val="20"/>
+      </w:rPr>
+    </w:lvl>
+    <w:lvl w:ilvl="8" w:tentative="1">
+      <w:start w:val="1"/>
+      <w:numFmt w:val="bullet"/>
+      <w:lvlText w:val=""/>
+      <w:lvlJc w:val="left"/>
+      <w:pPr>
+        <w:tabs>
+          <w:tab w:val="num" w:pos="6480"/>
+        </w:tabs>
+        <w:ind w:left="6480" w:hanging="360"/>
+      </w:pPr>
+      <w:rPr>
+        <w:rFonts w:ascii="Wingdings" w:hAnsi="Wingdings" w:hint="default"/>
+        <w:sz w:val="20"/>
+      </w:rPr>
+    </w:lvl>
+  </w:abstractNum>
+  <w:abstractNum w:abstractNumId="47" w15:restartNumberingAfterBreak="0">
+    <w:nsid w:val="7C44077A"/>
+    <w:multiLevelType w:val="hybridMultilevel"/>
+    <w:tmpl w:val="1C3A5280"/>
+    <w:lvl w:ilvl="0" w:tplc="04190001">
+      <w:start w:val="1"/>
+      <w:numFmt w:val="bullet"/>
+      <w:lvlText w:val=""/>
+      <w:lvlJc w:val="left"/>
+      <w:pPr>
+        <w:ind w:left="360" w:hanging="360"/>
+      </w:pPr>
+      <w:rPr>
+        <w:rFonts w:ascii="Symbol" w:hAnsi="Symbol" w:hint="default"/>
+      </w:rPr>
+    </w:lvl>
+    <w:lvl w:ilvl="1" w:tplc="04190003" w:tentative="1">
+      <w:start w:val="1"/>
+      <w:numFmt w:val="bullet"/>
+      <w:lvlText w:val="o"/>
+      <w:lvlJc w:val="left"/>
+      <w:pPr>
+        <w:ind w:left="1080" w:hanging="360"/>
+      </w:pPr>
+      <w:rPr>
+        <w:rFonts w:ascii="Courier New" w:hAnsi="Courier New" w:cs="Courier New" w:hint="default"/>
+      </w:rPr>
+    </w:lvl>
+    <w:lvl w:ilvl="2" w:tplc="04190005" w:tentative="1">
+      <w:start w:val="1"/>
+      <w:numFmt w:val="bullet"/>
+      <w:lvlText w:val=""/>
+      <w:lvlJc w:val="left"/>
+      <w:pPr>
+        <w:ind w:left="1800" w:hanging="360"/>
+      </w:pPr>
+      <w:rPr>
+        <w:rFonts w:ascii="Wingdings" w:hAnsi="Wingdings" w:hint="default"/>
+      </w:rPr>
+    </w:lvl>
+    <w:lvl w:ilvl="3" w:tplc="04190001" w:tentative="1">
+      <w:start w:val="1"/>
+      <w:numFmt w:val="bullet"/>
+      <w:lvlText w:val=""/>
+      <w:lvlJc w:val="left"/>
+      <w:pPr>
+        <w:ind w:left="2520" w:hanging="360"/>
+      </w:pPr>
+      <w:rPr>
+        <w:rFonts w:ascii="Symbol" w:hAnsi="Symbol" w:hint="default"/>
+      </w:rPr>
+    </w:lvl>
+    <w:lvl w:ilvl="4" w:tplc="04190003" w:tentative="1">
+      <w:start w:val="1"/>
+      <w:numFmt w:val="bullet"/>
+      <w:lvlText w:val="o"/>
+      <w:lvlJc w:val="left"/>
+      <w:pPr>
+        <w:ind w:left="3240" w:hanging="360"/>
+      </w:pPr>
+      <w:rPr>
+        <w:rFonts w:ascii="Courier New" w:hAnsi="Courier New" w:cs="Courier New" w:hint="default"/>
+      </w:rPr>
+    </w:lvl>
+    <w:lvl w:ilvl="5" w:tplc="04190005" w:tentative="1">
+      <w:start w:val="1"/>
+      <w:numFmt w:val="bullet"/>
+      <w:lvlText w:val=""/>
+      <w:lvlJc w:val="left"/>
+      <w:pPr>
+        <w:ind w:left="3960" w:hanging="360"/>
+      </w:pPr>
+      <w:rPr>
+        <w:rFonts w:ascii="Wingdings" w:hAnsi="Wingdings" w:hint="default"/>
+      </w:rPr>
+    </w:lvl>
+    <w:lvl w:ilvl="6" w:tplc="04190001" w:tentative="1">
+      <w:start w:val="1"/>
+      <w:numFmt w:val="bullet"/>
+      <w:lvlText w:val=""/>
+      <w:lvlJc w:val="left"/>
+      <w:pPr>
+        <w:ind w:left="4680" w:hanging="360"/>
+      </w:pPr>
+      <w:rPr>
+        <w:rFonts w:ascii="Symbol" w:hAnsi="Symbol" w:hint="default"/>
+      </w:rPr>
+    </w:lvl>
+    <w:lvl w:ilvl="7" w:tplc="04190003" w:tentative="1">
+      <w:start w:val="1"/>
+      <w:numFmt w:val="bullet"/>
+      <w:lvlText w:val="o"/>
+      <w:lvlJc w:val="left"/>
+      <w:pPr>
+        <w:ind w:left="5400" w:hanging="360"/>
+      </w:pPr>
+      <w:rPr>
+        <w:rFonts w:ascii="Courier New" w:hAnsi="Courier New" w:cs="Courier New" w:hint="default"/>
+      </w:rPr>
+    </w:lvl>
+    <w:lvl w:ilvl="8" w:tplc="04190005" w:tentative="1">
+      <w:start w:val="1"/>
+      <w:numFmt w:val="bullet"/>
+      <w:lvlText w:val=""/>
+      <w:lvlJc w:val="left"/>
+      <w:pPr>
+        <w:ind w:left="6120" w:hanging="360"/>
+      </w:pPr>
+      <w:rPr>
+        <w:rFonts w:ascii="Wingdings" w:hAnsi="Wingdings" w:hint="default"/>
+      </w:rPr>
+    </w:lvl>
+  </w:abstractNum>
+  <w:abstractNum w:abstractNumId="48" w15:restartNumberingAfterBreak="0">
+    <w:nsid w:val="7DBE245C"/>
+    <w:multiLevelType w:val="hybridMultilevel"/>
+    <w:tmpl w:val="5302E8E6"/>
+    <w:lvl w:ilvl="0" w:tplc="04190001">
+      <w:start w:val="1"/>
+      <w:numFmt w:val="bullet"/>
+      <w:lvlText w:val=""/>
+      <w:lvlJc w:val="left"/>
+      <w:pPr>
+        <w:ind w:left="360" w:hanging="360"/>
+      </w:pPr>
+      <w:rPr>
+        <w:rFonts w:ascii="Symbol" w:hAnsi="Symbol" w:hint="default"/>
+      </w:rPr>
+    </w:lvl>
+    <w:lvl w:ilvl="1" w:tplc="04190003" w:tentative="1">
+      <w:start w:val="1"/>
+      <w:numFmt w:val="bullet"/>
+      <w:lvlText w:val="o"/>
+      <w:lvlJc w:val="left"/>
+      <w:pPr>
+        <w:ind w:left="1080" w:hanging="360"/>
+      </w:pPr>
+      <w:rPr>
+        <w:rFonts w:ascii="Courier New" w:hAnsi="Courier New" w:cs="Courier New" w:hint="default"/>
+      </w:rPr>
+    </w:lvl>
+    <w:lvl w:ilvl="2" w:tplc="04190005" w:tentative="1">
+      <w:start w:val="1"/>
+      <w:numFmt w:val="bullet"/>
+      <w:lvlText w:val=""/>
+      <w:lvlJc w:val="left"/>
+      <w:pPr>
+        <w:ind w:left="1800" w:hanging="360"/>
+      </w:pPr>
+      <w:rPr>
+        <w:rFonts w:ascii="Wingdings" w:hAnsi="Wingdings" w:hint="default"/>
+      </w:rPr>
+    </w:lvl>
+    <w:lvl w:ilvl="3" w:tplc="04190001" w:tentative="1">
+      <w:start w:val="1"/>
+      <w:numFmt w:val="bullet"/>
+      <w:lvlText w:val=""/>
+      <w:lvlJc w:val="left"/>
+      <w:pPr>
+        <w:ind w:left="2520" w:hanging="360"/>
+      </w:pPr>
+      <w:rPr>
+        <w:rFonts w:ascii="Symbol" w:hAnsi="Symbol" w:hint="default"/>
+      </w:rPr>
+    </w:lvl>
+    <w:lvl w:ilvl="4" w:tplc="04190003" w:tentative="1">
+      <w:start w:val="1"/>
+      <w:numFmt w:val="bullet"/>
+      <w:lvlText w:val="o"/>
+      <w:lvlJc w:val="left"/>
+      <w:pPr>
+        <w:ind w:left="3240" w:hanging="360"/>
+      </w:pPr>
+      <w:rPr>
+        <w:rFonts w:ascii="Courier New" w:hAnsi="Courier New" w:cs="Courier New" w:hint="default"/>
+      </w:rPr>
+    </w:lvl>
+    <w:lvl w:ilvl="5" w:tplc="04190005" w:tentative="1">
+      <w:start w:val="1"/>
+      <w:numFmt w:val="bullet"/>
+      <w:lvlText w:val=""/>
+      <w:lvlJc w:val="left"/>
+      <w:pPr>
+        <w:ind w:left="3960" w:hanging="360"/>
+      </w:pPr>
+      <w:rPr>
+        <w:rFonts w:ascii="Wingdings" w:hAnsi="Wingdings" w:hint="default"/>
+      </w:rPr>
+    </w:lvl>
+    <w:lvl w:ilvl="6" w:tplc="04190001" w:tentative="1">
+      <w:start w:val="1"/>
+      <w:numFmt w:val="bullet"/>
+      <w:lvlText w:val=""/>
+      <w:lvlJc w:val="left"/>
+      <w:pPr>
+        <w:ind w:left="4680" w:hanging="360"/>
+      </w:pPr>
+      <w:rPr>
+        <w:rFonts w:ascii="Symbol" w:hAnsi="Symbol" w:hint="default"/>
+      </w:rPr>
+    </w:lvl>
+    <w:lvl w:ilvl="7" w:tplc="04190003" w:tentative="1">
+      <w:start w:val="1"/>
+      <w:numFmt w:val="bullet"/>
+      <w:lvlText w:val="o"/>
+      <w:lvlJc w:val="left"/>
+      <w:pPr>
+        <w:ind w:left="5400" w:hanging="360"/>
+      </w:pPr>
+      <w:rPr>
+        <w:rFonts w:ascii="Courier New" w:hAnsi="Courier New" w:cs="Courier New" w:hint="default"/>
+      </w:rPr>
+    </w:lvl>
+    <w:lvl w:ilvl="8" w:tplc="04190005" w:tentative="1">
+      <w:start w:val="1"/>
+      <w:numFmt w:val="bullet"/>
+      <w:lvlText w:val=""/>
+      <w:lvlJc w:val="left"/>
+      <w:pPr>
+        <w:ind w:left="6120" w:hanging="360"/>
+      </w:pPr>
+      <w:rPr>
+        <w:rFonts w:ascii="Wingdings" w:hAnsi="Wingdings" w:hint="default"/>
+      </w:rPr>
+    </w:lvl>
+  </w:abstractNum>
+  <w:abstractNum w:abstractNumId="49" w15:restartNumberingAfterBreak="0">
+    <w:nsid w:val="7FBF184D"/>
+    <w:multiLevelType w:val="hybridMultilevel"/>
+    <w:tmpl w:val="D43824C4"/>
+    <w:lvl w:ilvl="0" w:tplc="04190001">
+      <w:start w:val="1"/>
+      <w:numFmt w:val="bullet"/>
+      <w:lvlText w:val=""/>
+      <w:lvlJc w:val="left"/>
+      <w:pPr>
+        <w:ind w:left="360" w:hanging="360"/>
+      </w:pPr>
+      <w:rPr>
+        <w:rFonts w:ascii="Symbol" w:hAnsi="Symbol" w:hint="default"/>
+      </w:rPr>
+    </w:lvl>
+    <w:lvl w:ilvl="1" w:tplc="04190003" w:tentative="1">
+      <w:start w:val="1"/>
+      <w:numFmt w:val="bullet"/>
+      <w:lvlText w:val="o"/>
+      <w:lvlJc w:val="left"/>
+      <w:pPr>
+        <w:ind w:left="1080" w:hanging="360"/>
+      </w:pPr>
+      <w:rPr>
+        <w:rFonts w:ascii="Courier New" w:hAnsi="Courier New" w:cs="Courier New" w:hint="default"/>
+      </w:rPr>
+    </w:lvl>
+    <w:lvl w:ilvl="2" w:tplc="04190005" w:tentative="1">
+      <w:start w:val="1"/>
+      <w:numFmt w:val="bullet"/>
+      <w:lvlText w:val=""/>
+      <w:lvlJc w:val="left"/>
+      <w:pPr>
+        <w:ind w:left="1800" w:hanging="360"/>
+      </w:pPr>
+      <w:rPr>
+        <w:rFonts w:ascii="Wingdings" w:hAnsi="Wingdings" w:hint="default"/>
+      </w:rPr>
+    </w:lvl>
+    <w:lvl w:ilvl="3" w:tplc="04190001" w:tentative="1">
+      <w:start w:val="1"/>
+      <w:numFmt w:val="bullet"/>
+      <w:lvlText w:val=""/>
+      <w:lvlJc w:val="left"/>
+      <w:pPr>
+        <w:ind w:left="2520" w:hanging="360"/>
+      </w:pPr>
+      <w:rPr>
+        <w:rFonts w:ascii="Symbol" w:hAnsi="Symbol" w:hint="default"/>
+      </w:rPr>
+    </w:lvl>
+    <w:lvl w:ilvl="4" w:tplc="04190003" w:tentative="1">
+      <w:start w:val="1"/>
+      <w:numFmt w:val="bullet"/>
+      <w:lvlText w:val="o"/>
+      <w:lvlJc w:val="left"/>
+      <w:pPr>
+        <w:ind w:left="3240" w:hanging="360"/>
+      </w:pPr>
+      <w:rPr>
+        <w:rFonts w:ascii="Courier New" w:hAnsi="Courier New" w:cs="Courier New" w:hint="default"/>
+      </w:rPr>
+    </w:lvl>
+    <w:lvl w:ilvl="5" w:tplc="04190005" w:tentative="1">
+      <w:start w:val="1"/>
+      <w:numFmt w:val="bullet"/>
+      <w:lvlText w:val=""/>
+      <w:lvlJc w:val="left"/>
+      <w:pPr>
+        <w:ind w:left="3960" w:hanging="360"/>
+      </w:pPr>
+      <w:rPr>
+        <w:rFonts w:ascii="Wingdings" w:hAnsi="Wingdings" w:hint="default"/>
+      </w:rPr>
+    </w:lvl>
+    <w:lvl w:ilvl="6" w:tplc="04190001" w:tentative="1">
+      <w:start w:val="1"/>
+      <w:numFmt w:val="bullet"/>
+      <w:lvlText w:val=""/>
+      <w:lvlJc w:val="left"/>
+      <w:pPr>
+        <w:ind w:left="4680" w:hanging="360"/>
+      </w:pPr>
+      <w:rPr>
+        <w:rFonts w:ascii="Symbol" w:hAnsi="Symbol" w:hint="default"/>
+      </w:rPr>
+    </w:lvl>
+    <w:lvl w:ilvl="7" w:tplc="04190003" w:tentative="1">
+      <w:start w:val="1"/>
+      <w:numFmt w:val="bullet"/>
+      <w:lvlText w:val="o"/>
+      <w:lvlJc w:val="left"/>
+      <w:pPr>
+        <w:ind w:left="5400" w:hanging="360"/>
+      </w:pPr>
+      <w:rPr>
+        <w:rFonts w:ascii="Courier New" w:hAnsi="Courier New" w:cs="Courier New" w:hint="default"/>
+      </w:rPr>
+    </w:lvl>
+    <w:lvl w:ilvl="8" w:tplc="04190005" w:tentative="1">
+      <w:start w:val="1"/>
+      <w:numFmt w:val="bullet"/>
+      <w:lvlText w:val=""/>
+      <w:lvlJc w:val="left"/>
+      <w:pPr>
+        <w:ind w:left="6120" w:hanging="360"/>
+      </w:pPr>
+      <w:rPr>
+        <w:rFonts w:ascii="Wingdings" w:hAnsi="Wingdings" w:hint="default"/>
+      </w:rPr>
+    </w:lvl>
+  </w:abstractNum>
   <w:num w:numId="1" w16cid:durableId="1853717827">
-    <w:abstractNumId w:val="24"/>
+    <w:abstractNumId w:val="40"/>
   </w:num>
   <w:num w:numId="2" w16cid:durableId="292835248">
-    <w:abstractNumId w:val="17"/>
+    <w:abstractNumId w:val="25"/>
   </w:num>
   <w:num w:numId="3" w16cid:durableId="102892907">
-    <w:abstractNumId w:val="21"/>
+    <w:abstractNumId w:val="34"/>
   </w:num>
   <w:num w:numId="4" w16cid:durableId="1645888717">
-    <w:abstractNumId w:val="6"/>
+    <w:abstractNumId w:val="8"/>
   </w:num>
   <w:num w:numId="5" w16cid:durableId="1144278207">
-    <w:abstractNumId w:val="26"/>
+    <w:abstractNumId w:val="43"/>
   </w:num>
   <w:num w:numId="6" w16cid:durableId="1313217570">
-    <w:abstractNumId w:val="2"/>
+    <w:abstractNumId w:val="4"/>
   </w:num>
   <w:num w:numId="7" w16cid:durableId="1095326306">
     <w:abstractNumId w:val="0"/>
   </w:num>
   <w:num w:numId="8" w16cid:durableId="189532108">
+    <w:abstractNumId w:val="18"/>
+  </w:num>
+  <w:num w:numId="9" w16cid:durableId="985742603">
+    <w:abstractNumId w:val="22"/>
+  </w:num>
+  <w:num w:numId="10" w16cid:durableId="1986352044">
+    <w:abstractNumId w:val="20"/>
+  </w:num>
+  <w:num w:numId="11" w16cid:durableId="688799536">
+    <w:abstractNumId w:val="17"/>
+  </w:num>
+  <w:num w:numId="12" w16cid:durableId="84112023">
+    <w:abstractNumId w:val="6"/>
+  </w:num>
+  <w:num w:numId="13" w16cid:durableId="198974760">
+    <w:abstractNumId w:val="33"/>
+  </w:num>
+  <w:num w:numId="14" w16cid:durableId="31728794">
+    <w:abstractNumId w:val="5"/>
+  </w:num>
+  <w:num w:numId="15" w16cid:durableId="1692293436">
+    <w:abstractNumId w:val="28"/>
+  </w:num>
+  <w:num w:numId="16" w16cid:durableId="814495208">
+    <w:abstractNumId w:val="16"/>
+  </w:num>
+  <w:num w:numId="17" w16cid:durableId="2133016851">
+    <w:abstractNumId w:val="23"/>
+  </w:num>
+  <w:num w:numId="18" w16cid:durableId="241376662">
+    <w:abstractNumId w:val="21"/>
+  </w:num>
+  <w:num w:numId="19" w16cid:durableId="898831950">
+    <w:abstractNumId w:val="9"/>
+  </w:num>
+  <w:num w:numId="20" w16cid:durableId="1412967391">
+    <w:abstractNumId w:val="35"/>
+  </w:num>
+  <w:num w:numId="21" w16cid:durableId="1656297682">
+    <w:abstractNumId w:val="2"/>
+  </w:num>
+  <w:num w:numId="22" w16cid:durableId="282466982">
+    <w:abstractNumId w:val="42"/>
+  </w:num>
+  <w:num w:numId="23" w16cid:durableId="33963096">
+    <w:abstractNumId w:val="15"/>
+  </w:num>
+  <w:num w:numId="24" w16cid:durableId="514224469">
+    <w:abstractNumId w:val="37"/>
+  </w:num>
+  <w:num w:numId="25" w16cid:durableId="2011330862">
+    <w:abstractNumId w:val="7"/>
+  </w:num>
+  <w:num w:numId="26" w16cid:durableId="1622565501">
+    <w:abstractNumId w:val="19"/>
+  </w:num>
+  <w:num w:numId="27" w16cid:durableId="781847799">
+    <w:abstractNumId w:val="45"/>
+  </w:num>
+  <w:num w:numId="28" w16cid:durableId="981887071">
+    <w:abstractNumId w:val="44"/>
+  </w:num>
+  <w:num w:numId="29" w16cid:durableId="890724391">
+    <w:abstractNumId w:val="31"/>
+  </w:num>
+  <w:num w:numId="30" w16cid:durableId="552278459">
+    <w:abstractNumId w:val="14"/>
+  </w:num>
+  <w:num w:numId="31" w16cid:durableId="64887138">
+    <w:abstractNumId w:val="36"/>
+  </w:num>
+  <w:num w:numId="32" w16cid:durableId="1159469197">
+    <w:abstractNumId w:val="49"/>
+  </w:num>
+  <w:num w:numId="33" w16cid:durableId="1558316092">
     <w:abstractNumId w:val="11"/>
   </w:num>
-  <w:num w:numId="9" w16cid:durableId="985742603">
-    <w:abstractNumId w:val="15"/>
+  <w:num w:numId="34" w16cid:durableId="681861455">
+    <w:abstractNumId w:val="41"/>
   </w:num>
-  <w:num w:numId="10" w16cid:durableId="1986352044">
+  <w:num w:numId="35" w16cid:durableId="54858601">
+    <w:abstractNumId w:val="32"/>
+  </w:num>
+  <w:num w:numId="36" w16cid:durableId="496964475">
+    <w:abstractNumId w:val="47"/>
+  </w:num>
+  <w:num w:numId="37" w16cid:durableId="294721529">
+    <w:abstractNumId w:val="39"/>
+  </w:num>
+  <w:num w:numId="38" w16cid:durableId="626399355">
+    <w:abstractNumId w:val="46"/>
+  </w:num>
+  <w:num w:numId="39" w16cid:durableId="1731463144">
+    <w:abstractNumId w:val="1"/>
+  </w:num>
+  <w:num w:numId="40" w16cid:durableId="1636569740">
+    <w:abstractNumId w:val="30"/>
+  </w:num>
+  <w:num w:numId="41" w16cid:durableId="1955598548">
+    <w:abstractNumId w:val="27"/>
+  </w:num>
+  <w:num w:numId="42" w16cid:durableId="1982612809">
+    <w:abstractNumId w:val="3"/>
+  </w:num>
+  <w:num w:numId="43" w16cid:durableId="581764404">
+    <w:abstractNumId w:val="26"/>
+  </w:num>
+  <w:num w:numId="44" w16cid:durableId="1216500969">
+    <w:abstractNumId w:val="38"/>
+  </w:num>
+  <w:num w:numId="45" w16cid:durableId="475612642">
     <w:abstractNumId w:val="13"/>
   </w:num>
-  <w:num w:numId="11" w16cid:durableId="688799536">
+  <w:num w:numId="46" w16cid:durableId="49154882">
+    <w:abstractNumId w:val="12"/>
+  </w:num>
+  <w:num w:numId="47" w16cid:durableId="73670490">
+    <w:abstractNumId w:val="48"/>
+  </w:num>
+  <w:num w:numId="48" w16cid:durableId="1473478585">
     <w:abstractNumId w:val="10"/>
   </w:num>
-  <w:num w:numId="12" w16cid:durableId="84112023">
-    <w:abstractNumId w:val="4"/>
+  <w:num w:numId="49" w16cid:durableId="496189119">
+    <w:abstractNumId w:val="29"/>
   </w:num>
-  <w:num w:numId="13" w16cid:durableId="198974760">
-    <w:abstractNumId w:val="20"/>
-  </w:num>
-  <w:num w:numId="14" w16cid:durableId="31728794">
-    <w:abstractNumId w:val="3"/>
-  </w:num>
-  <w:num w:numId="15" w16cid:durableId="1692293436">
-    <w:abstractNumId w:val="18"/>
-  </w:num>
-  <w:num w:numId="16" w16cid:durableId="814495208">
-    <w:abstractNumId w:val="9"/>
-  </w:num>
-  <w:num w:numId="17" w16cid:durableId="2133016851">
-    <w:abstractNumId w:val="16"/>
-  </w:num>
-  <w:num w:numId="18" w16cid:durableId="241376662">
-    <w:abstractNumId w:val="14"/>
-  </w:num>
-  <w:num w:numId="19" w16cid:durableId="898831950">
-    <w:abstractNumId w:val="7"/>
-  </w:num>
-  <w:num w:numId="20" w16cid:durableId="1412967391">
-    <w:abstractNumId w:val="22"/>
-  </w:num>
-  <w:num w:numId="21" w16cid:durableId="1656297682">
-    <w:abstractNumId w:val="1"/>
-  </w:num>
-  <w:num w:numId="22" w16cid:durableId="282466982">
-    <w:abstractNumId w:val="25"/>
-  </w:num>
-  <w:num w:numId="23" w16cid:durableId="33963096">
-    <w:abstractNumId w:val="8"/>
-  </w:num>
-  <w:num w:numId="24" w16cid:durableId="514224469">
-    <w:abstractNumId w:val="23"/>
-  </w:num>
-  <w:num w:numId="25" w16cid:durableId="2011330862">
-    <w:abstractNumId w:val="5"/>
-  </w:num>
-  <w:num w:numId="26" w16cid:durableId="1622565501">
-    <w:abstractNumId w:val="12"/>
-  </w:num>
-  <w:num w:numId="27" w16cid:durableId="781847799">
-    <w:abstractNumId w:val="28"/>
-  </w:num>
-  <w:num w:numId="28" w16cid:durableId="981887071">
-    <w:abstractNumId w:val="27"/>
-  </w:num>
-  <w:num w:numId="29" w16cid:durableId="890724391">
-    <w:abstractNumId w:val="19"/>
+  <w:num w:numId="50" w16cid:durableId="194464951">
+    <w:abstractNumId w:val="24"/>
   </w:num>
   <w:numIdMacAtCleanup w:val="28"/>
 </w:numbering>
